--- a/第八届开源大赛技术报告.docx
+++ b/第八届开源大赛技术报告.docx
@@ -254,6 +254,12 @@
             <w:insideH w:val="single" w:color="auto" w:sz="4" w:space="0"/>
             <w:insideV w:val="single" w:color="auto" w:sz="4" w:space="0"/>
           </w:tblBorders>
+          <w:tblCellMar>
+            <w:top w:w="0" w:type="dxa"/>
+            <w:left w:w="108" w:type="dxa"/>
+            <w:bottom w:w="0" w:type="dxa"/>
+            <w:right w:w="108" w:type="dxa"/>
+          </w:tblCellMar>
         </w:tblPrEx>
         <w:trPr>
           <w:jc w:val="center"/>
@@ -5052,6 +5058,12 @@
             <w:insideH w:val="single" w:color="auto" w:sz="4" w:space="0"/>
             <w:insideV w:val="single" w:color="auto" w:sz="4" w:space="0"/>
           </w:tblBorders>
+          <w:tblCellMar>
+            <w:top w:w="0" w:type="dxa"/>
+            <w:left w:w="108" w:type="dxa"/>
+            <w:bottom w:w="0" w:type="dxa"/>
+            <w:right w:w="108" w:type="dxa"/>
+          </w:tblCellMar>
         </w:tblPrEx>
         <w:trPr>
           <w:jc w:val="center"/>
@@ -11173,8 +11185,20 @@
           <w:color w:val="000000"/>
           <w:sz w:val="24"/>
         </w:rPr>
-        <w:t>：[请填写项目链接]</w:t>
-      </w:r>
+        <w:t>：</w:t>
+      </w:r>
+      <w:r>
+        <w:rPr>
+          <w:rFonts w:hint="eastAsia" w:ascii="宋体" w:hAnsi="宋体"/>
+          <w:b w:val="0"/>
+          <w:i w:val="0"/>
+          <w:color w:val="000000"/>
+          <w:sz w:val="24"/>
+        </w:rPr>
+        <w:t>https://github.com/wjh55224545/Xinjing-AIGC-Agent-Platform.git</w:t>
+      </w:r>
+      <w:bookmarkStart w:id="0" w:name="_GoBack"/>
+      <w:bookmarkEnd w:id="0"/>
     </w:p>
     <w:p>
       <w:pPr>
@@ -11422,8 +11446,6 @@
       <w:pPr>
         <w:spacing w:before="40" w:after="40"/>
       </w:pPr>
-      <w:bookmarkStart w:id="0" w:name="_GoBack"/>
-      <w:bookmarkEnd w:id="0"/>
       <w:r>
         <w:rPr>
           <w:rFonts w:ascii="宋体" w:hAnsi="宋体"/>
@@ -15583,7 +15605,7 @@
     <w:lsdException w:qFormat="1" w:unhideWhenUsed="0" w:uiPriority="1" w:semiHidden="0" w:name="No Spacing"/>
     <w:lsdException w:unhideWhenUsed="0" w:uiPriority="60" w:semiHidden="0" w:name="Light Shading"/>
     <w:lsdException w:unhideWhenUsed="0" w:uiPriority="61" w:semiHidden="0" w:name="Light List"/>
-    <w:lsdException w:unhideWhenUsed="0" w:uiPriority="62" w:semiHidden="0" w:name="Light Grid"/>
+    <w:lsdException w:qFormat="1" w:unhideWhenUsed="0" w:uiPriority="62" w:semiHidden="0" w:name="Light Grid"/>
     <w:lsdException w:unhideWhenUsed="0" w:uiPriority="63" w:semiHidden="0" w:name="Medium Shading 1"/>
     <w:lsdException w:unhideWhenUsed="0" w:uiPriority="64" w:semiHidden="0" w:name="Medium Shading 2"/>
     <w:lsdException w:unhideWhenUsed="0" w:uiPriority="65" w:semiHidden="0" w:name="Medium List 1"/>
@@ -15615,7 +15637,7 @@
     <w:lsdException w:unhideWhenUsed="0" w:uiPriority="60" w:semiHidden="0" w:name="Light Shading Accent 2"/>
     <w:lsdException w:unhideWhenUsed="0" w:uiPriority="61" w:semiHidden="0" w:name="Light List Accent 2"/>
     <w:lsdException w:unhideWhenUsed="0" w:uiPriority="62" w:semiHidden="0" w:name="Light Grid Accent 2"/>
-    <w:lsdException w:unhideWhenUsed="0" w:uiPriority="63" w:semiHidden="0" w:name="Medium Shading 1 Accent 2"/>
+    <w:lsdException w:qFormat="1" w:unhideWhenUsed="0" w:uiPriority="63" w:semiHidden="0" w:name="Medium Shading 1 Accent 2"/>
     <w:lsdException w:unhideWhenUsed="0" w:uiPriority="64" w:semiHidden="0" w:name="Medium Shading 2 Accent 2"/>
     <w:lsdException w:unhideWhenUsed="0" w:uiPriority="65" w:semiHidden="0" w:name="Medium List 1 Accent 2"/>
     <w:lsdException w:unhideWhenUsed="0" w:uiPriority="66" w:semiHidden="0" w:name="Medium List 2 Accent 2"/>
@@ -15630,7 +15652,7 @@
     <w:lsdException w:unhideWhenUsed="0" w:uiPriority="61" w:semiHidden="0" w:name="Light List Accent 3"/>
     <w:lsdException w:unhideWhenUsed="0" w:uiPriority="62" w:semiHidden="0" w:name="Light Grid Accent 3"/>
     <w:lsdException w:unhideWhenUsed="0" w:uiPriority="63" w:semiHidden="0" w:name="Medium Shading 1 Accent 3"/>
-    <w:lsdException w:unhideWhenUsed="0" w:uiPriority="64" w:semiHidden="0" w:name="Medium Shading 2 Accent 3"/>
+    <w:lsdException w:qFormat="1" w:unhideWhenUsed="0" w:uiPriority="64" w:semiHidden="0" w:name="Medium Shading 2 Accent 3"/>
     <w:lsdException w:unhideWhenUsed="0" w:uiPriority="65" w:semiHidden="0" w:name="Medium List 1 Accent 3"/>
     <w:lsdException w:unhideWhenUsed="0" w:uiPriority="66" w:semiHidden="0" w:name="Medium List 2 Accent 3"/>
     <w:lsdException w:unhideWhenUsed="0" w:uiPriority="67" w:semiHidden="0" w:name="Medium Grid 1 Accent 3"/>
@@ -15669,7 +15691,7 @@
     <w:lsdException w:unhideWhenUsed="0" w:uiPriority="72" w:semiHidden="0" w:name="Colorful List Accent 5"/>
     <w:lsdException w:unhideWhenUsed="0" w:uiPriority="73" w:semiHidden="0" w:name="Colorful Grid Accent 5"/>
     <w:lsdException w:unhideWhenUsed="0" w:uiPriority="60" w:semiHidden="0" w:name="Light Shading Accent 6"/>
-    <w:lsdException w:unhideWhenUsed="0" w:uiPriority="61" w:semiHidden="0" w:name="Light List Accent 6"/>
+    <w:lsdException w:qFormat="1" w:unhideWhenUsed="0" w:uiPriority="61" w:semiHidden="0" w:name="Light List Accent 6"/>
     <w:lsdException w:unhideWhenUsed="0" w:uiPriority="62" w:semiHidden="0" w:name="Light Grid Accent 6"/>
     <w:lsdException w:unhideWhenUsed="0" w:uiPriority="63" w:semiHidden="0" w:name="Medium Shading 1 Accent 6"/>
     <w:lsdException w:unhideWhenUsed="0" w:uiPriority="64" w:semiHidden="0" w:name="Medium Shading 2 Accent 6"/>
@@ -17518,6 +17540,7 @@
   <w:style w:type="table" w:styleId="47">
     <w:name w:val="Light List Accent 6"/>
     <w:basedOn w:val="32"/>
+    <w:qFormat/>
     <w:uiPriority w:val="61"/>
     <w:pPr>
       <w:spacing w:after="0" w:line="240" w:lineRule="auto"/>
@@ -17611,6 +17634,7 @@
   <w:style w:type="table" w:styleId="48">
     <w:name w:val="Light Grid"/>
     <w:basedOn w:val="32"/>
+    <w:qFormat/>
     <w:uiPriority w:val="62"/>
     <w:pPr>
       <w:spacing w:after="0" w:line="240" w:lineRule="auto"/>
@@ -18707,6 +18731,7 @@
   <w:style w:type="table" w:styleId="57">
     <w:name w:val="Medium Shading 1 Accent 2"/>
     <w:basedOn w:val="32"/>
+    <w:qFormat/>
     <w:uiPriority w:val="63"/>
     <w:pPr>
       <w:spacing w:after="0" w:line="240" w:lineRule="auto"/>
@@ -19737,6 +19762,7 @@
   <w:style w:type="table" w:styleId="65">
     <w:name w:val="Medium Shading 2 Accent 3"/>
     <w:basedOn w:val="32"/>
+    <w:qFormat/>
     <w:uiPriority w:val="64"/>
     <w:pPr>
       <w:spacing w:after="0" w:line="240" w:lineRule="auto"/>

--- a/第八届开源大赛技术报告.docx
+++ b/第八届开源大赛技术报告.docx
@@ -26,7 +26,7 @@
           <w:rFonts w:ascii="黑体" w:hAnsi="黑体"/>
           <w:color w:val="000000"/>
         </w:rPr>
-        <w:t>心镜·AIGC智能体平台 —— 基于沐曦国产GPU与灵枢医疗大模型的多智能体心理健康AIGC系统</w:t>
+        <w:t>心镜·AIGC智能体平台 —— 基于沐曦国产GPU与moark.com Qwen3-8B的多智能体心理健康AIGC系统</w:t>
       </w:r>
     </w:p>
     <w:p>
@@ -699,7 +699,7 @@
           <w:color w:val="000000"/>
           <w:sz w:val="24"/>
         </w:rPr>
-        <w:t>灵枢 Lingshu-32B 医疗大模型</w:t>
+        <w:t>moark.com Qwen3-8B 大模型</w:t>
       </w:r>
       <w:r>
         <w:rPr>
@@ -829,7 +829,7 @@
           <w:color w:val="000000"/>
           <w:sz w:val="24"/>
         </w:rPr>
-        <w:t xml:space="preserve"> 国产GPU算力，灵枢医疗大模型，AIGC，多智能体协作，前庭振动分析，心理健康，情绪识别，LangGraph</w:t>
+        <w:t xml:space="preserve"> 国产GPU算力，moark.com Qwen3-8B，AIGC，多智能体协作，前庭振动分析，心理健康，情绪识别，LangGraph</w:t>
       </w:r>
     </w:p>
     <w:p>
@@ -1075,7 +1075,7 @@
           <w:color w:val="000000"/>
           <w:sz w:val="24"/>
         </w:rPr>
-        <w:t>当前AI应用严重依赖英伟达CUDA生态，在中美科技竞争加剧的背景下，国产GPU算力平台的生态建设与示范应用具有战略意义。本项目以沐曦MetaX GPU为算力底座，搭载灵枢Lingshu-32B国产医疗大模型，展示了国产算力从底层硬件到上层应用的全链路可行性与实际价值。</w:t>
+        <w:t>当前AI应用严重依赖英伟达CUDA生态，在中美科技竞争加剧的背景下，国产GPU算力平台的生态建设与示范应用具有战略意义。本项目以沐曦MetaX GPU为算力底座，搭载moark.com Qwen3-8B国产医疗大模型，展示了国产算力从底层硬件到上层应用的全链路可行性与实际价值。</w:t>
       </w:r>
     </w:p>
     <w:p>
@@ -1394,7 +1394,7 @@
           <w:color w:val="000000"/>
           <w:sz w:val="24"/>
         </w:rPr>
-        <w:t>：以沐曦MetaX GPU为算力底座，灵枢Lingshu-32B医疗大模型为核心推理引擎，设计5个专业智能体分工协作的架构。</w:t>
+        <w:t>：以沐曦MetaX GPU为算力底座，moark.com Qwen3-8B大模型为核心推理引擎，设计5个专业智能体分工协作的架构。</w:t>
       </w:r>
     </w:p>
     <w:p>
@@ -1429,7 +1429,7 @@
           <w:color w:val="000000"/>
           <w:sz w:val="24"/>
         </w:rPr>
-        <w:t>：基于灵枢大模型自动生成心理评估报告、个性化干预方案、家校沟通函、学生成长叙事等专业内容。</w:t>
+        <w:t>：基于moark.com 平台大模型自动生成心理评估报告、个性化干预方案、家校沟通函、学生成长叙事等专业内容。</w:t>
       </w:r>
     </w:p>
     <w:p>
@@ -1705,7 +1705,7 @@
           <w:color w:val="000000"/>
           <w:sz w:val="18"/>
         </w:rPr>
-        <w:t>│  │         多智能体协作系统 (5 Agents · 灵枢驱动)       │    │</w:t>
+        <w:t>│  │         多智能体协作系统 (5 Agents · Qwen3-8B 驱动)       │    │</w:t>
       </w:r>
     </w:p>
     <w:p>
@@ -2009,7 +2009,7 @@
           <w:color w:val="000000"/>
           <w:sz w:val="18"/>
         </w:rPr>
-        <w:t>│  │ 灵枢 Lingshu-32B     │ │ DeepSeek     │ │ 本地/自定义   │ │</w:t>
+        <w:t>│  │ moark.com Qwen3-8B     │ │ DeepSeek     │ │ 本地/自定义   │ │</w:t>
       </w:r>
     </w:p>
     <w:p>
@@ -3788,7 +3788,7 @@
           <w:color w:val="000000"/>
           <w:sz w:val="24"/>
         </w:rPr>
-        <w:t>多智能体系统是本项目的核心架构创新。系统设计了5个专业智能体，每个智能体由灵枢 Lingshu-32B 医疗大模型驱动，遵循ReAct（Reasoning + Acting）模式独立运行，由协调智能体统一调度。</w:t>
+        <w:t>多智能体系统是本项目的核心架构创新。系统设计了5个专业智能体，每个智能体由moark.com Qwen3-8B 大模型驱动，遵循ReAct（Reasoning + Acting）模式独立运行，由协调智能体统一调度。</w:t>
       </w:r>
     </w:p>
     <w:tbl>
@@ -6457,7 +6457,7 @@
           <w:color w:val="000000"/>
           <w:sz w:val="24"/>
         </w:rPr>
-        <w:t>AIGC引擎由灵枢 Lingshu-32B 医疗大模型驱动，采用"模板骨架 + LLM内容填充"的架构，在保证输出结构可控的前提下，充分利用大模型的自然语言生成能力。包含4个专业生成器：</w:t>
+        <w:t>AIGC引擎由moark.com Qwen3-8B 大模型驱动，采用"模板骨架 + LLM内容填充"的架构，在保证输出结构可控的前提下，充分利用大模型的自然语言生成能力。包含4个专业生成器：</w:t>
       </w:r>
     </w:p>
     <w:tbl>
@@ -8175,7 +8175,7 @@
                 <w:color w:val="000000"/>
                 <w:sz w:val="18"/>
               </w:rPr>
-              <w:t>灵枢 Lingshu-32B</w:t>
+              <w:t>moark.com Qwen3-8B</w:t>
             </w:r>
           </w:p>
         </w:tc>
@@ -8753,7 +8753,7 @@
           <w:color w:val="000000"/>
           <w:sz w:val="24"/>
         </w:rPr>
-        <w:t>关键技术实现：通过继承LangChain的ChatOpenAI创建ExtraBodyChatOpenAI子类，支持灵枢Lingshu-32B的非标准API参数（如top_k）；通过配置驱动的工厂模式实现平台一键切换（仅需修改</w:t>
+        <w:t>关键技术实现：通过继承LangChain的ChatOpenAI创建ExtraBodyChatOpenAI子类，支持moark.com Qwen3-8B的非标准API参数（如top_k）；通过配置驱动的工厂模式实现平台一键切换（仅需修改</w:t>
       </w:r>
       <w:r>
         <w:rPr>
@@ -9949,7 +9949,7 @@
                 <w:color w:val="000000"/>
                 <w:sz w:val="18"/>
               </w:rPr>
-              <w:t>灵枢 Lingshu-32B</w:t>
+              <w:t>moark.com Qwen3-8B</w:t>
             </w:r>
           </w:p>
         </w:tc>
@@ -13575,7 +13575,7 @@
                 <w:color w:val="000000"/>
                 <w:sz w:val="18"/>
               </w:rPr>
-              <w:t>灵枢/DeepSeek/本地平台初始化、Fallback</w:t>
+              <w:t>moark.com/DeepSeek/本地平台初始化、Fallback</w:t>
             </w:r>
           </w:p>
         </w:tc>
@@ -14044,7 +14044,7 @@
           <w:color w:val="000000"/>
           <w:sz w:val="24"/>
         </w:rPr>
-        <w:t>本项目实现了从底层沐曦MetaX GPU算力、中层灵枢Lingshu-32B医疗大模型推理引擎、到上层AIGC应用的全链路国产化闭环，展示了国产GPU AI生态在医疗健康垂直领域的实际落地能力。通过抽象的平台适配层和ExtraBodyChatOpenAI技术方案，实现了多国产算力平台的无缝切换与自动Fallback，为国产算力生态的推广应用提供了可复用的技术架构参考。</w:t>
+        <w:t>本项目实现了从底层沐曦MetaX GPU算力、中层moark.com Qwen3-8B大模型推理引擎、到上层AIGC应用的全链路国产化闭环，展示了国产GPU AI生态在医疗健康垂直领域的实际落地能力。通过抽象的平台适配层和ExtraBodyChatOpenAI技术方案，实现了多国产算力平台的无缝切换与自动Fallback，为国产算力生态的推广应用提供了可复用的技术架构参考。</w:t>
       </w:r>
     </w:p>
     <w:p>
@@ -14098,7 +14098,7 @@
           <w:color w:val="000000"/>
           <w:sz w:val="24"/>
         </w:rPr>
-        <w:t>灵枢Lingshu-32B作为32B参数级别的医疗大模型，在心理学和医学领域的推理能力优于同等规模的通用大模型。本项目将其应用于AIGC心理健康内容生成场景，包括心理评估报告、个性化干预方案、家校沟通函等专业内容，充分挖掘了医疗大模型在垂直领域的优势和潜力。三级措辞的家校沟通函设计（温和-关注-紧急）保证了沟通的专业性和安全性。</w:t>
+        <w:t>moark.com Qwen3-8B作为32B参数级别的医疗大模型，在心理学和医学领域的推理能力优于同等规模的通用大模型。本项目将其应用于AIGC心理健康内容生成场景，包括心理评估报告、个性化干预方案、家校沟通函等专业内容，充分挖掘了医疗大模型在垂直领域的优势和潜力。三级措辞的家校沟通函设计（温和-关注-紧急）保证了沟通的专业性和安全性。</w:t>
       </w:r>
     </w:p>
     <w:p>
@@ -14225,7 +14225,7 @@
           <w:color w:val="000000"/>
           <w:sz w:val="24"/>
         </w:rPr>
-        <w:t>本项目"心镜·AIGC智能体平台"成功构建了一个部署在智慧教室环境中的AI心理健康管理系统。项目以沐曦MetaX GPU国产算力为底座，搭载灵枢Lingshu-32B医疗大模型，集成VibraImage前庭振动识别引擎，通过5智能体协作架构实现了从双模态情绪感知到AIGC心理内容生成的全流程智能化。</w:t>
+        <w:t>本项目"心镜·AIGC智能体平台"成功构建了一个部署在智慧教室环境中的AI心理健康管理系统。项目以沐曦MetaX GPU国产算力为底座，搭载moark.com Qwen3-8B大模型，集成VibraImage前庭振动识别引擎，通过5智能体协作架构实现了从双模态情绪感知到AIGC心理内容生成的全流程智能化。</w:t>
       </w:r>
     </w:p>
     <w:p>
@@ -14345,7 +14345,7 @@
           <w:color w:val="000000"/>
           <w:sz w:val="24"/>
         </w:rPr>
-        <w:t>：每个Agent独立ReAct推理，灵枢驱动，协调智能体统一调度，SSE流式展示协作全过程。</w:t>
+        <w:t>：每个Agent独立ReAct推理，Qwen3-8B 驱动，协调智能体统一调度，SSE流式展示协作全过程。</w:t>
       </w:r>
     </w:p>
     <w:p>
@@ -14380,7 +14380,7 @@
           <w:color w:val="000000"/>
           <w:sz w:val="24"/>
         </w:rPr>
-        <w:t>：灵枢大模型驱动的4类AIGC内容生成，模板+LLM填充架构保证输出质量。</w:t>
+        <w:t>：moark.com 平台大模型驱动的4类AIGC内容生成，模板+LLM填充架构保证输出质量。</w:t>
       </w:r>
     </w:p>
     <w:p>
@@ -14570,7 +14570,7 @@
           <w:color w:val="000000"/>
           <w:sz w:val="24"/>
         </w:rPr>
-        <w:t>：为沐曦国产GPU+灵枢医疗大模型生态提供了可复用的应用示范，降低了后续开发者在国产算力平台上构建AI应用的门槛。</w:t>
+        <w:t>：为沐曦国产GPU+moark.com Qwen3-8B生态提供了可复用的应用示范，降低了后续开发者在国产算力平台上构建AI应用的门槛。</w:t>
       </w:r>
     </w:p>
     <w:p>
@@ -14622,7 +14622,7 @@
           <w:color w:val="000000"/>
           <w:sz w:val="24"/>
         </w:rPr>
-        <w:t>（2）灵枢大模型微调。</w:t>
+        <w:t>（2）moark.com 平台大模型微调。</w:t>
       </w:r>
       <w:r>
         <w:rPr>
@@ -14632,7 +14632,7 @@
           <w:color w:val="000000"/>
           <w:sz w:val="24"/>
         </w:rPr>
-        <w:t xml:space="preserve"> 计划基于积累的真实心理健康评估数据，对灵枢Lingshu-32B进行LoRA微调，进一步提升其心理学垂直领域的推理质量，特别是在中文校园心理健康场景下的表现。</w:t>
+        <w:t xml:space="preserve"> 计划基于积累的真实心理健康评估数据，对moark.com Qwen3-8B进行LoRA微调，进一步提升其心理学垂直领域的推理质量，特别是在中文校园心理健康场景下的表现。</w:t>
       </w:r>
     </w:p>
     <w:p>
@@ -15238,7 +15238,7 @@
           <w:color w:val="000000"/>
           <w:sz w:val="24"/>
         </w:rPr>
-        <w:t>*算力支持：沐曦MetaX GPU + 灵枢Lingshu-32B医疗大模型*</w:t>
+        <w:t>*算力支持：沐曦MetaX GPU + moark.com Qwen3-8B大模型*</w:t>
       </w:r>
     </w:p>
     <w:sectPr>

--- a/第八届开源大赛技术报告.docx
+++ b/第八届开源大赛技术报告.docx
@@ -25,7 +25,7 @@
           <w:b/>
           <w:sz w:val="32"/>
         </w:rPr>
-        <w:t>国产开源GPU AI创新生态赛 · 任务三</w:t>
+        <w:t xml:space="preserve">国产开源GPU AI创新生态赛 </w:t>
       </w:r>
     </w:p>
     <w:p/>
@@ -69,51 +69,227 @@
         <w:t>MindMirror AIGC Agent Platform</w:t>
       </w:r>
     </w:p>
-    <w:p/>
     <w:p>
       <w:pPr>
         <w:jc w:val="center"/>
-      </w:pPr>
-      <w:r>
-        <w:rPr>
-          <w:rFonts w:ascii="宋体" w:hAnsi="宋体" w:eastAsia="宋体"/>
-          <w:b/>
-          <w:sz w:val="28"/>
-        </w:rPr>
-        <w:t>码到成功队</w:t>
-      </w:r>
-    </w:p>
-    <w:p>
-      <w:pPr>
-        <w:jc w:val="center"/>
-      </w:pPr>
-      <w:r>
         <w:rPr>
           <w:rFonts w:ascii="宋体" w:hAnsi="宋体" w:eastAsia="宋体"/>
           <w:b w:val="0"/>
           <w:sz w:val="24"/>
         </w:rPr>
+      </w:pPr>
+    </w:p>
+    <w:p>
+      <w:pPr>
+        <w:ind w:firstLine="1960" w:firstLineChars="700"/>
+        <w:jc w:val="left"/>
+        <w:rPr>
+          <w:sz w:val="28"/>
+          <w:szCs w:val="24"/>
+        </w:rPr>
+      </w:pPr>
+      <w:r>
+        <w:rPr>
+          <w:rFonts w:ascii="宋体" w:hAnsi="宋体" w:eastAsia="宋体"/>
+          <w:b w:val="0"/>
+          <w:sz w:val="28"/>
+          <w:szCs w:val="24"/>
+        </w:rPr>
         <w:t>队长：王建豪 | 队员：吴锴嘉、何柏翰</w:t>
       </w:r>
     </w:p>
     <w:p>
       <w:pPr>
+        <w:ind w:firstLine="1960" w:firstLineChars="700"/>
+        <w:jc w:val="left"/>
+        <w:rPr>
+          <w:rFonts w:ascii="宋体" w:hAnsi="宋体" w:eastAsia="宋体"/>
+          <w:b w:val="0"/>
+          <w:sz w:val="28"/>
+          <w:szCs w:val="24"/>
+        </w:rPr>
+      </w:pPr>
+      <w:r>
+        <w:rPr>
+          <w:rFonts w:ascii="宋体" w:hAnsi="宋体" w:eastAsia="宋体"/>
+          <w:b w:val="0"/>
+          <w:sz w:val="28"/>
+          <w:szCs w:val="24"/>
+        </w:rPr>
+        <w:t>指导老师：刘寿强 | 华南师范大学</w:t>
+      </w:r>
+    </w:p>
+    <w:p>
+      <w:pPr>
+        <w:ind w:firstLine="1960" w:firstLineChars="700"/>
+        <w:jc w:val="left"/>
+        <w:rPr>
+          <w:rFonts w:hint="default" w:ascii="宋体" w:hAnsi="宋体" w:eastAsia="宋体"/>
+          <w:b w:val="0"/>
+          <w:sz w:val="28"/>
+          <w:szCs w:val="24"/>
+          <w:lang w:val="en-US" w:eastAsia="zh-CN"/>
+        </w:rPr>
+      </w:pPr>
+      <w:r>
+        <w:rPr>
+          <w:rFonts w:hint="eastAsia"/>
+          <w:b w:val="0"/>
+          <w:sz w:val="28"/>
+          <w:szCs w:val="24"/>
+          <w:lang w:val="en-US" w:eastAsia="zh-CN"/>
+        </w:rPr>
+        <w:t>联系方式：18928109264</w:t>
+      </w:r>
+    </w:p>
+    <w:p>
+      <w:pPr>
         <w:jc w:val="center"/>
+        <w:rPr>
+          <w:rFonts w:hint="default" w:ascii="宋体" w:hAnsi="宋体" w:eastAsia="宋体"/>
+          <w:b w:val="0"/>
+          <w:sz w:val="28"/>
+          <w:szCs w:val="24"/>
+          <w:lang w:val="en-US" w:eastAsia="zh-CN"/>
+        </w:rPr>
       </w:pPr>
       <w:r>
+        <w:rPr>
+          <w:rFonts w:hint="eastAsia"/>
+          <w:b w:val="0"/>
+          <w:sz w:val="28"/>
+          <w:szCs w:val="24"/>
+          <w:lang w:val="en-US" w:eastAsia="zh-CN"/>
+        </w:rPr>
+        <w:t xml:space="preserve">    作品地址：</w:t>
+      </w:r>
+      <w:bookmarkStart w:id="23" w:name="_GoBack"/>
+      <w:bookmarkEnd w:id="23"/>
+      <w:r>
+        <w:rPr>
+          <w:rFonts w:hint="eastAsia"/>
+          <w:b w:val="0"/>
+          <w:color w:val="auto"/>
+          <w:sz w:val="28"/>
+          <w:szCs w:val="24"/>
+          <w:u w:val="none"/>
+          <w:lang w:val="en-US" w:eastAsia="zh-CN"/>
+        </w:rPr>
+        <w:t>https://www.gitlink.org.cn/w55224545/Xinjing</w:t>
+      </w:r>
+      <w:r>
+        <w:rPr>
+          <w:rFonts w:hint="eastAsia"/>
+          <w:b w:val="0"/>
+          <w:sz w:val="28"/>
+          <w:szCs w:val="24"/>
+          <w:lang w:val="en-US" w:eastAsia="zh-CN"/>
+        </w:rPr>
+        <w:t>-AIGC-Agent-Platform</w:t>
+      </w:r>
+    </w:p>
+    <w:p>
+      <w:pPr>
+        <w:jc w:val="center"/>
         <w:rPr>
           <w:rFonts w:ascii="宋体" w:hAnsi="宋体" w:eastAsia="宋体"/>
           <w:b w:val="0"/>
           <w:sz w:val="24"/>
         </w:rPr>
-        <w:t>指导老师：刘寿强 | 华南师范大学</w:t>
-      </w:r>
+      </w:pPr>
     </w:p>
     <w:p>
-      <w:r>
-        <w:br w:type="page"/>
-      </w:r>
+      <w:pPr>
+        <w:jc w:val="center"/>
+        <w:rPr>
+          <w:rFonts w:ascii="宋体" w:hAnsi="宋体" w:eastAsia="宋体"/>
+          <w:b w:val="0"/>
+          <w:sz w:val="24"/>
+        </w:rPr>
+      </w:pPr>
     </w:p>
+    <w:p>
+      <w:pPr>
+        <w:jc w:val="center"/>
+        <w:rPr>
+          <w:rFonts w:ascii="宋体" w:hAnsi="宋体" w:eastAsia="宋体"/>
+          <w:b w:val="0"/>
+          <w:sz w:val="24"/>
+        </w:rPr>
+      </w:pPr>
+    </w:p>
+    <w:p>
+      <w:pPr>
+        <w:jc w:val="center"/>
+        <w:rPr>
+          <w:rFonts w:ascii="宋体" w:hAnsi="宋体" w:eastAsia="宋体"/>
+          <w:b w:val="0"/>
+          <w:sz w:val="24"/>
+        </w:rPr>
+      </w:pPr>
+    </w:p>
+    <w:p>
+      <w:pPr>
+        <w:jc w:val="center"/>
+        <w:rPr>
+          <w:rFonts w:ascii="宋体" w:hAnsi="宋体" w:eastAsia="宋体"/>
+          <w:b w:val="0"/>
+          <w:sz w:val="24"/>
+        </w:rPr>
+      </w:pPr>
+    </w:p>
+    <w:p>
+      <w:pPr>
+        <w:jc w:val="center"/>
+        <w:rPr>
+          <w:rFonts w:ascii="宋体" w:hAnsi="宋体" w:eastAsia="宋体"/>
+          <w:b w:val="0"/>
+          <w:sz w:val="24"/>
+        </w:rPr>
+      </w:pPr>
+    </w:p>
+    <w:p>
+      <w:pPr>
+        <w:jc w:val="center"/>
+        <w:rPr>
+          <w:rFonts w:ascii="宋体" w:hAnsi="宋体" w:eastAsia="宋体"/>
+          <w:b w:val="0"/>
+          <w:sz w:val="24"/>
+        </w:rPr>
+      </w:pPr>
+    </w:p>
+    <w:p>
+      <w:pPr>
+        <w:jc w:val="center"/>
+        <w:rPr>
+          <w:rFonts w:ascii="宋体" w:hAnsi="宋体" w:eastAsia="宋体"/>
+          <w:b w:val="0"/>
+          <w:sz w:val="24"/>
+        </w:rPr>
+      </w:pPr>
+    </w:p>
+    <w:p>
+      <w:pPr>
+        <w:jc w:val="center"/>
+        <w:rPr>
+          <w:rFonts w:ascii="宋体" w:hAnsi="宋体" w:eastAsia="宋体"/>
+          <w:b w:val="0"/>
+          <w:sz w:val="24"/>
+        </w:rPr>
+      </w:pPr>
+    </w:p>
+    <w:p>
+      <w:pPr>
+        <w:jc w:val="both"/>
+        <w:rPr>
+          <w:rFonts w:hint="default" w:ascii="宋体" w:hAnsi="宋体" w:eastAsia="宋体"/>
+          <w:b w:val="0"/>
+          <w:sz w:val="24"/>
+          <w:lang w:val="en-US" w:eastAsia="zh-CN"/>
+        </w:rPr>
+      </w:pPr>
+    </w:p>
+    <w:p/>
     <w:sdt>
       <w:sdtPr>
         <w:rPr>
@@ -7330,8 +7506,6 @@
       <w:pPr>
         <w:ind w:firstLine="480" w:firstLineChars="200"/>
       </w:pPr>
-      <w:bookmarkStart w:id="23" w:name="_GoBack"/>
-      <w:bookmarkEnd w:id="23"/>
       <w:r>
         <w:rPr>
           <w:rFonts w:ascii="宋体" w:hAnsi="宋体" w:eastAsia="宋体"/>
@@ -7704,8 +7878,8 @@
     <w:lsdException w:uiPriority="99" w:name="index 7"/>
     <w:lsdException w:uiPriority="99" w:name="index 8"/>
     <w:lsdException w:uiPriority="99" w:name="index 9"/>
-    <w:lsdException w:uiPriority="39" w:name="toc 1"/>
-    <w:lsdException w:uiPriority="39" w:name="toc 2"/>
+    <w:lsdException w:qFormat="1" w:uiPriority="39" w:name="toc 1"/>
+    <w:lsdException w:qFormat="1" w:uiPriority="39" w:name="toc 2"/>
     <w:lsdException w:uiPriority="39" w:name="toc 3"/>
     <w:lsdException w:uiPriority="39" w:name="toc 4"/>
     <w:lsdException w:uiPriority="39" w:name="toc 5"/>
@@ -7716,7 +7890,7 @@
     <w:lsdException w:uiPriority="99" w:name="Normal Indent"/>
     <w:lsdException w:uiPriority="99" w:name="footnote text"/>
     <w:lsdException w:uiPriority="99" w:name="annotation text"/>
-    <w:lsdException w:uiPriority="99" w:semiHidden="0" w:name="header"/>
+    <w:lsdException w:qFormat="1" w:uiPriority="99" w:semiHidden="0" w:name="header"/>
     <w:lsdException w:qFormat="1" w:uiPriority="99" w:semiHidden="0" w:name="footer"/>
     <w:lsdException w:uiPriority="99" w:name="index heading"/>
     <w:lsdException w:qFormat="1" w:uiPriority="35" w:name="caption"/>
@@ -7735,16 +7909,16 @@
     <w:lsdException w:qFormat="1" w:uiPriority="99" w:semiHidden="0" w:name="List"/>
     <w:lsdException w:qFormat="1" w:uiPriority="99" w:semiHidden="0" w:name="List Bullet"/>
     <w:lsdException w:qFormat="1" w:uiPriority="99" w:semiHidden="0" w:name="List Number"/>
-    <w:lsdException w:uiPriority="99" w:semiHidden="0" w:name="List 2"/>
+    <w:lsdException w:qFormat="1" w:uiPriority="99" w:semiHidden="0" w:name="List 2"/>
     <w:lsdException w:qFormat="1" w:uiPriority="99" w:semiHidden="0" w:name="List 3"/>
     <w:lsdException w:uiPriority="99" w:name="List 4"/>
     <w:lsdException w:uiPriority="99" w:name="List 5"/>
     <w:lsdException w:qFormat="1" w:uiPriority="99" w:semiHidden="0" w:name="List Bullet 2"/>
-    <w:lsdException w:uiPriority="99" w:semiHidden="0" w:name="List Bullet 3"/>
+    <w:lsdException w:qFormat="1" w:uiPriority="99" w:semiHidden="0" w:name="List Bullet 3"/>
     <w:lsdException w:uiPriority="99" w:name="List Bullet 4"/>
     <w:lsdException w:uiPriority="99" w:name="List Bullet 5"/>
     <w:lsdException w:qFormat="1" w:uiPriority="99" w:semiHidden="0" w:name="List Number 2"/>
-    <w:lsdException w:uiPriority="99" w:semiHidden="0" w:name="List Number 3"/>
+    <w:lsdException w:qFormat="1" w:uiPriority="99" w:semiHidden="0" w:name="List Number 3"/>
     <w:lsdException w:uiPriority="99" w:name="List Number 4"/>
     <w:lsdException w:uiPriority="99" w:name="List Number 5"/>
     <w:lsdException w:qFormat="1" w:unhideWhenUsed="0" w:uiPriority="10" w:semiHidden="0" w:name="Title"/>
@@ -7753,9 +7927,9 @@
     <w:lsdException w:qFormat="1" w:uiPriority="1" w:name="Default Paragraph Font"/>
     <w:lsdException w:qFormat="1" w:uiPriority="99" w:semiHidden="0" w:name="Body Text"/>
     <w:lsdException w:uiPriority="99" w:name="Body Text Indent"/>
-    <w:lsdException w:uiPriority="99" w:semiHidden="0" w:name="List Continue"/>
-    <w:lsdException w:uiPriority="99" w:semiHidden="0" w:name="List Continue 2"/>
-    <w:lsdException w:uiPriority="99" w:semiHidden="0" w:name="List Continue 3"/>
+    <w:lsdException w:qFormat="1" w:uiPriority="99" w:semiHidden="0" w:name="List Continue"/>
+    <w:lsdException w:qFormat="1" w:uiPriority="99" w:semiHidden="0" w:name="List Continue 2"/>
+    <w:lsdException w:qFormat="1" w:uiPriority="99" w:semiHidden="0" w:name="List Continue 3"/>
     <w:lsdException w:uiPriority="99" w:name="List Continue 4"/>
     <w:lsdException w:uiPriority="99" w:name="List Continue 5"/>
     <w:lsdException w:uiPriority="99" w:name="Message Header"/>
@@ -7765,12 +7939,12 @@
     <w:lsdException w:uiPriority="99" w:name="Body Text First Indent"/>
     <w:lsdException w:uiPriority="99" w:name="Body Text First Indent 2"/>
     <w:lsdException w:uiPriority="99" w:name="Note Heading"/>
-    <w:lsdException w:uiPriority="99" w:semiHidden="0" w:name="Body Text 2"/>
+    <w:lsdException w:qFormat="1" w:uiPriority="99" w:semiHidden="0" w:name="Body Text 2"/>
     <w:lsdException w:qFormat="1" w:uiPriority="99" w:semiHidden="0" w:name="Body Text 3"/>
     <w:lsdException w:uiPriority="99" w:name="Body Text Indent 2"/>
     <w:lsdException w:uiPriority="99" w:name="Body Text Indent 3"/>
     <w:lsdException w:uiPriority="99" w:name="Block Text"/>
-    <w:lsdException w:uiPriority="99" w:name="Hyperlink"/>
+    <w:lsdException w:qFormat="1" w:uiPriority="99" w:semiHidden="0" w:name="Hyperlink"/>
     <w:lsdException w:uiPriority="99" w:name="FollowedHyperlink"/>
     <w:lsdException w:qFormat="1" w:unhideWhenUsed="0" w:uiPriority="22" w:semiHidden="0" w:name="Strong"/>
     <w:lsdException w:qFormat="1" w:unhideWhenUsed="0" w:uiPriority="20" w:semiHidden="0" w:name="Emphasis"/>
@@ -7841,80 +8015,80 @@
     <w:lsdException w:qFormat="1" w:unhideWhenUsed="0" w:uiPriority="62" w:semiHidden="0" w:name="Light Grid"/>
     <w:lsdException w:qFormat="1" w:unhideWhenUsed="0" w:uiPriority="63" w:semiHidden="0" w:name="Medium Shading 1"/>
     <w:lsdException w:qFormat="1" w:unhideWhenUsed="0" w:uiPriority="64" w:semiHidden="0" w:name="Medium Shading 2"/>
-    <w:lsdException w:unhideWhenUsed="0" w:uiPriority="65" w:semiHidden="0" w:name="Medium List 1"/>
-    <w:lsdException w:unhideWhenUsed="0" w:uiPriority="66" w:semiHidden="0" w:name="Medium List 2"/>
-    <w:lsdException w:unhideWhenUsed="0" w:uiPriority="67" w:semiHidden="0" w:name="Medium Grid 1"/>
+    <w:lsdException w:qFormat="1" w:unhideWhenUsed="0" w:uiPriority="65" w:semiHidden="0" w:name="Medium List 1"/>
+    <w:lsdException w:qFormat="1" w:unhideWhenUsed="0" w:uiPriority="66" w:semiHidden="0" w:name="Medium List 2"/>
+    <w:lsdException w:qFormat="1" w:unhideWhenUsed="0" w:uiPriority="67" w:semiHidden="0" w:name="Medium Grid 1"/>
     <w:lsdException w:qFormat="1" w:unhideWhenUsed="0" w:uiPriority="68" w:semiHidden="0" w:name="Medium Grid 2"/>
     <w:lsdException w:qFormat="1" w:unhideWhenUsed="0" w:uiPriority="69" w:semiHidden="0" w:name="Medium Grid 3"/>
     <w:lsdException w:qFormat="1" w:unhideWhenUsed="0" w:uiPriority="70" w:semiHidden="0" w:name="Dark List"/>
-    <w:lsdException w:unhideWhenUsed="0" w:uiPriority="71" w:semiHidden="0" w:name="Colorful Shading"/>
+    <w:lsdException w:qFormat="1" w:unhideWhenUsed="0" w:uiPriority="71" w:semiHidden="0" w:name="Colorful Shading"/>
     <w:lsdException w:qFormat="1" w:unhideWhenUsed="0" w:uiPriority="72" w:semiHidden="0" w:name="Colorful List"/>
     <w:lsdException w:qFormat="1" w:unhideWhenUsed="0" w:uiPriority="73" w:semiHidden="0" w:name="Colorful Grid"/>
     <w:lsdException w:qFormat="1" w:unhideWhenUsed="0" w:uiPriority="60" w:semiHidden="0" w:name="Light Shading Accent 1"/>
-    <w:lsdException w:unhideWhenUsed="0" w:uiPriority="61" w:semiHidden="0" w:name="Light List Accent 1"/>
+    <w:lsdException w:qFormat="1" w:unhideWhenUsed="0" w:uiPriority="61" w:semiHidden="0" w:name="Light List Accent 1"/>
     <w:lsdException w:qFormat="1" w:unhideWhenUsed="0" w:uiPriority="62" w:semiHidden="0" w:name="Light Grid Accent 1"/>
-    <w:lsdException w:unhideWhenUsed="0" w:uiPriority="63" w:semiHidden="0" w:name="Medium Shading 1 Accent 1"/>
-    <w:lsdException w:unhideWhenUsed="0" w:uiPriority="64" w:semiHidden="0" w:name="Medium Shading 2 Accent 1"/>
+    <w:lsdException w:qFormat="1" w:unhideWhenUsed="0" w:uiPriority="63" w:semiHidden="0" w:name="Medium Shading 1 Accent 1"/>
+    <w:lsdException w:qFormat="1" w:unhideWhenUsed="0" w:uiPriority="64" w:semiHidden="0" w:name="Medium Shading 2 Accent 1"/>
     <w:lsdException w:qFormat="1" w:unhideWhenUsed="0" w:uiPriority="65" w:semiHidden="0" w:name="Medium List 1 Accent 1"/>
     <w:lsdException w:qFormat="1" w:unhideWhenUsed="0" w:uiPriority="34" w:semiHidden="0" w:name="List Paragraph"/>
     <w:lsdException w:qFormat="1" w:unhideWhenUsed="0" w:uiPriority="29" w:semiHidden="0" w:name="Quote"/>
     <w:lsdException w:qFormat="1" w:unhideWhenUsed="0" w:uiPriority="30" w:semiHidden="0" w:name="Intense Quote"/>
     <w:lsdException w:qFormat="1" w:unhideWhenUsed="0" w:uiPriority="66" w:semiHidden="0" w:name="Medium List 2 Accent 1"/>
-    <w:lsdException w:unhideWhenUsed="0" w:uiPriority="67" w:semiHidden="0" w:name="Medium Grid 1 Accent 1"/>
-    <w:lsdException w:unhideWhenUsed="0" w:uiPriority="68" w:semiHidden="0" w:name="Medium Grid 2 Accent 1"/>
+    <w:lsdException w:qFormat="1" w:unhideWhenUsed="0" w:uiPriority="67" w:semiHidden="0" w:name="Medium Grid 1 Accent 1"/>
+    <w:lsdException w:qFormat="1" w:unhideWhenUsed="0" w:uiPriority="68" w:semiHidden="0" w:name="Medium Grid 2 Accent 1"/>
     <w:lsdException w:qFormat="1" w:unhideWhenUsed="0" w:uiPriority="69" w:semiHidden="0" w:name="Medium Grid 3 Accent 1"/>
-    <w:lsdException w:unhideWhenUsed="0" w:uiPriority="70" w:semiHidden="0" w:name="Dark List Accent 1"/>
+    <w:lsdException w:qFormat="1" w:unhideWhenUsed="0" w:uiPriority="70" w:semiHidden="0" w:name="Dark List Accent 1"/>
     <w:lsdException w:qFormat="1" w:unhideWhenUsed="0" w:uiPriority="71" w:semiHidden="0" w:name="Colorful Shading Accent 1"/>
     <w:lsdException w:qFormat="1" w:unhideWhenUsed="0" w:uiPriority="72" w:semiHidden="0" w:name="Colorful List Accent 1"/>
-    <w:lsdException w:unhideWhenUsed="0" w:uiPriority="73" w:semiHidden="0" w:name="Colorful Grid Accent 1"/>
+    <w:lsdException w:qFormat="1" w:unhideWhenUsed="0" w:uiPriority="73" w:semiHidden="0" w:name="Colorful Grid Accent 1"/>
     <w:lsdException w:qFormat="1" w:unhideWhenUsed="0" w:uiPriority="60" w:semiHidden="0" w:name="Light Shading Accent 2"/>
-    <w:lsdException w:unhideWhenUsed="0" w:uiPriority="61" w:semiHidden="0" w:name="Light List Accent 2"/>
+    <w:lsdException w:qFormat="1" w:unhideWhenUsed="0" w:uiPriority="61" w:semiHidden="0" w:name="Light List Accent 2"/>
     <w:lsdException w:qFormat="1" w:unhideWhenUsed="0" w:uiPriority="62" w:semiHidden="0" w:name="Light Grid Accent 2"/>
     <w:lsdException w:qFormat="1" w:unhideWhenUsed="0" w:uiPriority="63" w:semiHidden="0" w:name="Medium Shading 1 Accent 2"/>
-    <w:lsdException w:unhideWhenUsed="0" w:uiPriority="64" w:semiHidden="0" w:name="Medium Shading 2 Accent 2"/>
+    <w:lsdException w:qFormat="1" w:unhideWhenUsed="0" w:uiPriority="64" w:semiHidden="0" w:name="Medium Shading 2 Accent 2"/>
     <w:lsdException w:qFormat="1" w:unhideWhenUsed="0" w:uiPriority="65" w:semiHidden="0" w:name="Medium List 1 Accent 2"/>
     <w:lsdException w:qFormat="1" w:unhideWhenUsed="0" w:uiPriority="66" w:semiHidden="0" w:name="Medium List 2 Accent 2"/>
     <w:lsdException w:qFormat="1" w:unhideWhenUsed="0" w:uiPriority="67" w:semiHidden="0" w:name="Medium Grid 1 Accent 2"/>
-    <w:lsdException w:unhideWhenUsed="0" w:uiPriority="68" w:semiHidden="0" w:name="Medium Grid 2 Accent 2"/>
+    <w:lsdException w:qFormat="1" w:unhideWhenUsed="0" w:uiPriority="68" w:semiHidden="0" w:name="Medium Grid 2 Accent 2"/>
     <w:lsdException w:qFormat="1" w:unhideWhenUsed="0" w:uiPriority="69" w:semiHidden="0" w:name="Medium Grid 3 Accent 2"/>
     <w:lsdException w:qFormat="1" w:unhideWhenUsed="0" w:uiPriority="70" w:semiHidden="0" w:name="Dark List Accent 2"/>
-    <w:lsdException w:unhideWhenUsed="0" w:uiPriority="71" w:semiHidden="0" w:name="Colorful Shading Accent 2"/>
+    <w:lsdException w:qFormat="1" w:unhideWhenUsed="0" w:uiPriority="71" w:semiHidden="0" w:name="Colorful Shading Accent 2"/>
     <w:lsdException w:qFormat="1" w:unhideWhenUsed="0" w:uiPriority="72" w:semiHidden="0" w:name="Colorful List Accent 2"/>
-    <w:lsdException w:unhideWhenUsed="0" w:uiPriority="73" w:semiHidden="0" w:name="Colorful Grid Accent 2"/>
-    <w:lsdException w:unhideWhenUsed="0" w:uiPriority="60" w:semiHidden="0" w:name="Light Shading Accent 3"/>
-    <w:lsdException w:unhideWhenUsed="0" w:uiPriority="61" w:semiHidden="0" w:name="Light List Accent 3"/>
-    <w:lsdException w:unhideWhenUsed="0" w:uiPriority="62" w:semiHidden="0" w:name="Light Grid Accent 3"/>
+    <w:lsdException w:qFormat="1" w:unhideWhenUsed="0" w:uiPriority="73" w:semiHidden="0" w:name="Colorful Grid Accent 2"/>
+    <w:lsdException w:qFormat="1" w:unhideWhenUsed="0" w:uiPriority="60" w:semiHidden="0" w:name="Light Shading Accent 3"/>
+    <w:lsdException w:qFormat="1" w:unhideWhenUsed="0" w:uiPriority="61" w:semiHidden="0" w:name="Light List Accent 3"/>
+    <w:lsdException w:qFormat="1" w:unhideWhenUsed="0" w:uiPriority="62" w:semiHidden="0" w:name="Light Grid Accent 3"/>
     <w:lsdException w:qFormat="1" w:unhideWhenUsed="0" w:uiPriority="63" w:semiHidden="0" w:name="Medium Shading 1 Accent 3"/>
-    <w:lsdException w:unhideWhenUsed="0" w:uiPriority="64" w:semiHidden="0" w:name="Medium Shading 2 Accent 3"/>
+    <w:lsdException w:qFormat="1" w:unhideWhenUsed="0" w:uiPriority="64" w:semiHidden="0" w:name="Medium Shading 2 Accent 3"/>
     <w:lsdException w:qFormat="1" w:unhideWhenUsed="0" w:uiPriority="65" w:semiHidden="0" w:name="Medium List 1 Accent 3"/>
-    <w:lsdException w:unhideWhenUsed="0" w:uiPriority="66" w:semiHidden="0" w:name="Medium List 2 Accent 3"/>
-    <w:lsdException w:unhideWhenUsed="0" w:uiPriority="67" w:semiHidden="0" w:name="Medium Grid 1 Accent 3"/>
+    <w:lsdException w:qFormat="1" w:unhideWhenUsed="0" w:uiPriority="66" w:semiHidden="0" w:name="Medium List 2 Accent 3"/>
+    <w:lsdException w:qFormat="1" w:unhideWhenUsed="0" w:uiPriority="67" w:semiHidden="0" w:name="Medium Grid 1 Accent 3"/>
     <w:lsdException w:qFormat="1" w:unhideWhenUsed="0" w:uiPriority="68" w:semiHidden="0" w:name="Medium Grid 2 Accent 3"/>
-    <w:lsdException w:unhideWhenUsed="0" w:uiPriority="69" w:semiHidden="0" w:name="Medium Grid 3 Accent 3"/>
-    <w:lsdException w:unhideWhenUsed="0" w:uiPriority="70" w:semiHidden="0" w:name="Dark List Accent 3"/>
+    <w:lsdException w:qFormat="1" w:unhideWhenUsed="0" w:uiPriority="69" w:semiHidden="0" w:name="Medium Grid 3 Accent 3"/>
+    <w:lsdException w:qFormat="1" w:unhideWhenUsed="0" w:uiPriority="70" w:semiHidden="0" w:name="Dark List Accent 3"/>
     <w:lsdException w:qFormat="1" w:unhideWhenUsed="0" w:uiPriority="71" w:semiHidden="0" w:name="Colorful Shading Accent 3"/>
-    <w:lsdException w:unhideWhenUsed="0" w:uiPriority="72" w:semiHidden="0" w:name="Colorful List Accent 3"/>
-    <w:lsdException w:unhideWhenUsed="0" w:uiPriority="73" w:semiHidden="0" w:name="Colorful Grid Accent 3"/>
-    <w:lsdException w:unhideWhenUsed="0" w:uiPriority="60" w:semiHidden="0" w:name="Light Shading Accent 4"/>
-    <w:lsdException w:unhideWhenUsed="0" w:uiPriority="61" w:semiHidden="0" w:name="Light List Accent 4"/>
+    <w:lsdException w:qFormat="1" w:unhideWhenUsed="0" w:uiPriority="72" w:semiHidden="0" w:name="Colorful List Accent 3"/>
+    <w:lsdException w:qFormat="1" w:unhideWhenUsed="0" w:uiPriority="73" w:semiHidden="0" w:name="Colorful Grid Accent 3"/>
+    <w:lsdException w:qFormat="1" w:unhideWhenUsed="0" w:uiPriority="60" w:semiHidden="0" w:name="Light Shading Accent 4"/>
+    <w:lsdException w:qFormat="1" w:unhideWhenUsed="0" w:uiPriority="61" w:semiHidden="0" w:name="Light List Accent 4"/>
     <w:lsdException w:qFormat="1" w:unhideWhenUsed="0" w:uiPriority="62" w:semiHidden="0" w:name="Light Grid Accent 4"/>
     <w:lsdException w:qFormat="1" w:unhideWhenUsed="0" w:uiPriority="63" w:semiHidden="0" w:name="Medium Shading 1 Accent 4"/>
     <w:lsdException w:qFormat="1" w:unhideWhenUsed="0" w:uiPriority="64" w:semiHidden="0" w:name="Medium Shading 2 Accent 4"/>
-    <w:lsdException w:unhideWhenUsed="0" w:uiPriority="65" w:semiHidden="0" w:name="Medium List 1 Accent 4"/>
-    <w:lsdException w:unhideWhenUsed="0" w:uiPriority="66" w:semiHidden="0" w:name="Medium List 2 Accent 4"/>
+    <w:lsdException w:qFormat="1" w:unhideWhenUsed="0" w:uiPriority="65" w:semiHidden="0" w:name="Medium List 1 Accent 4"/>
+    <w:lsdException w:qFormat="1" w:unhideWhenUsed="0" w:uiPriority="66" w:semiHidden="0" w:name="Medium List 2 Accent 4"/>
     <w:lsdException w:qFormat="1" w:unhideWhenUsed="0" w:uiPriority="67" w:semiHidden="0" w:name="Medium Grid 1 Accent 4"/>
     <w:lsdException w:qFormat="1" w:unhideWhenUsed="0" w:uiPriority="68" w:semiHidden="0" w:name="Medium Grid 2 Accent 4"/>
     <w:lsdException w:qFormat="1" w:unhideWhenUsed="0" w:uiPriority="69" w:semiHidden="0" w:name="Medium Grid 3 Accent 4"/>
     <w:lsdException w:qFormat="1" w:unhideWhenUsed="0" w:uiPriority="70" w:semiHidden="0" w:name="Dark List Accent 4"/>
-    <w:lsdException w:unhideWhenUsed="0" w:uiPriority="71" w:semiHidden="0" w:name="Colorful Shading Accent 4"/>
-    <w:lsdException w:unhideWhenUsed="0" w:uiPriority="72" w:semiHidden="0" w:name="Colorful List Accent 4"/>
-    <w:lsdException w:unhideWhenUsed="0" w:uiPriority="73" w:semiHidden="0" w:name="Colorful Grid Accent 4"/>
+    <w:lsdException w:qFormat="1" w:unhideWhenUsed="0" w:uiPriority="71" w:semiHidden="0" w:name="Colorful Shading Accent 4"/>
+    <w:lsdException w:qFormat="1" w:unhideWhenUsed="0" w:uiPriority="72" w:semiHidden="0" w:name="Colorful List Accent 4"/>
+    <w:lsdException w:qFormat="1" w:unhideWhenUsed="0" w:uiPriority="73" w:semiHidden="0" w:name="Colorful Grid Accent 4"/>
     <w:lsdException w:qFormat="1" w:unhideWhenUsed="0" w:uiPriority="60" w:semiHidden="0" w:name="Light Shading Accent 5"/>
     <w:lsdException w:qFormat="1" w:unhideWhenUsed="0" w:uiPriority="61" w:semiHidden="0" w:name="Light List Accent 5"/>
-    <w:lsdException w:unhideWhenUsed="0" w:uiPriority="62" w:semiHidden="0" w:name="Light Grid Accent 5"/>
+    <w:lsdException w:qFormat="1" w:unhideWhenUsed="0" w:uiPriority="62" w:semiHidden="0" w:name="Light Grid Accent 5"/>
     <w:lsdException w:qFormat="1" w:unhideWhenUsed="0" w:uiPriority="63" w:semiHidden="0" w:name="Medium Shading 1 Accent 5"/>
-    <w:lsdException w:unhideWhenUsed="0" w:uiPriority="64" w:semiHidden="0" w:name="Medium Shading 2 Accent 5"/>
-    <w:lsdException w:unhideWhenUsed="0" w:uiPriority="65" w:semiHidden="0" w:name="Medium List 1 Accent 5"/>
+    <w:lsdException w:qFormat="1" w:unhideWhenUsed="0" w:uiPriority="64" w:semiHidden="0" w:name="Medium Shading 2 Accent 5"/>
+    <w:lsdException w:qFormat="1" w:unhideWhenUsed="0" w:uiPriority="65" w:semiHidden="0" w:name="Medium List 1 Accent 5"/>
     <w:lsdException w:qFormat="1" w:unhideWhenUsed="0" w:uiPriority="66" w:semiHidden="0" w:name="Medium List 2 Accent 5"/>
     <w:lsdException w:qFormat="1" w:unhideWhenUsed="0" w:uiPriority="67" w:semiHidden="0" w:name="Medium Grid 1 Accent 5"/>
     <w:lsdException w:qFormat="1" w:unhideWhenUsed="0" w:uiPriority="68" w:semiHidden="0" w:name="Medium Grid 2 Accent 5"/>
@@ -7922,11 +8096,11 @@
     <w:lsdException w:qFormat="1" w:unhideWhenUsed="0" w:uiPriority="70" w:semiHidden="0" w:name="Dark List Accent 5"/>
     <w:lsdException w:qFormat="1" w:unhideWhenUsed="0" w:uiPriority="71" w:semiHidden="0" w:name="Colorful Shading Accent 5"/>
     <w:lsdException w:qFormat="1" w:unhideWhenUsed="0" w:uiPriority="72" w:semiHidden="0" w:name="Colorful List Accent 5"/>
-    <w:lsdException w:unhideWhenUsed="0" w:uiPriority="73" w:semiHidden="0" w:name="Colorful Grid Accent 5"/>
+    <w:lsdException w:qFormat="1" w:unhideWhenUsed="0" w:uiPriority="73" w:semiHidden="0" w:name="Colorful Grid Accent 5"/>
     <w:lsdException w:qFormat="1" w:unhideWhenUsed="0" w:uiPriority="60" w:semiHidden="0" w:name="Light Shading Accent 6"/>
     <w:lsdException w:qFormat="1" w:unhideWhenUsed="0" w:uiPriority="61" w:semiHidden="0" w:name="Light List Accent 6"/>
     <w:lsdException w:qFormat="1" w:unhideWhenUsed="0" w:uiPriority="62" w:semiHidden="0" w:name="Light Grid Accent 6"/>
-    <w:lsdException w:unhideWhenUsed="0" w:uiPriority="63" w:semiHidden="0" w:name="Medium Shading 1 Accent 6"/>
+    <w:lsdException w:qFormat="1" w:unhideWhenUsed="0" w:uiPriority="63" w:semiHidden="0" w:name="Medium Shading 1 Accent 6"/>
     <w:lsdException w:qFormat="1" w:unhideWhenUsed="0" w:uiPriority="64" w:semiHidden="0" w:name="Medium Shading 2 Accent 6"/>
     <w:lsdException w:qFormat="1" w:unhideWhenUsed="0" w:uiPriority="65" w:semiHidden="0" w:name="Medium List 1 Accent 6"/>
     <w:lsdException w:qFormat="1" w:unhideWhenUsed="0" w:uiPriority="66" w:semiHidden="0" w:name="Medium List 2 Accent 6"/>
@@ -7935,7 +8109,7 @@
     <w:lsdException w:qFormat="1" w:unhideWhenUsed="0" w:uiPriority="69" w:semiHidden="0" w:name="Medium Grid 3 Accent 6"/>
     <w:lsdException w:qFormat="1" w:unhideWhenUsed="0" w:uiPriority="70" w:semiHidden="0" w:name="Dark List Accent 6"/>
     <w:lsdException w:qFormat="1" w:unhideWhenUsed="0" w:uiPriority="71" w:semiHidden="0" w:name="Colorful Shading Accent 6"/>
-    <w:lsdException w:unhideWhenUsed="0" w:uiPriority="72" w:semiHidden="0" w:name="Colorful List Accent 6"/>
+    <w:lsdException w:qFormat="1" w:unhideWhenUsed="0" w:uiPriority="72" w:semiHidden="0" w:name="Colorful List Accent 6"/>
     <w:lsdException w:qFormat="1" w:unhideWhenUsed="0" w:uiPriority="73" w:semiHidden="0" w:name="Colorful Grid Accent 6"/>
   </w:latentStyles>
   <w:style w:type="paragraph" w:default="1" w:styleId="1">
@@ -7956,7 +8130,7 @@
     <w:name w:val="heading 1"/>
     <w:basedOn w:val="1"/>
     <w:next w:val="1"/>
-    <w:link w:val="140"/>
+    <w:link w:val="141"/>
     <w:qFormat/>
     <w:uiPriority w:val="9"/>
     <w:pPr>
@@ -7978,7 +8152,7 @@
     <w:name w:val="heading 2"/>
     <w:basedOn w:val="1"/>
     <w:next w:val="1"/>
-    <w:link w:val="141"/>
+    <w:link w:val="142"/>
     <w:unhideWhenUsed/>
     <w:qFormat/>
     <w:uiPriority w:val="9"/>
@@ -8001,7 +8175,7 @@
     <w:name w:val="heading 3"/>
     <w:basedOn w:val="1"/>
     <w:next w:val="1"/>
-    <w:link w:val="142"/>
+    <w:link w:val="143"/>
     <w:unhideWhenUsed/>
     <w:qFormat/>
     <w:uiPriority w:val="9"/>
@@ -8023,7 +8197,7 @@
     <w:name w:val="heading 4"/>
     <w:basedOn w:val="1"/>
     <w:next w:val="1"/>
-    <w:link w:val="152"/>
+    <w:link w:val="153"/>
     <w:semiHidden/>
     <w:unhideWhenUsed/>
     <w:qFormat/>
@@ -8052,7 +8226,7 @@
     <w:name w:val="heading 5"/>
     <w:basedOn w:val="1"/>
     <w:next w:val="1"/>
-    <w:link w:val="153"/>
+    <w:link w:val="154"/>
     <w:semiHidden/>
     <w:unhideWhenUsed/>
     <w:qFormat/>
@@ -8072,7 +8246,7 @@
     <w:name w:val="heading 6"/>
     <w:basedOn w:val="1"/>
     <w:next w:val="1"/>
-    <w:link w:val="154"/>
+    <w:link w:val="155"/>
     <w:semiHidden/>
     <w:unhideWhenUsed/>
     <w:qFormat/>
@@ -8094,7 +8268,7 @@
     <w:name w:val="heading 7"/>
     <w:basedOn w:val="1"/>
     <w:next w:val="1"/>
-    <w:link w:val="155"/>
+    <w:link w:val="156"/>
     <w:semiHidden/>
     <w:unhideWhenUsed/>
     <w:qFormat/>
@@ -8124,7 +8298,7 @@
     <w:name w:val="heading 8"/>
     <w:basedOn w:val="1"/>
     <w:next w:val="1"/>
-    <w:link w:val="156"/>
+    <w:link w:val="157"/>
     <w:semiHidden/>
     <w:unhideWhenUsed/>
     <w:qFormat/>
@@ -8151,7 +8325,7 @@
     <w:name w:val="heading 9"/>
     <w:basedOn w:val="1"/>
     <w:next w:val="1"/>
-    <w:link w:val="157"/>
+    <w:link w:val="158"/>
     <w:semiHidden/>
     <w:unhideWhenUsed/>
     <w:qFormat/>
@@ -8203,7 +8377,7 @@
   </w:style>
   <w:style w:type="paragraph" w:styleId="2">
     <w:name w:val="macro"/>
-    <w:link w:val="149"/>
+    <w:link w:val="150"/>
     <w:unhideWhenUsed/>
     <w:qFormat/>
     <w:uiPriority w:val="99"/>
@@ -8306,7 +8480,7 @@
   <w:style w:type="paragraph" w:styleId="17">
     <w:name w:val="Body Text 3"/>
     <w:basedOn w:val="1"/>
-    <w:link w:val="148"/>
+    <w:link w:val="149"/>
     <w:unhideWhenUsed/>
     <w:qFormat/>
     <w:uiPriority w:val="99"/>
@@ -8322,6 +8496,7 @@
     <w:name w:val="List Bullet 3"/>
     <w:basedOn w:val="1"/>
     <w:unhideWhenUsed/>
+    <w:qFormat/>
     <w:uiPriority w:val="99"/>
     <w:pPr>
       <w:numPr>
@@ -8334,7 +8509,7 @@
   <w:style w:type="paragraph" w:styleId="19">
     <w:name w:val="Body Text"/>
     <w:basedOn w:val="1"/>
-    <w:link w:val="146"/>
+    <w:link w:val="147"/>
     <w:unhideWhenUsed/>
     <w:qFormat/>
     <w:uiPriority w:val="99"/>
@@ -8346,6 +8521,7 @@
     <w:name w:val="List Number 3"/>
     <w:basedOn w:val="1"/>
     <w:unhideWhenUsed/>
+    <w:qFormat/>
     <w:uiPriority w:val="99"/>
     <w:pPr>
       <w:numPr>
@@ -8359,6 +8535,7 @@
     <w:name w:val="List 2"/>
     <w:basedOn w:val="1"/>
     <w:unhideWhenUsed/>
+    <w:qFormat/>
     <w:uiPriority w:val="99"/>
     <w:pPr>
       <w:ind w:left="720" w:hanging="360"/>
@@ -8369,6 +8546,7 @@
     <w:name w:val="List Continue"/>
     <w:basedOn w:val="1"/>
     <w:unhideWhenUsed/>
+    <w:qFormat/>
     <w:uiPriority w:val="99"/>
     <w:pPr>
       <w:spacing w:after="120"/>
@@ -8393,7 +8571,7 @@
   <w:style w:type="paragraph" w:styleId="24">
     <w:name w:val="footer"/>
     <w:basedOn w:val="1"/>
-    <w:link w:val="138"/>
+    <w:link w:val="139"/>
     <w:unhideWhenUsed/>
     <w:qFormat/>
     <w:uiPriority w:val="99"/>
@@ -8408,8 +8586,9 @@
   <w:style w:type="paragraph" w:styleId="25">
     <w:name w:val="header"/>
     <w:basedOn w:val="1"/>
-    <w:link w:val="137"/>
+    <w:link w:val="138"/>
     <w:unhideWhenUsed/>
+    <w:qFormat/>
     <w:uiPriority w:val="99"/>
     <w:pPr>
       <w:tabs>
@@ -8425,13 +8604,14 @@
     <w:next w:val="1"/>
     <w:semiHidden/>
     <w:unhideWhenUsed/>
+    <w:qFormat/>
     <w:uiPriority w:val="39"/>
   </w:style>
   <w:style w:type="paragraph" w:styleId="27">
     <w:name w:val="Subtitle"/>
     <w:basedOn w:val="1"/>
     <w:next w:val="1"/>
-    <w:link w:val="144"/>
+    <w:link w:val="145"/>
     <w:qFormat/>
     <w:uiPriority w:val="11"/>
     <w:rPr>
@@ -8466,6 +8646,7 @@
     <w:next w:val="1"/>
     <w:semiHidden/>
     <w:unhideWhenUsed/>
+    <w:qFormat/>
     <w:uiPriority w:val="39"/>
     <w:pPr>
       <w:ind w:left="420" w:leftChars="200"/>
@@ -8474,8 +8655,9 @@
   <w:style w:type="paragraph" w:styleId="30">
     <w:name w:val="Body Text 2"/>
     <w:basedOn w:val="1"/>
-    <w:link w:val="147"/>
+    <w:link w:val="148"/>
     <w:unhideWhenUsed/>
+    <w:qFormat/>
     <w:uiPriority w:val="99"/>
     <w:pPr>
       <w:spacing w:after="120" w:line="480" w:lineRule="auto"/>
@@ -8485,6 +8667,7 @@
     <w:name w:val="List Continue 2"/>
     <w:basedOn w:val="1"/>
     <w:unhideWhenUsed/>
+    <w:qFormat/>
     <w:uiPriority w:val="99"/>
     <w:pPr>
       <w:spacing w:after="120"/>
@@ -8496,6 +8679,7 @@
     <w:name w:val="List Continue 3"/>
     <w:basedOn w:val="1"/>
     <w:unhideWhenUsed/>
+    <w:qFormat/>
     <w:uiPriority w:val="99"/>
     <w:pPr>
       <w:spacing w:after="120"/>
@@ -8507,7 +8691,7 @@
     <w:name w:val="Title"/>
     <w:basedOn w:val="1"/>
     <w:next w:val="1"/>
-    <w:link w:val="143"/>
+    <w:link w:val="144"/>
     <w:qFormat/>
     <w:uiPriority w:val="10"/>
     <w:pPr>
@@ -8854,6 +9038,7 @@
   <w:style w:type="table" w:styleId="39">
     <w:name w:val="Light Shading Accent 3"/>
     <w:basedOn w:val="34"/>
+    <w:qFormat/>
     <w:uiPriority w:val="60"/>
     <w:pPr>
       <w:spacing w:after="0" w:line="240" w:lineRule="auto"/>
@@ -8953,6 +9138,7 @@
   <w:style w:type="table" w:styleId="40">
     <w:name w:val="Light Shading Accent 4"/>
     <w:basedOn w:val="34"/>
+    <w:qFormat/>
     <w:uiPriority w:val="60"/>
     <w:pPr>
       <w:spacing w:after="0" w:line="240" w:lineRule="auto"/>
@@ -9346,6 +9532,7 @@
   <w:style w:type="table" w:styleId="44">
     <w:name w:val="Light List Accent 1"/>
     <w:basedOn w:val="34"/>
+    <w:qFormat/>
     <w:uiPriority w:val="61"/>
     <w:pPr>
       <w:spacing w:after="0" w:line="240" w:lineRule="auto"/>
@@ -9439,6 +9626,7 @@
   <w:style w:type="table" w:styleId="45">
     <w:name w:val="Light List Accent 2"/>
     <w:basedOn w:val="34"/>
+    <w:qFormat/>
     <w:uiPriority w:val="61"/>
     <w:pPr>
       <w:spacing w:after="0" w:line="240" w:lineRule="auto"/>
@@ -9532,6 +9720,7 @@
   <w:style w:type="table" w:styleId="46">
     <w:name w:val="Light List Accent 3"/>
     <w:basedOn w:val="34"/>
+    <w:qFormat/>
     <w:uiPriority w:val="61"/>
     <w:pPr>
       <w:spacing w:after="0" w:line="240" w:lineRule="auto"/>
@@ -9625,6 +9814,7 @@
   <w:style w:type="table" w:styleId="47">
     <w:name w:val="Light List Accent 4"/>
     <w:basedOn w:val="34"/>
+    <w:qFormat/>
     <w:uiPriority w:val="61"/>
     <w:pPr>
       <w:spacing w:after="0" w:line="240" w:lineRule="auto"/>
@@ -10287,6 +10477,7 @@
   <w:style w:type="table" w:styleId="53">
     <w:name w:val="Light Grid Accent 3"/>
     <w:basedOn w:val="34"/>
+    <w:qFormat/>
     <w:uiPriority w:val="62"/>
     <w:pPr>
       <w:spacing w:after="0" w:line="240" w:lineRule="auto"/>
@@ -10540,6 +10731,7 @@
   <w:style w:type="table" w:styleId="55">
     <w:name w:val="Light Grid Accent 5"/>
     <w:basedOn w:val="34"/>
+    <w:qFormat/>
     <w:uiPriority w:val="62"/>
     <w:pPr>
       <w:spacing w:after="0" w:line="240" w:lineRule="auto"/>
@@ -10901,6 +11093,7 @@
   <w:style w:type="table" w:styleId="58">
     <w:name w:val="Medium Shading 1 Accent 1"/>
     <w:basedOn w:val="34"/>
+    <w:qFormat/>
     <w:uiPriority w:val="63"/>
     <w:pPr>
       <w:spacing w:after="0" w:line="240" w:lineRule="auto"/>
@@ -11440,6 +11633,7 @@
   <w:style w:type="table" w:styleId="63">
     <w:name w:val="Medium Shading 1 Accent 6"/>
     <w:basedOn w:val="34"/>
+    <w:qFormat/>
     <w:uiPriority w:val="63"/>
     <w:pPr>
       <w:spacing w:after="0" w:line="240" w:lineRule="auto"/>
@@ -11713,6 +11907,7 @@
   <w:style w:type="table" w:styleId="65">
     <w:name w:val="Medium Shading 2 Accent 1"/>
     <w:basedOn w:val="34"/>
+    <w:qFormat/>
     <w:uiPriority w:val="64"/>
     <w:pPr>
       <w:spacing w:after="0" w:line="240" w:lineRule="auto"/>
@@ -11878,6 +12073,7 @@
   <w:style w:type="table" w:styleId="66">
     <w:name w:val="Medium Shading 2 Accent 2"/>
     <w:basedOn w:val="34"/>
+    <w:qFormat/>
     <w:uiPriority w:val="64"/>
     <w:pPr>
       <w:spacing w:after="0" w:line="240" w:lineRule="auto"/>
@@ -12043,6 +12239,7 @@
   <w:style w:type="table" w:styleId="67">
     <w:name w:val="Medium Shading 2 Accent 3"/>
     <w:basedOn w:val="34"/>
+    <w:qFormat/>
     <w:uiPriority w:val="64"/>
     <w:pPr>
       <w:spacing w:after="0" w:line="240" w:lineRule="auto"/>
@@ -12374,6 +12571,7 @@
   <w:style w:type="table" w:styleId="69">
     <w:name w:val="Medium Shading 2 Accent 5"/>
     <w:basedOn w:val="34"/>
+    <w:qFormat/>
     <w:uiPriority w:val="64"/>
     <w:pPr>
       <w:spacing w:after="0" w:line="240" w:lineRule="auto"/>
@@ -12705,6 +12903,7 @@
   <w:style w:type="table" w:styleId="71">
     <w:name w:val="Medium List 1"/>
     <w:basedOn w:val="34"/>
+    <w:qFormat/>
     <w:uiPriority w:val="65"/>
     <w:pPr>
       <w:spacing w:after="0" w:line="240" w:lineRule="auto"/>
@@ -13068,6 +13267,7 @@
   <w:style w:type="table" w:styleId="75">
     <w:name w:val="Medium List 1 Accent 4"/>
     <w:basedOn w:val="34"/>
+    <w:qFormat/>
     <w:uiPriority w:val="65"/>
     <w:pPr>
       <w:spacing w:after="0" w:line="240" w:lineRule="auto"/>
@@ -13158,6 +13358,7 @@
   <w:style w:type="table" w:styleId="76">
     <w:name w:val="Medium List 1 Accent 5"/>
     <w:basedOn w:val="34"/>
+    <w:qFormat/>
     <w:uiPriority w:val="65"/>
     <w:pPr>
       <w:spacing w:after="0" w:line="240" w:lineRule="auto"/>
@@ -13339,6 +13540,7 @@
   <w:style w:type="table" w:styleId="78">
     <w:name w:val="Medium List 2"/>
     <w:basedOn w:val="34"/>
+    <w:qFormat/>
     <w:uiPriority w:val="66"/>
     <w:pPr>
       <w:spacing w:after="0" w:line="240" w:lineRule="auto"/>
@@ -13728,6 +13930,7 @@
   <w:style w:type="table" w:styleId="81">
     <w:name w:val="Medium List 2 Accent 3"/>
     <w:basedOn w:val="34"/>
+    <w:qFormat/>
     <w:uiPriority w:val="66"/>
     <w:pPr>
       <w:spacing w:after="0" w:line="240" w:lineRule="auto"/>
@@ -13857,6 +14060,7 @@
   <w:style w:type="table" w:styleId="82">
     <w:name w:val="Medium List 2 Accent 4"/>
     <w:basedOn w:val="34"/>
+    <w:qFormat/>
     <w:uiPriority w:val="66"/>
     <w:pPr>
       <w:spacing w:after="0" w:line="240" w:lineRule="auto"/>
@@ -14246,6 +14450,7 @@
   <w:style w:type="table" w:styleId="85">
     <w:name w:val="Medium Grid 1"/>
     <w:basedOn w:val="34"/>
+    <w:qFormat/>
     <w:uiPriority w:val="67"/>
     <w:pPr>
       <w:spacing w:after="0" w:line="240" w:lineRule="auto"/>
@@ -14315,6 +14520,7 @@
   <w:style w:type="table" w:styleId="86">
     <w:name w:val="Medium Grid 1 Accent 1"/>
     <w:basedOn w:val="34"/>
+    <w:qFormat/>
     <w:uiPriority w:val="67"/>
     <w:pPr>
       <w:spacing w:after="0" w:line="240" w:lineRule="auto"/>
@@ -14454,6 +14660,7 @@
   <w:style w:type="table" w:styleId="88">
     <w:name w:val="Medium Grid 1 Accent 3"/>
     <w:basedOn w:val="34"/>
+    <w:qFormat/>
     <w:uiPriority w:val="67"/>
     <w:pPr>
       <w:spacing w:after="0" w:line="240" w:lineRule="auto"/>
@@ -14880,6 +15087,7 @@
   <w:style w:type="table" w:styleId="93">
     <w:name w:val="Medium Grid 2 Accent 1"/>
     <w:basedOn w:val="34"/>
+    <w:qFormat/>
     <w:uiPriority w:val="68"/>
     <w:pPr>
       <w:spacing w:after="0" w:line="240" w:lineRule="auto"/>
@@ -15026,6 +15234,7 @@
   <w:style w:type="table" w:styleId="94">
     <w:name w:val="Medium Grid 2 Accent 2"/>
     <w:basedOn w:val="34"/>
+    <w:qFormat/>
     <w:uiPriority w:val="68"/>
     <w:pPr>
       <w:spacing w:after="0" w:line="240" w:lineRule="auto"/>
@@ -16234,6 +16443,7 @@
   <w:style w:type="table" w:styleId="102">
     <w:name w:val="Medium Grid 3 Accent 3"/>
     <w:basedOn w:val="34"/>
+    <w:qFormat/>
     <w:uiPriority w:val="69"/>
     <w:pPr>
       <w:spacing w:after="0" w:line="240" w:lineRule="auto"/>
@@ -16981,6 +17191,7 @@
   <w:style w:type="table" w:styleId="107">
     <w:name w:val="Dark List Accent 1"/>
     <w:basedOn w:val="34"/>
+    <w:qFormat/>
     <w:uiPriority w:val="70"/>
     <w:pPr>
       <w:spacing w:after="0" w:line="240" w:lineRule="auto"/>
@@ -17212,6 +17423,7 @@
   <w:style w:type="table" w:styleId="109">
     <w:name w:val="Dark List Accent 3"/>
     <w:basedOn w:val="34"/>
+    <w:qFormat/>
     <w:uiPriority w:val="70"/>
     <w:pPr>
       <w:spacing w:after="0" w:line="240" w:lineRule="auto"/>
@@ -17675,6 +17887,7 @@
   <w:style w:type="table" w:styleId="113">
     <w:name w:val="Colorful Shading"/>
     <w:basedOn w:val="34"/>
+    <w:qFormat/>
     <w:uiPriority w:val="71"/>
     <w:pPr>
       <w:spacing w:after="0" w:line="240" w:lineRule="auto"/>
@@ -17972,6 +18185,7 @@
   <w:style w:type="table" w:styleId="115">
     <w:name w:val="Colorful Shading Accent 2"/>
     <w:basedOn w:val="34"/>
+    <w:qFormat/>
     <w:uiPriority w:val="71"/>
     <w:pPr>
       <w:spacing w:after="0" w:line="240" w:lineRule="auto"/>
@@ -18249,6 +18463,7 @@
   <w:style w:type="table" w:styleId="117">
     <w:name w:val="Colorful Shading Accent 4"/>
     <w:basedOn w:val="34"/>
+    <w:qFormat/>
     <w:uiPriority w:val="71"/>
     <w:pPr>
       <w:spacing w:after="0" w:line="240" w:lineRule="auto"/>
@@ -18974,6 +19189,7 @@
   <w:style w:type="table" w:styleId="123">
     <w:name w:val="Colorful List Accent 3"/>
     <w:basedOn w:val="34"/>
+    <w:qFormat/>
     <w:uiPriority w:val="72"/>
     <w:pPr>
       <w:spacing w:after="0" w:line="240" w:lineRule="auto"/>
@@ -19066,6 +19282,7 @@
   <w:style w:type="table" w:styleId="124">
     <w:name w:val="Colorful List Accent 4"/>
     <w:basedOn w:val="34"/>
+    <w:qFormat/>
     <w:uiPriority w:val="72"/>
     <w:pPr>
       <w:spacing w:after="0" w:line="240" w:lineRule="auto"/>
@@ -19251,6 +19468,7 @@
   <w:style w:type="table" w:styleId="126">
     <w:name w:val="Colorful List Accent 6"/>
     <w:basedOn w:val="34"/>
+    <w:qFormat/>
     <w:uiPriority w:val="72"/>
     <w:pPr>
       <w:spacing w:after="0" w:line="240" w:lineRule="auto"/>
@@ -19440,6 +19658,7 @@
   <w:style w:type="table" w:styleId="128">
     <w:name w:val="Colorful Grid Accent 1"/>
     <w:basedOn w:val="34"/>
+    <w:qFormat/>
     <w:uiPriority w:val="73"/>
     <w:pPr>
       <w:spacing w:after="0" w:line="240" w:lineRule="auto"/>
@@ -19536,6 +19755,7 @@
   <w:style w:type="table" w:styleId="129">
     <w:name w:val="Colorful Grid Accent 2"/>
     <w:basedOn w:val="34"/>
+    <w:qFormat/>
     <w:uiPriority w:val="73"/>
     <w:pPr>
       <w:spacing w:after="0" w:line="240" w:lineRule="auto"/>
@@ -19632,6 +19852,7 @@
   <w:style w:type="table" w:styleId="130">
     <w:name w:val="Colorful Grid Accent 3"/>
     <w:basedOn w:val="34"/>
+    <w:qFormat/>
     <w:uiPriority w:val="73"/>
     <w:pPr>
       <w:spacing w:after="0" w:line="240" w:lineRule="auto"/>
@@ -19728,6 +19949,7 @@
   <w:style w:type="table" w:styleId="131">
     <w:name w:val="Colorful Grid Accent 4"/>
     <w:basedOn w:val="34"/>
+    <w:qFormat/>
     <w:uiPriority w:val="73"/>
     <w:pPr>
       <w:spacing w:after="0" w:line="240" w:lineRule="auto"/>
@@ -19824,6 +20046,7 @@
   <w:style w:type="table" w:styleId="132">
     <w:name w:val="Colorful Grid Accent 5"/>
     <w:basedOn w:val="34"/>
+    <w:qFormat/>
     <w:uiPriority w:val="73"/>
     <w:pPr>
       <w:spacing w:after="0" w:line="240" w:lineRule="auto"/>
@@ -20034,19 +20257,37 @@
       <w:iCs/>
     </w:rPr>
   </w:style>
-  <w:style w:type="character" w:customStyle="1" w:styleId="137">
+  <w:style w:type="character" w:styleId="137">
+    <w:name w:val="Hyperlink"/>
+    <w:basedOn w:val="134"/>
+    <w:unhideWhenUsed/>
+    <w:qFormat/>
+    <w:uiPriority w:val="99"/>
+    <w:rPr>
+      <w:color w:val="0000FF" w:themeColor="hyperlink"/>
+      <w:u w:val="single"/>
+      <w14:textFill>
+        <w14:solidFill>
+          <w14:schemeClr w14:val="hlink"/>
+        </w14:solidFill>
+      </w14:textFill>
+    </w:rPr>
+  </w:style>
+  <w:style w:type="character" w:customStyle="1" w:styleId="138">
     <w:name w:val="Header Char"/>
     <w:basedOn w:val="134"/>
     <w:link w:val="25"/>
+    <w:qFormat/>
     <w:uiPriority w:val="99"/>
   </w:style>
-  <w:style w:type="character" w:customStyle="1" w:styleId="138">
+  <w:style w:type="character" w:customStyle="1" w:styleId="139">
     <w:name w:val="Footer Char"/>
     <w:basedOn w:val="134"/>
     <w:link w:val="24"/>
+    <w:qFormat/>
     <w:uiPriority w:val="99"/>
   </w:style>
-  <w:style w:type="paragraph" w:styleId="139">
+  <w:style w:type="paragraph" w:styleId="140">
     <w:name w:val="No Spacing"/>
     <w:qFormat/>
     <w:uiPriority w:val="1"/>
@@ -20060,10 +20301,11 @@
       <w:lang w:val="en-US" w:eastAsia="en-US" w:bidi="ar-SA"/>
     </w:rPr>
   </w:style>
-  <w:style w:type="character" w:customStyle="1" w:styleId="140">
+  <w:style w:type="character" w:customStyle="1" w:styleId="141">
     <w:name w:val="Heading 1 Char"/>
     <w:basedOn w:val="134"/>
     <w:link w:val="3"/>
+    <w:qFormat/>
     <w:uiPriority w:val="9"/>
     <w:rPr>
       <w:rFonts w:asciiTheme="majorHAnsi" w:hAnsiTheme="majorHAnsi" w:eastAsiaTheme="majorEastAsia" w:cstheme="majorBidi"/>
@@ -20074,10 +20316,11 @@
       <w:szCs w:val="28"/>
     </w:rPr>
   </w:style>
-  <w:style w:type="character" w:customStyle="1" w:styleId="141">
+  <w:style w:type="character" w:customStyle="1" w:styleId="142">
     <w:name w:val="Heading 2 Char"/>
     <w:basedOn w:val="134"/>
     <w:link w:val="4"/>
+    <w:qFormat/>
     <w:uiPriority w:val="9"/>
     <w:rPr>
       <w:rFonts w:asciiTheme="majorHAnsi" w:hAnsiTheme="majorHAnsi" w:eastAsiaTheme="majorEastAsia" w:cstheme="majorBidi"/>
@@ -20093,10 +20336,11 @@
       </w14:textFill>
     </w:rPr>
   </w:style>
-  <w:style w:type="character" w:customStyle="1" w:styleId="142">
+  <w:style w:type="character" w:customStyle="1" w:styleId="143">
     <w:name w:val="Heading 3 Char"/>
     <w:basedOn w:val="134"/>
     <w:link w:val="5"/>
+    <w:qFormat/>
     <w:uiPriority w:val="9"/>
     <w:rPr>
       <w:rFonts w:asciiTheme="majorHAnsi" w:hAnsiTheme="majorHAnsi" w:eastAsiaTheme="majorEastAsia" w:cstheme="majorBidi"/>
@@ -20110,10 +20354,11 @@
       </w14:textFill>
     </w:rPr>
   </w:style>
-  <w:style w:type="character" w:customStyle="1" w:styleId="143">
+  <w:style w:type="character" w:customStyle="1" w:styleId="144">
     <w:name w:val="Title Char"/>
     <w:basedOn w:val="134"/>
     <w:link w:val="33"/>
+    <w:qFormat/>
     <w:uiPriority w:val="10"/>
     <w:rPr>
       <w:rFonts w:asciiTheme="majorHAnsi" w:hAnsiTheme="majorHAnsi" w:eastAsiaTheme="majorEastAsia" w:cstheme="majorBidi"/>
@@ -20124,7 +20369,7 @@
       <w:szCs w:val="52"/>
     </w:rPr>
   </w:style>
-  <w:style w:type="character" w:customStyle="1" w:styleId="144">
+  <w:style w:type="character" w:customStyle="1" w:styleId="145">
     <w:name w:val="Subtitle Char"/>
     <w:basedOn w:val="134"/>
     <w:link w:val="27"/>
@@ -20145,7 +20390,7 @@
       </w14:textFill>
     </w:rPr>
   </w:style>
-  <w:style w:type="paragraph" w:styleId="145">
+  <w:style w:type="paragraph" w:styleId="146">
     <w:name w:val="List Paragraph"/>
     <w:basedOn w:val="1"/>
     <w:qFormat/>
@@ -20155,31 +20400,32 @@
       <w:contextualSpacing/>
     </w:pPr>
   </w:style>
-  <w:style w:type="character" w:customStyle="1" w:styleId="146">
+  <w:style w:type="character" w:customStyle="1" w:styleId="147">
     <w:name w:val="Body Text Char"/>
     <w:basedOn w:val="134"/>
     <w:link w:val="19"/>
     <w:qFormat/>
     <w:uiPriority w:val="99"/>
   </w:style>
-  <w:style w:type="character" w:customStyle="1" w:styleId="147">
+  <w:style w:type="character" w:customStyle="1" w:styleId="148">
     <w:name w:val="Body Text 2 Char"/>
     <w:basedOn w:val="134"/>
     <w:link w:val="30"/>
     <w:qFormat/>
     <w:uiPriority w:val="99"/>
   </w:style>
-  <w:style w:type="character" w:customStyle="1" w:styleId="148">
+  <w:style w:type="character" w:customStyle="1" w:styleId="149">
     <w:name w:val="Body Text 3 Char"/>
     <w:basedOn w:val="134"/>
     <w:link w:val="17"/>
+    <w:qFormat/>
     <w:uiPriority w:val="99"/>
     <w:rPr>
       <w:sz w:val="16"/>
       <w:szCs w:val="16"/>
     </w:rPr>
   </w:style>
-  <w:style w:type="character" w:customStyle="1" w:styleId="149">
+  <w:style w:type="character" w:customStyle="1" w:styleId="150">
     <w:name w:val="Macro Text Char"/>
     <w:basedOn w:val="134"/>
     <w:link w:val="2"/>
@@ -20191,10 +20437,27 @@
       <w:szCs w:val="20"/>
     </w:rPr>
   </w:style>
-  <w:style w:type="paragraph" w:styleId="150">
+  <w:style w:type="paragraph" w:styleId="151">
     <w:name w:val="Quote"/>
     <w:basedOn w:val="1"/>
     <w:next w:val="1"/>
+    <w:link w:val="152"/>
+    <w:qFormat/>
+    <w:uiPriority w:val="29"/>
+    <w:rPr>
+      <w:i/>
+      <w:iCs/>
+      <w:color w:val="000000" w:themeColor="text1"/>
+      <w14:textFill>
+        <w14:solidFill>
+          <w14:schemeClr w14:val="tx1"/>
+        </w14:solidFill>
+      </w14:textFill>
+    </w:rPr>
+  </w:style>
+  <w:style w:type="character" w:customStyle="1" w:styleId="152">
+    <w:name w:val="Quote Char"/>
+    <w:basedOn w:val="134"/>
     <w:link w:val="151"/>
     <w:qFormat/>
     <w:uiPriority w:val="29"/>
@@ -20209,23 +20472,7 @@
       </w14:textFill>
     </w:rPr>
   </w:style>
-  <w:style w:type="character" w:customStyle="1" w:styleId="151">
-    <w:name w:val="Quote Char"/>
-    <w:basedOn w:val="134"/>
-    <w:link w:val="150"/>
-    <w:uiPriority w:val="29"/>
-    <w:rPr>
-      <w:i/>
-      <w:iCs/>
-      <w:color w:val="000000" w:themeColor="text1"/>
-      <w14:textFill>
-        <w14:solidFill>
-          <w14:schemeClr w14:val="tx1"/>
-        </w14:solidFill>
-      </w14:textFill>
-    </w:rPr>
-  </w:style>
-  <w:style w:type="character" w:customStyle="1" w:styleId="152">
+  <w:style w:type="character" w:customStyle="1" w:styleId="153">
     <w:name w:val="Heading 4 Char"/>
     <w:basedOn w:val="134"/>
     <w:link w:val="6"/>
@@ -20246,7 +20493,7 @@
       </w14:textFill>
     </w:rPr>
   </w:style>
-  <w:style w:type="character" w:customStyle="1" w:styleId="153">
+  <w:style w:type="character" w:customStyle="1" w:styleId="154">
     <w:name w:val="Heading 5 Char"/>
     <w:basedOn w:val="134"/>
     <w:link w:val="7"/>
@@ -20258,11 +20505,12 @@
       <w:color w:val="254061" w:themeColor="accent1" w:themeShade="80"/>
     </w:rPr>
   </w:style>
-  <w:style w:type="character" w:customStyle="1" w:styleId="154">
+  <w:style w:type="character" w:customStyle="1" w:styleId="155">
     <w:name w:val="Heading 6 Char"/>
     <w:basedOn w:val="134"/>
     <w:link w:val="8"/>
     <w:semiHidden/>
+    <w:qFormat/>
     <w:uiPriority w:val="9"/>
     <w:rPr>
       <w:rFonts w:asciiTheme="majorHAnsi" w:hAnsiTheme="majorHAnsi" w:eastAsiaTheme="majorEastAsia" w:cstheme="majorBidi"/>
@@ -20271,11 +20519,12 @@
       <w:color w:val="254061" w:themeColor="accent1" w:themeShade="80"/>
     </w:rPr>
   </w:style>
-  <w:style w:type="character" w:customStyle="1" w:styleId="155">
+  <w:style w:type="character" w:customStyle="1" w:styleId="156">
     <w:name w:val="Heading 7 Char"/>
     <w:basedOn w:val="134"/>
     <w:link w:val="9"/>
     <w:semiHidden/>
+    <w:qFormat/>
     <w:uiPriority w:val="9"/>
     <w:rPr>
       <w:rFonts w:asciiTheme="majorHAnsi" w:hAnsiTheme="majorHAnsi" w:eastAsiaTheme="majorEastAsia" w:cstheme="majorBidi"/>
@@ -20292,11 +20541,12 @@
       </w14:textFill>
     </w:rPr>
   </w:style>
-  <w:style w:type="character" w:customStyle="1" w:styleId="156">
+  <w:style w:type="character" w:customStyle="1" w:styleId="157">
     <w:name w:val="Heading 8 Char"/>
     <w:basedOn w:val="134"/>
     <w:link w:val="10"/>
     <w:semiHidden/>
+    <w:qFormat/>
     <w:uiPriority w:val="9"/>
     <w:rPr>
       <w:rFonts w:asciiTheme="majorHAnsi" w:hAnsiTheme="majorHAnsi" w:eastAsiaTheme="majorEastAsia" w:cstheme="majorBidi"/>
@@ -20310,7 +20560,7 @@
       </w14:textFill>
     </w:rPr>
   </w:style>
-  <w:style w:type="character" w:customStyle="1" w:styleId="157">
+  <w:style w:type="character" w:customStyle="1" w:styleId="158">
     <w:name w:val="Heading 9 Char"/>
     <w:basedOn w:val="134"/>
     <w:link w:val="11"/>
@@ -20334,11 +20584,11 @@
       </w14:textFill>
     </w:rPr>
   </w:style>
-  <w:style w:type="paragraph" w:styleId="158">
+  <w:style w:type="paragraph" w:styleId="159">
     <w:name w:val="Intense Quote"/>
     <w:basedOn w:val="1"/>
     <w:next w:val="1"/>
-    <w:link w:val="159"/>
+    <w:link w:val="160"/>
     <w:qFormat/>
     <w:uiPriority w:val="30"/>
     <w:pPr>
@@ -20361,10 +20611,11 @@
       </w14:textFill>
     </w:rPr>
   </w:style>
-  <w:style w:type="character" w:customStyle="1" w:styleId="159">
+  <w:style w:type="character" w:customStyle="1" w:styleId="160">
     <w:name w:val="Intense Quote Char"/>
     <w:basedOn w:val="134"/>
-    <w:link w:val="158"/>
+    <w:link w:val="159"/>
+    <w:qFormat/>
     <w:uiPriority w:val="30"/>
     <w:rPr>
       <w:b/>
@@ -20379,7 +20630,7 @@
       </w14:textFill>
     </w:rPr>
   </w:style>
-  <w:style w:type="character" w:customStyle="1" w:styleId="160">
+  <w:style w:type="character" w:customStyle="1" w:styleId="161">
     <w:name w:val="Subtle Emphasis"/>
     <w:basedOn w:val="134"/>
     <w:qFormat/>
@@ -20398,7 +20649,7 @@
       </w14:textFill>
     </w:rPr>
   </w:style>
-  <w:style w:type="character" w:customStyle="1" w:styleId="161">
+  <w:style w:type="character" w:customStyle="1" w:styleId="162">
     <w:name w:val="Intense Emphasis"/>
     <w:basedOn w:val="134"/>
     <w:qFormat/>
@@ -20416,7 +20667,7 @@
       </w14:textFill>
     </w:rPr>
   </w:style>
-  <w:style w:type="character" w:customStyle="1" w:styleId="162">
+  <w:style w:type="character" w:customStyle="1" w:styleId="163">
     <w:name w:val="Subtle Reference"/>
     <w:basedOn w:val="134"/>
     <w:qFormat/>
@@ -20432,7 +20683,7 @@
       </w14:textFill>
     </w:rPr>
   </w:style>
-  <w:style w:type="character" w:customStyle="1" w:styleId="163">
+  <w:style w:type="character" w:customStyle="1" w:styleId="164">
     <w:name w:val="Intense Reference"/>
     <w:basedOn w:val="134"/>
     <w:qFormat/>
@@ -20451,7 +20702,7 @@
       </w14:textFill>
     </w:rPr>
   </w:style>
-  <w:style w:type="character" w:customStyle="1" w:styleId="164">
+  <w:style w:type="character" w:customStyle="1" w:styleId="165">
     <w:name w:val="Book Title"/>
     <w:basedOn w:val="134"/>
     <w:qFormat/>
@@ -20463,7 +20714,7 @@
       <w:spacing w:val="5"/>
     </w:rPr>
   </w:style>
-  <w:style w:type="paragraph" w:customStyle="1" w:styleId="165">
+  <w:style w:type="paragraph" w:customStyle="1" w:styleId="166">
     <w:name w:val="TOC Heading"/>
     <w:basedOn w:val="3"/>
     <w:next w:val="1"/>

--- a/第八届开源大赛技术报告.docx
+++ b/第八届开源大赛技术报告.docx
@@ -163,8 +163,6 @@
         </w:rPr>
         <w:t xml:space="preserve">    作品地址：</w:t>
       </w:r>
-      <w:bookmarkStart w:id="23" w:name="_GoBack"/>
-      <w:bookmarkEnd w:id="23"/>
       <w:r>
         <w:rPr>
           <w:rFonts w:hint="eastAsia"/>
@@ -298,7 +296,7 @@
           <w:szCs w:val="22"/>
           <w:lang w:val="en-US" w:eastAsia="en-US" w:bidi="ar-SA"/>
         </w:rPr>
-        <w:id w:val="147459053"/>
+        <w:id w:val="147473360"/>
         <w15:color w:val="DBDBDB"/>
         <w:docPartObj>
           <w:docPartGallery w:val="Table of Contents"/>
@@ -308,7 +306,7 @@
       <w:sdtEndPr>
         <w:rPr>
           <w:rFonts w:ascii="宋体" w:hAnsi="宋体" w:eastAsia="宋体" w:cstheme="minorBidi"/>
-          <w:sz w:val="21"/>
+          <w:sz w:val="24"/>
           <w:szCs w:val="22"/>
           <w:lang w:val="en-US" w:eastAsia="en-US" w:bidi="ar-SA"/>
         </w:rPr>
@@ -320,6 +318,8 @@
             <w:ind w:left="0" w:leftChars="0" w:right="0" w:rightChars="0" w:firstLine="0" w:firstLineChars="0"/>
             <w:jc w:val="center"/>
           </w:pPr>
+          <w:bookmarkStart w:id="7" w:name="_GoBack"/>
+          <w:bookmarkEnd w:id="7"/>
           <w:r>
             <w:rPr>
               <w:rFonts w:ascii="宋体" w:hAnsi="宋体" w:eastAsia="宋体"/>
@@ -339,7 +339,7 @@
             <w:fldChar w:fldCharType="begin"/>
           </w:r>
           <w:r>
-            <w:instrText xml:space="preserve">TOC \o "1-3" \h \u </w:instrText>
+            <w:instrText xml:space="preserve">TOC \o "1-1" \h \u </w:instrText>
           </w:r>
           <w:r>
             <w:fldChar w:fldCharType="separate"/>
@@ -348,7 +348,7 @@
             <w:fldChar w:fldCharType="begin"/>
           </w:r>
           <w:r>
-            <w:instrText xml:space="preserve"> HYPERLINK \l _Toc20636 </w:instrText>
+            <w:instrText xml:space="preserve"> HYPERLINK \l _Toc18153 </w:instrText>
           </w:r>
           <w:r>
             <w:fldChar w:fldCharType="separate"/>
@@ -363,7 +363,7 @@
             <w:fldChar w:fldCharType="begin"/>
           </w:r>
           <w:r>
-            <w:instrText xml:space="preserve"> PAGEREF _Toc20636 \h </w:instrText>
+            <w:instrText xml:space="preserve"> PAGEREF _Toc18153 \h </w:instrText>
           </w:r>
           <w:r>
             <w:fldChar w:fldCharType="separate"/>
@@ -389,7 +389,7 @@
             <w:fldChar w:fldCharType="begin"/>
           </w:r>
           <w:r>
-            <w:instrText xml:space="preserve"> HYPERLINK \l _Toc14355 </w:instrText>
+            <w:instrText xml:space="preserve"> HYPERLINK \l _Toc11524 </w:instrText>
           </w:r>
           <w:r>
             <w:fldChar w:fldCharType="separate"/>
@@ -404,177 +404,13 @@
             <w:fldChar w:fldCharType="begin"/>
           </w:r>
           <w:r>
-            <w:instrText xml:space="preserve"> PAGEREF _Toc14355 \h </w:instrText>
+            <w:instrText xml:space="preserve"> PAGEREF _Toc11524 \h </w:instrText>
           </w:r>
           <w:r>
             <w:fldChar w:fldCharType="separate"/>
           </w:r>
           <w:r>
             <w:t>4</w:t>
-          </w:r>
-          <w:r>
-            <w:fldChar w:fldCharType="end"/>
-          </w:r>
-          <w:r>
-            <w:fldChar w:fldCharType="end"/>
-          </w:r>
-        </w:p>
-        <w:p>
-          <w:pPr>
-            <w:pStyle w:val="29"/>
-            <w:tabs>
-              <w:tab w:val="right" w:leader="dot" w:pos="8300"/>
-            </w:tabs>
-          </w:pPr>
-          <w:r>
-            <w:fldChar w:fldCharType="begin"/>
-          </w:r>
-          <w:r>
-            <w:instrText xml:space="preserve"> HYPERLINK \l _Toc29262 </w:instrText>
-          </w:r>
-          <w:r>
-            <w:fldChar w:fldCharType="separate"/>
-          </w:r>
-          <w:r>
-            <w:t>1.1 系统架构</w:t>
-          </w:r>
-          <w:r>
-            <w:tab/>
-          </w:r>
-          <w:r>
-            <w:fldChar w:fldCharType="begin"/>
-          </w:r>
-          <w:r>
-            <w:instrText xml:space="preserve"> PAGEREF _Toc29262 \h </w:instrText>
-          </w:r>
-          <w:r>
-            <w:fldChar w:fldCharType="separate"/>
-          </w:r>
-          <w:r>
-            <w:t>4</w:t>
-          </w:r>
-          <w:r>
-            <w:fldChar w:fldCharType="end"/>
-          </w:r>
-          <w:r>
-            <w:fldChar w:fldCharType="end"/>
-          </w:r>
-        </w:p>
-        <w:p>
-          <w:pPr>
-            <w:pStyle w:val="29"/>
-            <w:tabs>
-              <w:tab w:val="right" w:leader="dot" w:pos="8300"/>
-            </w:tabs>
-          </w:pPr>
-          <w:r>
-            <w:fldChar w:fldCharType="begin"/>
-          </w:r>
-          <w:r>
-            <w:instrText xml:space="preserve"> HYPERLINK \l _Toc15541 </w:instrText>
-          </w:r>
-          <w:r>
-            <w:fldChar w:fldCharType="separate"/>
-          </w:r>
-          <w:r>
-            <w:t>1.2 技术选型</w:t>
-          </w:r>
-          <w:r>
-            <w:tab/>
-          </w:r>
-          <w:r>
-            <w:fldChar w:fldCharType="begin"/>
-          </w:r>
-          <w:r>
-            <w:instrText xml:space="preserve"> PAGEREF _Toc15541 \h </w:instrText>
-          </w:r>
-          <w:r>
-            <w:fldChar w:fldCharType="separate"/>
-          </w:r>
-          <w:r>
-            <w:t>4</w:t>
-          </w:r>
-          <w:r>
-            <w:fldChar w:fldCharType="end"/>
-          </w:r>
-          <w:r>
-            <w:fldChar w:fldCharType="end"/>
-          </w:r>
-        </w:p>
-        <w:p>
-          <w:pPr>
-            <w:pStyle w:val="29"/>
-            <w:tabs>
-              <w:tab w:val="right" w:leader="dot" w:pos="8300"/>
-            </w:tabs>
-          </w:pPr>
-          <w:r>
-            <w:fldChar w:fldCharType="begin"/>
-          </w:r>
-          <w:r>
-            <w:instrText xml:space="preserve"> HYPERLINK \l _Toc2985 </w:instrText>
-          </w:r>
-          <w:r>
-            <w:fldChar w:fldCharType="separate"/>
-          </w:r>
-          <w:r>
-            <w:t>1.3 模块划分</w:t>
-          </w:r>
-          <w:r>
-            <w:tab/>
-          </w:r>
-          <w:r>
-            <w:fldChar w:fldCharType="begin"/>
-          </w:r>
-          <w:r>
-            <w:instrText xml:space="preserve"> PAGEREF _Toc2985 \h </w:instrText>
-          </w:r>
-          <w:r>
-            <w:fldChar w:fldCharType="separate"/>
-          </w:r>
-          <w:r>
-            <w:t>4</w:t>
-          </w:r>
-          <w:r>
-            <w:fldChar w:fldCharType="end"/>
-          </w:r>
-          <w:r>
-            <w:fldChar w:fldCharType="end"/>
-          </w:r>
-        </w:p>
-        <w:p>
-          <w:pPr>
-            <w:pStyle w:val="29"/>
-            <w:tabs>
-              <w:tab w:val="right" w:leader="dot" w:pos="8300"/>
-            </w:tabs>
-          </w:pPr>
-          <w:r>
-            <w:fldChar w:fldCharType="begin"/>
-          </w:r>
-          <w:r>
-            <w:instrText xml:space="preserve"> HYPERLINK \l _Toc2051 </w:instrText>
-          </w:r>
-          <w:r>
-            <w:fldChar w:fldCharType="separate"/>
-          </w:r>
-          <w:r>
-            <w:t>1.4 数据流设计</w:t>
-          </w:r>
-          <w:r>
-            <w:tab/>
-          </w:r>
-          <w:r>
-            <w:fldChar w:fldCharType="begin"/>
-          </w:r>
-          <w:r>
-            <w:instrText xml:space="preserve"> PAGEREF _Toc2051 \h </w:instrText>
-          </w:r>
-          <w:r>
-            <w:fldChar w:fldCharType="separate"/>
-          </w:r>
-          <w:r>
-            <w:t>5</w:t>
           </w:r>
           <w:r>
             <w:fldChar w:fldCharType="end"/>
@@ -594,7 +430,7 @@
             <w:fldChar w:fldCharType="begin"/>
           </w:r>
           <w:r>
-            <w:instrText xml:space="preserve"> HYPERLINK \l _Toc15431 </w:instrText>
+            <w:instrText xml:space="preserve"> HYPERLINK \l _Toc23420 </w:instrText>
           </w:r>
           <w:r>
             <w:fldChar w:fldCharType="separate"/>
@@ -609,341 +445,13 @@
             <w:fldChar w:fldCharType="begin"/>
           </w:r>
           <w:r>
-            <w:instrText xml:space="preserve"> PAGEREF _Toc15431 \h </w:instrText>
+            <w:instrText xml:space="preserve"> PAGEREF _Toc23420 \h </w:instrText>
           </w:r>
           <w:r>
             <w:fldChar w:fldCharType="separate"/>
           </w:r>
           <w:r>
             <w:t>6</w:t>
-          </w:r>
-          <w:r>
-            <w:fldChar w:fldCharType="end"/>
-          </w:r>
-          <w:r>
-            <w:fldChar w:fldCharType="end"/>
-          </w:r>
-        </w:p>
-        <w:p>
-          <w:pPr>
-            <w:pStyle w:val="29"/>
-            <w:tabs>
-              <w:tab w:val="right" w:leader="dot" w:pos="8300"/>
-            </w:tabs>
-          </w:pPr>
-          <w:r>
-            <w:fldChar w:fldCharType="begin"/>
-          </w:r>
-          <w:r>
-            <w:instrText xml:space="preserve"> HYPERLINK \l _Toc13492 </w:instrText>
-          </w:r>
-          <w:r>
-            <w:fldChar w:fldCharType="separate"/>
-          </w:r>
-          <w:r>
-            <w:t>2.1 AI算力平台适配层</w:t>
-          </w:r>
-          <w:r>
-            <w:tab/>
-          </w:r>
-          <w:r>
-            <w:fldChar w:fldCharType="begin"/>
-          </w:r>
-          <w:r>
-            <w:instrText xml:space="preserve"> PAGEREF _Toc13492 \h </w:instrText>
-          </w:r>
-          <w:r>
-            <w:fldChar w:fldCharType="separate"/>
-          </w:r>
-          <w:r>
-            <w:t>6</w:t>
-          </w:r>
-          <w:r>
-            <w:fldChar w:fldCharType="end"/>
-          </w:r>
-          <w:r>
-            <w:fldChar w:fldCharType="end"/>
-          </w:r>
-        </w:p>
-        <w:p>
-          <w:pPr>
-            <w:pStyle w:val="29"/>
-            <w:tabs>
-              <w:tab w:val="right" w:leader="dot" w:pos="8300"/>
-            </w:tabs>
-          </w:pPr>
-          <w:r>
-            <w:fldChar w:fldCharType="begin"/>
-          </w:r>
-          <w:r>
-            <w:instrText xml:space="preserve"> HYPERLINK \l _Toc6196 </w:instrText>
-          </w:r>
-          <w:r>
-            <w:fldChar w:fldCharType="separate"/>
-          </w:r>
-          <w:r>
-            <w:t>2.2 多智能体协作系统</w:t>
-          </w:r>
-          <w:r>
-            <w:tab/>
-          </w:r>
-          <w:r>
-            <w:fldChar w:fldCharType="begin"/>
-          </w:r>
-          <w:r>
-            <w:instrText xml:space="preserve"> PAGEREF _Toc6196 \h </w:instrText>
-          </w:r>
-          <w:r>
-            <w:fldChar w:fldCharType="separate"/>
-          </w:r>
-          <w:r>
-            <w:t>6</w:t>
-          </w:r>
-          <w:r>
-            <w:fldChar w:fldCharType="end"/>
-          </w:r>
-          <w:r>
-            <w:fldChar w:fldCharType="end"/>
-          </w:r>
-        </w:p>
-        <w:p>
-          <w:pPr>
-            <w:pStyle w:val="29"/>
-            <w:tabs>
-              <w:tab w:val="right" w:leader="dot" w:pos="8300"/>
-            </w:tabs>
-          </w:pPr>
-          <w:r>
-            <w:fldChar w:fldCharType="begin"/>
-          </w:r>
-          <w:r>
-            <w:instrText xml:space="preserve"> HYPERLINK \l _Toc8718 </w:instrText>
-          </w:r>
-          <w:r>
-            <w:fldChar w:fldCharType="separate"/>
-          </w:r>
-          <w:r>
-            <w:t>2.3 VibraImage前庭振动引擎</w:t>
-          </w:r>
-          <w:r>
-            <w:tab/>
-          </w:r>
-          <w:r>
-            <w:fldChar w:fldCharType="begin"/>
-          </w:r>
-          <w:r>
-            <w:instrText xml:space="preserve"> PAGEREF _Toc8718 \h </w:instrText>
-          </w:r>
-          <w:r>
-            <w:fldChar w:fldCharType="separate"/>
-          </w:r>
-          <w:r>
-            <w:t>7</w:t>
-          </w:r>
-          <w:r>
-            <w:fldChar w:fldCharType="end"/>
-          </w:r>
-          <w:r>
-            <w:fldChar w:fldCharType="end"/>
-          </w:r>
-        </w:p>
-        <w:p>
-          <w:pPr>
-            <w:pStyle w:val="29"/>
-            <w:tabs>
-              <w:tab w:val="right" w:leader="dot" w:pos="8300"/>
-            </w:tabs>
-          </w:pPr>
-          <w:r>
-            <w:fldChar w:fldCharType="begin"/>
-          </w:r>
-          <w:r>
-            <w:instrText xml:space="preserve"> HYPERLINK \l _Toc22367 </w:instrText>
-          </w:r>
-          <w:r>
-            <w:fldChar w:fldCharType="separate"/>
-          </w:r>
-          <w:r>
-            <w:t>2.4 双模态情绪融合</w:t>
-          </w:r>
-          <w:r>
-            <w:tab/>
-          </w:r>
-          <w:r>
-            <w:fldChar w:fldCharType="begin"/>
-          </w:r>
-          <w:r>
-            <w:instrText xml:space="preserve"> PAGEREF _Toc22367 \h </w:instrText>
-          </w:r>
-          <w:r>
-            <w:fldChar w:fldCharType="separate"/>
-          </w:r>
-          <w:r>
-            <w:t>7</w:t>
-          </w:r>
-          <w:r>
-            <w:fldChar w:fldCharType="end"/>
-          </w:r>
-          <w:r>
-            <w:fldChar w:fldCharType="end"/>
-          </w:r>
-        </w:p>
-        <w:p>
-          <w:pPr>
-            <w:pStyle w:val="29"/>
-            <w:tabs>
-              <w:tab w:val="right" w:leader="dot" w:pos="8300"/>
-            </w:tabs>
-          </w:pPr>
-          <w:r>
-            <w:fldChar w:fldCharType="begin"/>
-          </w:r>
-          <w:r>
-            <w:instrText xml:space="preserve"> HYPERLINK \l _Toc12032 </w:instrText>
-          </w:r>
-          <w:r>
-            <w:fldChar w:fldCharType="separate"/>
-          </w:r>
-          <w:r>
-            <w:t>2.5 AIGC内容生成引擎</w:t>
-          </w:r>
-          <w:r>
-            <w:tab/>
-          </w:r>
-          <w:r>
-            <w:fldChar w:fldCharType="begin"/>
-          </w:r>
-          <w:r>
-            <w:instrText xml:space="preserve"> PAGEREF _Toc12032 \h </w:instrText>
-          </w:r>
-          <w:r>
-            <w:fldChar w:fldCharType="separate"/>
-          </w:r>
-          <w:r>
-            <w:t>8</w:t>
-          </w:r>
-          <w:r>
-            <w:fldChar w:fldCharType="end"/>
-          </w:r>
-          <w:r>
-            <w:fldChar w:fldCharType="end"/>
-          </w:r>
-        </w:p>
-        <w:p>
-          <w:pPr>
-            <w:pStyle w:val="29"/>
-            <w:tabs>
-              <w:tab w:val="right" w:leader="dot" w:pos="8300"/>
-            </w:tabs>
-          </w:pPr>
-          <w:r>
-            <w:fldChar w:fldCharType="begin"/>
-          </w:r>
-          <w:r>
-            <w:instrText xml:space="preserve"> HYPERLINK \l _Toc12493 </w:instrText>
-          </w:r>
-          <w:r>
-            <w:fldChar w:fldCharType="separate"/>
-          </w:r>
-          <w:r>
-            <w:t>2.6 LangGraph双环状态机</w:t>
-          </w:r>
-          <w:r>
-            <w:tab/>
-          </w:r>
-          <w:r>
-            <w:fldChar w:fldCharType="begin"/>
-          </w:r>
-          <w:r>
-            <w:instrText xml:space="preserve"> PAGEREF _Toc12493 \h </w:instrText>
-          </w:r>
-          <w:r>
-            <w:fldChar w:fldCharType="separate"/>
-          </w:r>
-          <w:r>
-            <w:t>8</w:t>
-          </w:r>
-          <w:r>
-            <w:fldChar w:fldCharType="end"/>
-          </w:r>
-          <w:r>
-            <w:fldChar w:fldCharType="end"/>
-          </w:r>
-        </w:p>
-        <w:p>
-          <w:pPr>
-            <w:pStyle w:val="29"/>
-            <w:tabs>
-              <w:tab w:val="right" w:leader="dot" w:pos="8300"/>
-            </w:tabs>
-          </w:pPr>
-          <w:r>
-            <w:fldChar w:fldCharType="begin"/>
-          </w:r>
-          <w:r>
-            <w:instrText xml:space="preserve"> HYPERLINK \l _Toc772 </w:instrText>
-          </w:r>
-          <w:r>
-            <w:fldChar w:fldCharType="separate"/>
-          </w:r>
-          <w:r>
-            <w:t>2.7 前端仪表盘</w:t>
-          </w:r>
-          <w:r>
-            <w:tab/>
-          </w:r>
-          <w:r>
-            <w:fldChar w:fldCharType="begin"/>
-          </w:r>
-          <w:r>
-            <w:instrText xml:space="preserve"> PAGEREF _Toc772 \h </w:instrText>
-          </w:r>
-          <w:r>
-            <w:fldChar w:fldCharType="separate"/>
-          </w:r>
-          <w:r>
-            <w:t>9</w:t>
-          </w:r>
-          <w:r>
-            <w:fldChar w:fldCharType="end"/>
-          </w:r>
-          <w:r>
-            <w:fldChar w:fldCharType="end"/>
-          </w:r>
-        </w:p>
-        <w:p>
-          <w:pPr>
-            <w:pStyle w:val="29"/>
-            <w:tabs>
-              <w:tab w:val="right" w:leader="dot" w:pos="8300"/>
-            </w:tabs>
-          </w:pPr>
-          <w:r>
-            <w:fldChar w:fldCharType="begin"/>
-          </w:r>
-          <w:r>
-            <w:instrText xml:space="preserve"> HYPERLINK \l _Toc28789 </w:instrText>
-          </w:r>
-          <w:r>
-            <w:fldChar w:fldCharType="separate"/>
-          </w:r>
-          <w:r>
-            <w:t>2.8 工程优化与系统稳定性</w:t>
-          </w:r>
-          <w:r>
-            <w:tab/>
-          </w:r>
-          <w:r>
-            <w:fldChar w:fldCharType="begin"/>
-          </w:r>
-          <w:r>
-            <w:instrText xml:space="preserve"> PAGEREF _Toc28789 \h </w:instrText>
-          </w:r>
-          <w:r>
-            <w:fldChar w:fldCharType="separate"/>
-          </w:r>
-          <w:r>
-            <w:t>9</w:t>
           </w:r>
           <w:r>
             <w:fldChar w:fldCharType="end"/>
@@ -963,7 +471,7 @@
             <w:fldChar w:fldCharType="begin"/>
           </w:r>
           <w:r>
-            <w:instrText xml:space="preserve"> HYPERLINK \l _Toc31505 </w:instrText>
+            <w:instrText xml:space="preserve"> HYPERLINK \l _Toc29931 </w:instrText>
           </w:r>
           <w:r>
             <w:fldChar w:fldCharType="separate"/>
@@ -978,177 +486,13 @@
             <w:fldChar w:fldCharType="begin"/>
           </w:r>
           <w:r>
-            <w:instrText xml:space="preserve"> PAGEREF _Toc31505 \h </w:instrText>
+            <w:instrText xml:space="preserve"> PAGEREF _Toc29931 \h </w:instrText>
           </w:r>
           <w:r>
             <w:fldChar w:fldCharType="separate"/>
           </w:r>
           <w:r>
             <w:t>10</w:t>
-          </w:r>
-          <w:r>
-            <w:fldChar w:fldCharType="end"/>
-          </w:r>
-          <w:r>
-            <w:fldChar w:fldCharType="end"/>
-          </w:r>
-        </w:p>
-        <w:p>
-          <w:pPr>
-            <w:pStyle w:val="29"/>
-            <w:tabs>
-              <w:tab w:val="right" w:leader="dot" w:pos="8300"/>
-            </w:tabs>
-          </w:pPr>
-          <w:r>
-            <w:fldChar w:fldCharType="begin"/>
-          </w:r>
-          <w:r>
-            <w:instrText xml:space="preserve"> HYPERLINK \l _Toc9445 </w:instrText>
-          </w:r>
-          <w:r>
-            <w:fldChar w:fldCharType="separate"/>
-          </w:r>
-          <w:r>
-            <w:t>3.1 测试概览</w:t>
-          </w:r>
-          <w:r>
-            <w:tab/>
-          </w:r>
-          <w:r>
-            <w:fldChar w:fldCharType="begin"/>
-          </w:r>
-          <w:r>
-            <w:instrText xml:space="preserve"> PAGEREF _Toc9445 \h </w:instrText>
-          </w:r>
-          <w:r>
-            <w:fldChar w:fldCharType="separate"/>
-          </w:r>
-          <w:r>
-            <w:t>10</w:t>
-          </w:r>
-          <w:r>
-            <w:fldChar w:fldCharType="end"/>
-          </w:r>
-          <w:r>
-            <w:fldChar w:fldCharType="end"/>
-          </w:r>
-        </w:p>
-        <w:p>
-          <w:pPr>
-            <w:pStyle w:val="29"/>
-            <w:tabs>
-              <w:tab w:val="right" w:leader="dot" w:pos="8300"/>
-            </w:tabs>
-          </w:pPr>
-          <w:r>
-            <w:fldChar w:fldCharType="begin"/>
-          </w:r>
-          <w:r>
-            <w:instrText xml:space="preserve"> HYPERLINK \l _Toc17190 </w:instrText>
-          </w:r>
-          <w:r>
-            <w:fldChar w:fldCharType="separate"/>
-          </w:r>
-          <w:r>
-            <w:t>3.2 详细测试结果</w:t>
-          </w:r>
-          <w:r>
-            <w:tab/>
-          </w:r>
-          <w:r>
-            <w:fldChar w:fldCharType="begin"/>
-          </w:r>
-          <w:r>
-            <w:instrText xml:space="preserve"> PAGEREF _Toc17190 \h </w:instrText>
-          </w:r>
-          <w:r>
-            <w:fldChar w:fldCharType="separate"/>
-          </w:r>
-          <w:r>
-            <w:t>10</w:t>
-          </w:r>
-          <w:r>
-            <w:fldChar w:fldCharType="end"/>
-          </w:r>
-          <w:r>
-            <w:fldChar w:fldCharType="end"/>
-          </w:r>
-        </w:p>
-        <w:p>
-          <w:pPr>
-            <w:pStyle w:val="29"/>
-            <w:tabs>
-              <w:tab w:val="right" w:leader="dot" w:pos="8300"/>
-            </w:tabs>
-          </w:pPr>
-          <w:r>
-            <w:fldChar w:fldCharType="begin"/>
-          </w:r>
-          <w:r>
-            <w:instrText xml:space="preserve"> HYPERLINK \l _Toc27421 </w:instrText>
-          </w:r>
-          <w:r>
-            <w:fldChar w:fldCharType="separate"/>
-          </w:r>
-          <w:r>
-            <w:t>3.3 LLM API性能测试</w:t>
-          </w:r>
-          <w:r>
-            <w:tab/>
-          </w:r>
-          <w:r>
-            <w:fldChar w:fldCharType="begin"/>
-          </w:r>
-          <w:r>
-            <w:instrText xml:space="preserve"> PAGEREF _Toc27421 \h </w:instrText>
-          </w:r>
-          <w:r>
-            <w:fldChar w:fldCharType="separate"/>
-          </w:r>
-          <w:r>
-            <w:t>12</w:t>
-          </w:r>
-          <w:r>
-            <w:fldChar w:fldCharType="end"/>
-          </w:r>
-          <w:r>
-            <w:fldChar w:fldCharType="end"/>
-          </w:r>
-        </w:p>
-        <w:p>
-          <w:pPr>
-            <w:pStyle w:val="29"/>
-            <w:tabs>
-              <w:tab w:val="right" w:leader="dot" w:pos="8300"/>
-            </w:tabs>
-          </w:pPr>
-          <w:r>
-            <w:fldChar w:fldCharType="begin"/>
-          </w:r>
-          <w:r>
-            <w:instrText xml:space="preserve"> HYPERLINK \l _Toc10554 </w:instrText>
-          </w:r>
-          <w:r>
-            <w:fldChar w:fldCharType="separate"/>
-          </w:r>
-          <w:r>
-            <w:t>3.4 系统性能指标</w:t>
-          </w:r>
-          <w:r>
-            <w:tab/>
-          </w:r>
-          <w:r>
-            <w:fldChar w:fldCharType="begin"/>
-          </w:r>
-          <w:r>
-            <w:instrText xml:space="preserve"> PAGEREF _Toc10554 \h </w:instrText>
-          </w:r>
-          <w:r>
-            <w:fldChar w:fldCharType="separate"/>
-          </w:r>
-          <w:r>
-            <w:t>12</w:t>
           </w:r>
           <w:r>
             <w:fldChar w:fldCharType="end"/>
@@ -1168,7 +512,7 @@
             <w:fldChar w:fldCharType="begin"/>
           </w:r>
           <w:r>
-            <w:instrText xml:space="preserve"> HYPERLINK \l _Toc21066 </w:instrText>
+            <w:instrText xml:space="preserve"> HYPERLINK \l _Toc9350 </w:instrText>
           </w:r>
           <w:r>
             <w:fldChar w:fldCharType="separate"/>
@@ -1183,7 +527,7 @@
             <w:fldChar w:fldCharType="begin"/>
           </w:r>
           <w:r>
-            <w:instrText xml:space="preserve"> PAGEREF _Toc21066 \h </w:instrText>
+            <w:instrText xml:space="preserve"> PAGEREF _Toc9350 \h </w:instrText>
           </w:r>
           <w:r>
             <w:fldChar w:fldCharType="separate"/>
@@ -1209,7 +553,7 @@
             <w:fldChar w:fldCharType="begin"/>
           </w:r>
           <w:r>
-            <w:instrText xml:space="preserve"> HYPERLINK \l _Toc23698 </w:instrText>
+            <w:instrText xml:space="preserve"> HYPERLINK \l _Toc8876 </w:instrText>
           </w:r>
           <w:r>
             <w:fldChar w:fldCharType="separate"/>
@@ -1224,7 +568,7 @@
             <w:fldChar w:fldCharType="begin"/>
           </w:r>
           <w:r>
-            <w:instrText xml:space="preserve"> PAGEREF _Toc23698 \h </w:instrText>
+            <w:instrText xml:space="preserve"> PAGEREF _Toc8876 \h </w:instrText>
           </w:r>
           <w:r>
             <w:fldChar w:fldCharType="separate"/>
@@ -1250,7 +594,7 @@
             <w:fldChar w:fldCharType="begin"/>
           </w:r>
           <w:r>
-            <w:instrText xml:space="preserve"> HYPERLINK \l _Toc24130 </w:instrText>
+            <w:instrText xml:space="preserve"> HYPERLINK \l _Toc16198 </w:instrText>
           </w:r>
           <w:r>
             <w:fldChar w:fldCharType="separate"/>
@@ -1265,7 +609,7 @@
             <w:fldChar w:fldCharType="begin"/>
           </w:r>
           <w:r>
-            <w:instrText xml:space="preserve"> PAGEREF _Toc24130 \h </w:instrText>
+            <w:instrText xml:space="preserve"> PAGEREF _Toc16198 \h </w:instrText>
           </w:r>
           <w:r>
             <w:fldChar w:fldCharType="separate"/>
@@ -1281,18 +625,65 @@
           </w:r>
         </w:p>
         <w:p>
+          <w:pPr>
+            <w:rPr>
+              <w:rFonts w:ascii="宋体" w:hAnsi="宋体" w:eastAsia="宋体" w:cstheme="minorBidi"/>
+              <w:sz w:val="24"/>
+              <w:szCs w:val="22"/>
+              <w:lang w:val="en-US" w:eastAsia="en-US" w:bidi="ar-SA"/>
+            </w:rPr>
+          </w:pPr>
           <w:r>
             <w:fldChar w:fldCharType="end"/>
           </w:r>
         </w:p>
       </w:sdtContent>
     </w:sdt>
+    <w:p>
+      <w:pPr>
+        <w:rPr>
+          <w:rFonts w:ascii="宋体" w:hAnsi="宋体" w:eastAsia="宋体" w:cstheme="minorBidi"/>
+          <w:sz w:val="24"/>
+          <w:szCs w:val="22"/>
+          <w:lang w:val="en-US" w:eastAsia="en-US" w:bidi="ar-SA"/>
+        </w:rPr>
+      </w:pPr>
+    </w:p>
+    <w:p>
+      <w:pPr>
+        <w:pStyle w:val="3"/>
+      </w:pPr>
+      <w:bookmarkStart w:id="0" w:name="_Toc18153"/>
+    </w:p>
+    <w:p>
+      <w:pPr>
+        <w:pStyle w:val="3"/>
+      </w:pPr>
+    </w:p>
+    <w:p>
+      <w:pPr>
+        <w:pStyle w:val="3"/>
+      </w:pPr>
+    </w:p>
+    <w:p>
+      <w:pPr>
+        <w:pStyle w:val="3"/>
+      </w:pPr>
+    </w:p>
+    <w:p/>
+    <w:p/>
     <w:p/>
     <w:p>
       <w:pPr>
         <w:pStyle w:val="3"/>
       </w:pPr>
-      <w:bookmarkStart w:id="0" w:name="_Toc20636"/>
+    </w:p>
+    <w:p/>
+    <w:p/>
+    <w:p>
+      <w:pPr>
+        <w:pStyle w:val="3"/>
+      </w:pPr>
       <w:r>
         <w:t>摘要</w:t>
       </w:r>
@@ -1359,7 +750,7 @@
       <w:pPr>
         <w:pStyle w:val="3"/>
       </w:pPr>
-      <w:bookmarkStart w:id="1" w:name="_Toc14355"/>
+      <w:bookmarkStart w:id="1" w:name="_Toc11524"/>
       <w:r>
         <w:t>一、作品整体设计方案</w:t>
       </w:r>
@@ -1369,11 +760,9 @@
       <w:pPr>
         <w:pStyle w:val="4"/>
       </w:pPr>
-      <w:bookmarkStart w:id="2" w:name="_Toc29262"/>
       <w:r>
         <w:t>1.1 系统架构</w:t>
       </w:r>
-      <w:bookmarkEnd w:id="2"/>
     </w:p>
     <w:p>
       <w:pPr>
@@ -1406,7 +795,6 @@
         <w:pStyle w:val="4"/>
         <w:jc w:val="center"/>
       </w:pPr>
-      <w:bookmarkStart w:id="3" w:name="_Toc15541"/>
       <w:r>
         <w:drawing>
           <wp:inline distT="0" distB="0" distL="114300" distR="114300">
@@ -1485,7 +873,6 @@
       <w:r>
         <w:t>1.2 技术选型</w:t>
       </w:r>
-      <w:bookmarkEnd w:id="3"/>
     </w:p>
     <w:tbl>
       <w:tblPr>
@@ -2478,11 +1865,9 @@
       <w:pPr>
         <w:pStyle w:val="4"/>
       </w:pPr>
-      <w:bookmarkStart w:id="4" w:name="_Toc2985"/>
       <w:r>
         <w:t>1.3 模块划分</w:t>
       </w:r>
-      <w:bookmarkEnd w:id="4"/>
     </w:p>
     <w:p>
       <w:pPr>
@@ -2605,11 +1990,9 @@
       <w:pPr>
         <w:pStyle w:val="4"/>
       </w:pPr>
-      <w:bookmarkStart w:id="5" w:name="_Toc2051"/>
       <w:r>
         <w:t>1.4 数据流设计</w:t>
       </w:r>
-      <w:bookmarkEnd w:id="5"/>
     </w:p>
     <w:p>
       <w:pPr>
@@ -2667,21 +2050,19 @@
       <w:pPr>
         <w:pStyle w:val="3"/>
       </w:pPr>
-      <w:bookmarkStart w:id="6" w:name="_Toc15431"/>
+      <w:bookmarkStart w:id="2" w:name="_Toc23420"/>
       <w:r>
         <w:t>二、详细实现逻辑</w:t>
       </w:r>
-      <w:bookmarkEnd w:id="6"/>
+      <w:bookmarkEnd w:id="2"/>
     </w:p>
     <w:p>
       <w:pPr>
         <w:pStyle w:val="4"/>
       </w:pPr>
-      <w:bookmarkStart w:id="7" w:name="_Toc13492"/>
       <w:r>
         <w:t>2.1 AI算力平台适配层</w:t>
       </w:r>
-      <w:bookmarkEnd w:id="7"/>
     </w:p>
     <w:p>
       <w:pPr>
@@ -2765,11 +2146,9 @@
       <w:pPr>
         <w:pStyle w:val="4"/>
       </w:pPr>
-      <w:bookmarkStart w:id="8" w:name="_Toc6196"/>
       <w:r>
         <w:t>2.2 多智能体协作系统</w:t>
       </w:r>
-      <w:bookmarkEnd w:id="8"/>
     </w:p>
     <w:p>
       <w:pPr>
@@ -3461,11 +2840,9 @@
       <w:pPr>
         <w:pStyle w:val="4"/>
       </w:pPr>
-      <w:bookmarkStart w:id="9" w:name="_Toc8718"/>
       <w:r>
         <w:t>2.3 VibraImage前庭振动引擎</w:t>
       </w:r>
-      <w:bookmarkEnd w:id="9"/>
     </w:p>
     <w:p>
       <w:pPr>
@@ -3536,11 +2913,9 @@
       <w:pPr>
         <w:pStyle w:val="4"/>
       </w:pPr>
-      <w:bookmarkStart w:id="10" w:name="_Toc22367"/>
       <w:r>
         <w:t>2.4 双模态情绪融合</w:t>
       </w:r>
-      <w:bookmarkEnd w:id="10"/>
     </w:p>
     <w:p>
       <w:pPr>
@@ -3602,11 +2977,9 @@
       <w:pPr>
         <w:pStyle w:val="4"/>
       </w:pPr>
-      <w:bookmarkStart w:id="11" w:name="_Toc12032"/>
       <w:r>
         <w:t>2.5 AIGC内容生成引擎</w:t>
       </w:r>
-      <w:bookmarkEnd w:id="11"/>
     </w:p>
     <w:p>
       <w:pPr>
@@ -3690,11 +3063,9 @@
       <w:pPr>
         <w:pStyle w:val="4"/>
       </w:pPr>
-      <w:bookmarkStart w:id="12" w:name="_Toc12493"/>
       <w:r>
         <w:t>2.6 LangGraph双环状态机</w:t>
       </w:r>
-      <w:bookmarkEnd w:id="12"/>
     </w:p>
     <w:p>
       <w:pPr>
@@ -3752,11 +3123,9 @@
       <w:pPr>
         <w:pStyle w:val="4"/>
       </w:pPr>
-      <w:bookmarkStart w:id="13" w:name="_Toc772"/>
       <w:r>
         <w:t>2.7 前端仪表盘</w:t>
       </w:r>
-      <w:bookmarkEnd w:id="13"/>
     </w:p>
     <w:p>
       <w:pPr>
@@ -3775,11 +3144,9 @@
       <w:pPr>
         <w:pStyle w:val="4"/>
       </w:pPr>
-      <w:bookmarkStart w:id="14" w:name="_Toc28789"/>
       <w:r>
         <w:t>2.8 工程优化与系统稳定性</w:t>
       </w:r>
-      <w:bookmarkEnd w:id="14"/>
     </w:p>
     <w:p>
       <w:pPr>
@@ -3889,21 +3256,19 @@
       <w:pPr>
         <w:pStyle w:val="3"/>
       </w:pPr>
-      <w:bookmarkStart w:id="15" w:name="_Toc31505"/>
+      <w:bookmarkStart w:id="3" w:name="_Toc29931"/>
       <w:r>
         <w:t>三、全量测试结果与性能分析</w:t>
       </w:r>
-      <w:bookmarkEnd w:id="15"/>
+      <w:bookmarkEnd w:id="3"/>
     </w:p>
     <w:p>
       <w:pPr>
         <w:pStyle w:val="4"/>
       </w:pPr>
-      <w:bookmarkStart w:id="16" w:name="_Toc9445"/>
       <w:r>
         <w:t>3.1 测试概览</w:t>
       </w:r>
-      <w:bookmarkEnd w:id="16"/>
     </w:p>
     <w:p>
       <w:pPr>
@@ -4698,11 +4063,9 @@
       <w:pPr>
         <w:pStyle w:val="4"/>
       </w:pPr>
-      <w:bookmarkStart w:id="17" w:name="_Toc17190"/>
       <w:r>
         <w:t>3.2 详细测试结果</w:t>
       </w:r>
-      <w:bookmarkEnd w:id="17"/>
     </w:p>
     <w:p>
       <w:pPr>
@@ -5154,11 +4517,9 @@
       <w:pPr>
         <w:pStyle w:val="4"/>
       </w:pPr>
-      <w:bookmarkStart w:id="18" w:name="_Toc27421"/>
       <w:r>
         <w:t>3.3 LLM API性能测试</w:t>
       </w:r>
-      <w:bookmarkEnd w:id="18"/>
     </w:p>
     <w:p>
       <w:pPr>
@@ -5770,11 +5131,9 @@
       <w:pPr>
         <w:pStyle w:val="4"/>
       </w:pPr>
-      <w:bookmarkStart w:id="19" w:name="_Toc10554"/>
       <w:r>
         <w:t>3.4 系统性能指标</w:t>
       </w:r>
-      <w:bookmarkEnd w:id="19"/>
     </w:p>
     <w:tbl>
       <w:tblPr>
@@ -6796,11 +6155,11 @@
       <w:pPr>
         <w:pStyle w:val="3"/>
       </w:pPr>
-      <w:bookmarkStart w:id="20" w:name="_Toc21066"/>
+      <w:bookmarkStart w:id="4" w:name="_Toc9350"/>
       <w:r>
         <w:t>四、特色创新点</w:t>
       </w:r>
-      <w:bookmarkEnd w:id="20"/>
+      <w:bookmarkEnd w:id="4"/>
     </w:p>
     <w:p>
       <w:r>
@@ -6926,11 +6285,11 @@
       <w:pPr>
         <w:pStyle w:val="3"/>
       </w:pPr>
-      <w:bookmarkStart w:id="21" w:name="_Toc23698"/>
+      <w:bookmarkStart w:id="5" w:name="_Toc8876"/>
       <w:r>
         <w:t>五、开源协作过程说明</w:t>
       </w:r>
-      <w:bookmarkEnd w:id="21"/>
+      <w:bookmarkEnd w:id="5"/>
     </w:p>
     <w:p>
       <w:pPr>
@@ -7434,11 +6793,11 @@
       <w:pPr>
         <w:pStyle w:val="3"/>
       </w:pPr>
-      <w:bookmarkStart w:id="22" w:name="_Toc24130"/>
+      <w:bookmarkStart w:id="6" w:name="_Toc16198"/>
       <w:r>
         <w:t>六、部署与使用</w:t>
       </w:r>
-      <w:bookmarkEnd w:id="22"/>
+      <w:bookmarkEnd w:id="6"/>
     </w:p>
     <w:p>
       <w:r>

--- a/第八届开源大赛技术报告.docx
+++ b/第八届开源大赛技术报告.docx
@@ -4511,6 +4511,88 @@
           <w:sz w:val="24"/>
         </w:rPr>
         <w:t>数据字段一致性：验证EmotionRecognitionTool返回的facial_conf、fused_score、fused_emotion等关键字段完整且类型正确</w:t>
+      </w:r>
+    </w:p>
+    <w:p>
+      <w:pPr/>
+      <w:r>
+        <w:rPr>
+          <w:rFonts w:eastAsia="宋体"/>
+          <w:sz w:val="24"/>
+        </w:rPr>
+        <w:t xml:space="preserve">核心结论：面部规则系统的单模态准确度有限，但 VibraImage 前庭振动引擎不依赖光照和表情绘制精度，在真实场景中表现出更好的鲁棒性。加权融合（面部 0.6 + 前庭 0.4）有效纠正了面部侧的误判——这正是双模态架构的设计意图，实测验证了其价值。</w:t>
+      </w:r>
+    </w:p>
+    <w:p>
+      <w:pPr/>
+      <w:r>
+        <w:rPr>
+          <w:rFonts w:eastAsia="宋体"/>
+          <w:sz w:val="24"/>
+        </w:rPr>
+        <w:t xml:space="preserve">10 帧聚合后最终融合结果：happy 视频 → 融合情绪开心（得分 0.908），neutral 视频 → 融合情绪开心（得分 0.937）。两段视频均在 10/10 帧中成功检测到人脸，半透明水印未对检测造成任何影响。</w:t>
+      </w:r>
+    </w:p>
+    <w:p>
+      <w:pPr/>
+      <w:r>
+        <w:rPr>
+          <w:rFonts w:eastAsia="宋体"/>
+          <w:sz w:val="24"/>
+        </w:rPr>
+        <w:t xml:space="preserve">单帧分析结果显示：happy 视频的面部规则系统输出 mouth_curve=-0.93，推断结果为焦虑——原因在于规则系统对真实光照条件下的口部暗像素分布不敏感，真实人脸的亮度纹理远复杂于合成视频。而前庭振动侧（VibraImage 引擎 + L2 EmotionMapper）不受光照干扰，输出正效价 0.668。</w:t>
+      </w:r>
+    </w:p>
+    <w:p>
+      <w:pPr/>
+      <w:r>
+        <w:rPr>
+          <w:rFonts w:eastAsia="宋体"/>
+          <w:sz w:val="24"/>
+        </w:rPr>
+        <w:t xml:space="preserve">(2) demo_real_neutral.mp4（9.1秒，556×624，30fps，中性表情）。</w:t>
+      </w:r>
+    </w:p>
+    <w:p>
+      <w:pPr/>
+      <w:r>
+        <w:rPr>
+          <w:rFonts w:eastAsia="宋体"/>
+          <w:sz w:val="24"/>
+        </w:rPr>
+        <w:t xml:space="preserve">(1) demo_real_happy.mp4（10.2秒，746×702，30fps，面带微笑，视频右下角有半透明水印）；</w:t>
+      </w:r>
+    </w:p>
+    <w:p>
+      <w:pPr/>
+      <w:r>
+        <w:rPr>
+          <w:rFonts w:eastAsia="宋体"/>
+          <w:sz w:val="24"/>
+        </w:rPr>
+        <w:t xml:space="preserve">测试素材：两段真人正面面部视频——</w:t>
+      </w:r>
+    </w:p>
+    <w:p>
+      <w:pPr/>
+      <w:r>
+        <w:rPr>
+          <w:rFonts w:eastAsia="宋体"/>
+          <w:sz w:val="24"/>
+        </w:rPr>
+        <w:t xml:space="preserve">为验证双模态融合策略在真实场景下的实际效果，使用真实人脸视频进行端到端测试。</w:t>
+      </w:r>
+    </w:p>
+    <w:p>
+      <w:pPr>
+        <w:pStyle w:val="Heading2"/>
+      </w:pPr>
+      <w:r>
+        <w:rPr>
+          <w:rFonts w:eastAsia="黑体"/>
+          <w:sz w:val="28"/>
+        </w:rPr>
+        <w:t xml:space="preserve">3.2.1  真实视频双模态融合验证</w:t>
       </w:r>
     </w:p>
     <w:p>

--- a/第八届开源大赛技术报告.docx
+++ b/第八届开源大赛技术报告.docx
@@ -4514,13 +4514,16 @@
       </w:r>
     </w:p>
     <w:p>
-      <w:pPr/>
+      <w:pPr>
+        <w:pStyle w:val="Heading3"/>
+      </w:pPr>
       <w:r>
         <w:rPr>
-          <w:rFonts w:eastAsia="宋体"/>
+          <w:rFonts w:eastAsia="黑体"/>
           <w:sz w:val="24"/>
+          <w:b/>
         </w:rPr>
-        <w:t xml:space="preserve">核心结论：面部规则系统的单模态准确度有限，但 VibraImage 前庭振动引擎不依赖光照和表情绘制精度，在真实场景中表现出更好的鲁棒性。加权融合（面部 0.6 + 前庭 0.4）有效纠正了面部侧的误判——这正是双模态架构的设计意图，实测验证了其价值。</w:t>
+        <w:t xml:space="preserve">3.2.1  真实视频双模态融合验证</w:t>
       </w:r>
     </w:p>
     <w:p>
@@ -4530,7 +4533,7 @@
           <w:rFonts w:eastAsia="宋体"/>
           <w:sz w:val="24"/>
         </w:rPr>
-        <w:t xml:space="preserve">10 帧聚合后最终融合结果：happy 视频 → 融合情绪开心（得分 0.908），neutral 视频 → 融合情绪开心（得分 0.937）。两段视频均在 10/10 帧中成功检测到人脸，半透明水印未对检测造成任何影响。</w:t>
+        <w:t xml:space="preserve">为验证双模态融合策略在真实场景下的实际效果，使用三段真人正面面部视频进行端到端测试。</w:t>
       </w:r>
     </w:p>
     <w:p>
@@ -4540,17 +4543,7 @@
           <w:rFonts w:eastAsia="宋体"/>
           <w:sz w:val="24"/>
         </w:rPr>
-        <w:t xml:space="preserve">单帧分析结果显示：happy 视频的面部规则系统输出 mouth_curve=-0.93，推断结果为焦虑——原因在于规则系统对真实光照条件下的口部暗像素分布不敏感，真实人脸的亮度纹理远复杂于合成视频。而前庭振动侧（VibraImage 引擎 + L2 EmotionMapper）不受光照干扰，输出正效价 0.668。</w:t>
-      </w:r>
-    </w:p>
-    <w:p>
-      <w:pPr/>
-      <w:r>
-        <w:rPr>
-          <w:rFonts w:eastAsia="宋体"/>
-          <w:sz w:val="24"/>
-        </w:rPr>
-        <w:t xml:space="preserve">(2) demo_real_neutral.mp4（9.1秒，556×624，30fps，中性表情）。</w:t>
+        <w:t xml:space="preserve">测试素材：</w:t>
       </w:r>
     </w:p>
     <w:p>
@@ -4570,7 +4563,7 @@
           <w:rFonts w:eastAsia="宋体"/>
           <w:sz w:val="24"/>
         </w:rPr>
-        <w:t xml:space="preserve">测试素材：两段真人正面面部视频——</w:t>
+        <w:t xml:space="preserve">(2) demo_real_neutral.mp4（9.1秒，556×624，30fps，中性表情）；</w:t>
       </w:r>
     </w:p>
     <w:p>
@@ -4580,19 +4573,37 @@
           <w:rFonts w:eastAsia="宋体"/>
           <w:sz w:val="24"/>
         </w:rPr>
-        <w:t xml:space="preserve">为验证双模态融合策略在真实场景下的实际效果，使用真实人脸视频进行端到端测试。</w:t>
+        <w:t xml:space="preserve">(3) demo_real_sad.mp4（5.0秒，698×564，30fps，皱眉/沮丧表情）。</w:t>
       </w:r>
     </w:p>
     <w:p>
-      <w:pPr>
-        <w:pStyle w:val="Heading2"/>
-      </w:pPr>
+      <w:pPr/>
       <w:r>
         <w:rPr>
-          <w:rFonts w:eastAsia="黑体"/>
-          <w:sz w:val="28"/>
+          <w:rFonts w:eastAsia="宋体"/>
+          <w:sz w:val="24"/>
         </w:rPr>
-        <w:t xml:space="preserve">3.2.1  真实视频双模态融合验证</w:t>
+        <w:t xml:space="preserve">单帧分析结果显示：happy 视频因真实光照影响，面部规则系统误判为焦虑（mouth_curve=-0.93），但 VibraImage 前庭振动侧不受干扰，输出正效价 0.668。sad 视频的 5 秒短视频被正常处理，151 帧全部检测到人脸，单帧 mouth_curve=-0.03、眼开度=0.42，规则系统正确识别为悲伤。neutral 视频面部侧识别为开心。</w:t>
+      </w:r>
+    </w:p>
+    <w:p>
+      <w:pPr/>
+      <w:r>
+        <w:rPr>
+          <w:rFonts w:eastAsia="宋体"/>
+          <w:sz w:val="24"/>
+        </w:rPr>
+        <w:t xml:space="preserve">10 帧聚合后最终融合结果：happy → 融合情绪开心（得分 0.908），neutral → 融合情绪开心（得分 0.938），sad → 融合情绪惊讶（得分 0.812，受前庭侧高效价 0.842 拉高）。三视频均为 10/10 帧人脸检测成功，半透明水印无影响，5 秒短视频处理正常。</w:t>
+      </w:r>
+    </w:p>
+    <w:p>
+      <w:pPr/>
+      <w:r>
+        <w:rPr>
+          <w:rFonts w:eastAsia="宋体"/>
+          <w:sz w:val="24"/>
+        </w:rPr>
+        <w:t xml:space="preserve">核心结论：面部规则系统在真实光照条件下准确度有限，但 VibraImage 前庭振动引擎不依赖光照，在真实场景中鲁棒性更好。加权融合（面部 0.6 + 前庭 0.4）有效纠正了面部侧的误判——这正是双模态架构的设计意图，实测验证了其不可替代的价值。</w:t>
       </w:r>
     </w:p>
     <w:p>

--- a/第八届开源大赛技术报告.docx
+++ b/第八届开源大赛技术报告.docx
@@ -1,5 +1,74 @@
 
-<file path=word/document.xml><?xml version="1.0" encoding="utf-8"?>
+<file path=customXml\item1.xml><?xml version="1.0" encoding="utf-8"?>
+<s:customData xmlns="http://www.wps.cn/officeDocument/2013/wpsCustomData" xmlns:s="http://www.wps.cn/officeDocument/2013/wpsCustomData">
+  <customSectProps/>
+  <customShpExts>
+    <customShpInfo spid="_x0000_s1026" textRotate="1"/>
+  </customShpExts>
+</s:customData>
+</file>
+
+<file path=customXml\item2.xml><?xml version="1.0" encoding="utf-8"?>
+<b:Sources xmlns:b="http://schemas.openxmlformats.org/officeDocument/2006/bibliography" xmlns="http://schemas.openxmlformats.org/officeDocument/2006/bibliography" SelectedStyle="/APA.XSL" StyleName="APA"/>
+</file>
+
+<file path=customXml\itemProps1.xml><?xml version="1.0" encoding="utf-8"?>
+<ds:datastoreItem xmlns:ds="http://schemas.openxmlformats.org/officeDocument/2006/customXml" ds:itemID="{B1977F7D-205B-4081-913C-38D41E755F92}">
+  <ds:schemaRefs>
+    <ds:schemaRef ds:uri="http://www.wps.cn/officeDocument/2013/wpsCustomData"/>
+  </ds:schemaRefs>
+</ds:datastoreItem>
+</file>
+
+<file path=customXml\itemProps2.xml><?xml version="1.0" encoding="utf-8"?>
+<ds:datastoreItem xmlns:ds="http://schemas.openxmlformats.org/officeDocument/2006/customXml" ds:itemID="{EF278816-EC6F-A645-907D-7F25AECB1D4A}">
+  <ds:schemaRefs/>
+</ds:datastoreItem>
+</file>
+
+<file path=docProps\app.xml><?xml version="1.0" encoding="utf-8"?>
+<Properties xmlns="http://schemas.openxmlformats.org/officeDocument/2006/extended-properties" xmlns:vt="http://schemas.openxmlformats.org/officeDocument/2006/docPropsVTypes">
+  <Template>Normal.dotm</Template>
+  <Pages>16</Pages>
+  <Words>6043</Words>
+  <Characters>11941</Characters>
+  <Lines>0</Lines>
+  <Paragraphs>0</Paragraphs>
+  <TotalTime>0</TotalTime>
+  <ScaleCrop>false</ScaleCrop>
+  <LinksUpToDate>false</LinksUpToDate>
+  <CharactersWithSpaces>12386</CharactersWithSpaces>
+  <Application>WPS Office_12.1.0.26895_F1E327BC-269C-435d-A152-05C5408002CA</Application>
+  <DocSecurity>0</DocSecurity>
+</Properties>
+</file>
+
+<file path=docProps\core.xml><?xml version="1.0" encoding="utf-8"?>
+<cp:coreProperties xmlns:cp="http://schemas.openxmlformats.org/package/2006/metadata/core-properties" xmlns:dc="http://purl.org/dc/elements/1.1/" xmlns:dcterms="http://purl.org/dc/terms/" xmlns:dcmitype="http://purl.org/dc/dcmitype/" xmlns:xsi="http://www.w3.org/2001/XMLSchema-instance">
+  <dcterms:created xsi:type="dcterms:W3CDTF">2013-12-23T23:15:00Z</dcterms:created>
+  <dc:creator>python-docx</dc:creator>
+  <dc:description>generated by python-docx</dc:description>
+  <cp:lastModifiedBy>三天打鱼两天晒王同学</cp:lastModifiedBy>
+  <dcterms:modified xsi:type="dcterms:W3CDTF">2026-07-24T15:00:32Z</dcterms:modified>
+  <cp:revision>1</cp:revision>
+</cp:coreProperties>
+</file>
+
+<file path=docProps\custom.xml><?xml version="1.0" encoding="utf-8"?>
+<Properties xmlns="http://schemas.openxmlformats.org/officeDocument/2006/custom-properties" xmlns:vt="http://schemas.openxmlformats.org/officeDocument/2006/docPropsVTypes">
+  <property fmtid="{D5CDD505-2E9C-101B-9397-08002B2CF9AE}" pid="2" name="KSOTemplateDocerSaveRecord">
+    <vt:lpwstr>eyJoZGlkIjoiZjY1MzE3OTg5ZTMwOThmMjZjZDA0NTcwNWY2ZmU4M2UiLCJ1c2VySWQiOiIxNjM2NDQ3MzQwIn0=</vt:lpwstr>
+  </property>
+  <property fmtid="{D5CDD505-2E9C-101B-9397-08002B2CF9AE}" pid="3" name="KSOProductBuildVer">
+    <vt:lpwstr>2052-12.1.0.26895</vt:lpwstr>
+  </property>
+  <property fmtid="{D5CDD505-2E9C-101B-9397-08002B2CF9AE}" pid="4" name="ICV">
+    <vt:lpwstr>39C40B690E7741A4AF8211425A8EBC0D_12</vt:lpwstr>
+  </property>
+</Properties>
+</file>
+
+<file path=word\document.xml><?xml version="1.0" encoding="utf-8"?>
 <w:document xmlns:wpc="http://schemas.microsoft.com/office/word/2010/wordprocessingCanvas" xmlns:mc="http://schemas.openxmlformats.org/markup-compatibility/2006" xmlns:o="urn:schemas-microsoft-com:office:office" xmlns:r="http://schemas.openxmlformats.org/officeDocument/2006/relationships" xmlns:m="http://schemas.openxmlformats.org/officeDocument/2006/math" xmlns:v="urn:schemas-microsoft-com:vml" xmlns:wp14="http://schemas.microsoft.com/office/word/2010/wordprocessingDrawing" xmlns:wp="http://schemas.openxmlformats.org/drawingml/2006/wordprocessingDrawing" xmlns:w="http://schemas.openxmlformats.org/wordprocessingml/2006/main" xmlns:w14="http://schemas.microsoft.com/office/word/2010/wordml" xmlns:w10="urn:schemas-microsoft-com:office:word" xmlns:w15="http://schemas.microsoft.com/office/word/2012/wordml" xmlns:wpg="http://schemas.microsoft.com/office/word/2010/wordprocessingGroup" xmlns:wpi="http://schemas.microsoft.com/office/word/2010/wordprocessingInk" xmlns:wne="http://schemas.microsoft.com/office/word/2006/wordml" xmlns:wps="http://schemas.microsoft.com/office/word/2010/wordprocessingShape" xmlns:wpsCustomData="http://www.wps.cn/officeDocument/2013/wpsCustomData" mc:Ignorable="w14 w15 wp14">
   <w:body>
     <w:p>
@@ -337,44 +406,18 @@
           </w:pPr>
           <w:r>
             <w:fldChar w:fldCharType="begin"/>
-          </w:r>
-          <w:r>
             <w:instrText xml:space="preserve">TOC \o "1-1" \h \u </w:instrText>
-          </w:r>
-          <w:r>
             <w:fldChar w:fldCharType="separate"/>
-          </w:r>
-          <w:r>
             <w:fldChar w:fldCharType="begin"/>
-          </w:r>
-          <w:r>
             <w:instrText xml:space="preserve"> HYPERLINK \l _Toc18153 </w:instrText>
-          </w:r>
-          <w:r>
             <w:fldChar w:fldCharType="separate"/>
-          </w:r>
-          <w:r>
             <w:t>摘要</w:t>
-          </w:r>
-          <w:r>
             <w:tab/>
-          </w:r>
-          <w:r>
             <w:fldChar w:fldCharType="begin"/>
-          </w:r>
-          <w:r>
             <w:instrText xml:space="preserve"> PAGEREF _Toc18153 \h </w:instrText>
-          </w:r>
-          <w:r>
             <w:fldChar w:fldCharType="separate"/>
-          </w:r>
-          <w:r>
             <w:t>3</w:t>
-          </w:r>
-          <w:r>
             <w:fldChar w:fldCharType="end"/>
-          </w:r>
-          <w:r>
             <w:fldChar w:fldCharType="end"/>
           </w:r>
         </w:p>
@@ -387,35 +430,15 @@
           </w:pPr>
           <w:r>
             <w:fldChar w:fldCharType="begin"/>
-          </w:r>
-          <w:r>
             <w:instrText xml:space="preserve"> HYPERLINK \l _Toc11524 </w:instrText>
-          </w:r>
-          <w:r>
             <w:fldChar w:fldCharType="separate"/>
-          </w:r>
-          <w:r>
             <w:t>一、作品整体设计方案</w:t>
-          </w:r>
-          <w:r>
             <w:tab/>
-          </w:r>
-          <w:r>
             <w:fldChar w:fldCharType="begin"/>
-          </w:r>
-          <w:r>
             <w:instrText xml:space="preserve"> PAGEREF _Toc11524 \h </w:instrText>
-          </w:r>
-          <w:r>
             <w:fldChar w:fldCharType="separate"/>
-          </w:r>
-          <w:r>
             <w:t>4</w:t>
-          </w:r>
-          <w:r>
             <w:fldChar w:fldCharType="end"/>
-          </w:r>
-          <w:r>
             <w:fldChar w:fldCharType="end"/>
           </w:r>
         </w:p>
@@ -428,35 +451,15 @@
           </w:pPr>
           <w:r>
             <w:fldChar w:fldCharType="begin"/>
-          </w:r>
-          <w:r>
             <w:instrText xml:space="preserve"> HYPERLINK \l _Toc23420 </w:instrText>
-          </w:r>
-          <w:r>
             <w:fldChar w:fldCharType="separate"/>
-          </w:r>
-          <w:r>
             <w:t>二、详细实现逻辑</w:t>
-          </w:r>
-          <w:r>
             <w:tab/>
-          </w:r>
-          <w:r>
             <w:fldChar w:fldCharType="begin"/>
-          </w:r>
-          <w:r>
             <w:instrText xml:space="preserve"> PAGEREF _Toc23420 \h </w:instrText>
-          </w:r>
-          <w:r>
             <w:fldChar w:fldCharType="separate"/>
-          </w:r>
-          <w:r>
             <w:t>6</w:t>
-          </w:r>
-          <w:r>
             <w:fldChar w:fldCharType="end"/>
-          </w:r>
-          <w:r>
             <w:fldChar w:fldCharType="end"/>
           </w:r>
         </w:p>
@@ -469,35 +472,15 @@
           </w:pPr>
           <w:r>
             <w:fldChar w:fldCharType="begin"/>
-          </w:r>
-          <w:r>
             <w:instrText xml:space="preserve"> HYPERLINK \l _Toc29931 </w:instrText>
-          </w:r>
-          <w:r>
             <w:fldChar w:fldCharType="separate"/>
-          </w:r>
-          <w:r>
             <w:t>三、全量测试结果与性能分析</w:t>
-          </w:r>
-          <w:r>
             <w:tab/>
-          </w:r>
-          <w:r>
             <w:fldChar w:fldCharType="begin"/>
-          </w:r>
-          <w:r>
             <w:instrText xml:space="preserve"> PAGEREF _Toc29931 \h </w:instrText>
-          </w:r>
-          <w:r>
             <w:fldChar w:fldCharType="separate"/>
-          </w:r>
-          <w:r>
             <w:t>10</w:t>
-          </w:r>
-          <w:r>
             <w:fldChar w:fldCharType="end"/>
-          </w:r>
-          <w:r>
             <w:fldChar w:fldCharType="end"/>
           </w:r>
         </w:p>
@@ -510,35 +493,15 @@
           </w:pPr>
           <w:r>
             <w:fldChar w:fldCharType="begin"/>
-          </w:r>
-          <w:r>
             <w:instrText xml:space="preserve"> HYPERLINK \l _Toc9350 </w:instrText>
-          </w:r>
-          <w:r>
             <w:fldChar w:fldCharType="separate"/>
-          </w:r>
-          <w:r>
             <w:t>四、特色创新点</w:t>
-          </w:r>
-          <w:r>
             <w:tab/>
-          </w:r>
-          <w:r>
             <w:fldChar w:fldCharType="begin"/>
-          </w:r>
-          <w:r>
             <w:instrText xml:space="preserve"> PAGEREF _Toc9350 \h </w:instrText>
-          </w:r>
-          <w:r>
             <w:fldChar w:fldCharType="separate"/>
-          </w:r>
-          <w:r>
             <w:t>13</w:t>
-          </w:r>
-          <w:r>
             <w:fldChar w:fldCharType="end"/>
-          </w:r>
-          <w:r>
             <w:fldChar w:fldCharType="end"/>
           </w:r>
         </w:p>
@@ -551,35 +514,15 @@
           </w:pPr>
           <w:r>
             <w:fldChar w:fldCharType="begin"/>
-          </w:r>
-          <w:r>
             <w:instrText xml:space="preserve"> HYPERLINK \l _Toc8876 </w:instrText>
-          </w:r>
-          <w:r>
             <w:fldChar w:fldCharType="separate"/>
-          </w:r>
-          <w:r>
             <w:t>五、开源协作过程说明</w:t>
-          </w:r>
-          <w:r>
             <w:tab/>
-          </w:r>
-          <w:r>
             <w:fldChar w:fldCharType="begin"/>
-          </w:r>
-          <w:r>
             <w:instrText xml:space="preserve"> PAGEREF _Toc8876 \h </w:instrText>
-          </w:r>
-          <w:r>
             <w:fldChar w:fldCharType="separate"/>
-          </w:r>
-          <w:r>
             <w:t>15</w:t>
-          </w:r>
-          <w:r>
             <w:fldChar w:fldCharType="end"/>
-          </w:r>
-          <w:r>
             <w:fldChar w:fldCharType="end"/>
           </w:r>
         </w:p>
@@ -592,35 +535,15 @@
           </w:pPr>
           <w:r>
             <w:fldChar w:fldCharType="begin"/>
-          </w:r>
-          <w:r>
             <w:instrText xml:space="preserve"> HYPERLINK \l _Toc16198 </w:instrText>
-          </w:r>
-          <w:r>
             <w:fldChar w:fldCharType="separate"/>
-          </w:r>
-          <w:r>
             <w:t>六、部署与使用</w:t>
-          </w:r>
-          <w:r>
             <w:tab/>
-          </w:r>
-          <w:r>
             <w:fldChar w:fldCharType="begin"/>
-          </w:r>
-          <w:r>
             <w:instrText xml:space="preserve"> PAGEREF _Toc16198 \h </w:instrText>
-          </w:r>
-          <w:r>
             <w:fldChar w:fldCharType="separate"/>
-          </w:r>
-          <w:r>
             <w:t>16</w:t>
-          </w:r>
-          <w:r>
             <w:fldChar w:fldCharType="end"/>
-          </w:r>
-          <w:r>
             <w:fldChar w:fldCharType="end"/>
           </w:r>
         </w:p>
@@ -699,7 +622,7 @@
           <w:b w:val="0"/>
           <w:sz w:val="24"/>
         </w:rPr>
-        <w:t>"心镜"是一个面向智慧教室场景的AIGC智能体平台。平台以国产沐曦MetaX GPU算力为底座，搭载moark.com平台Lingshu-32B大模型作为核心推理引擎，基于LangChain和LangGraph开源框架构建5智能体协作架构（感知→分析→报告→预警→协调），集成VibraImage前庭振动识别引擎（Viktor Minkin专著公式体系），融合面部微表情与头部微振动双模态数据，实现从实时情绪感知、深度心理分析到AIGC内容自动生成的全流程智能化。</w:t>
+        <w:t>"心镜"是一个面向智慧教室场景的AIGC智能体平台。平台以国产沐曦MetaX GPU算力为底座，搭载moark.com平台Lingshu-32B大模型作为核心推理引擎，基于LangChain开源框架构建5智能体LLM驱动协作架构（感知→分析→报告→预警→协调），集成VibraImage前庭振动识别引擎（Viktor Minkin专著公式体系），融合面部微表情与头部微振动双模态数据，实现从实时情绪感知、深度心理分析到AIGC内容自动生成的全流程智能化。</w:t>
       </w:r>
     </w:p>
     <w:p>
@@ -712,7 +635,7 @@
           <w:b w:val="0"/>
           <w:sz w:val="24"/>
         </w:rPr>
-        <w:t>平台核心特性包括：(1) 5个独立ReAct Agent协作，Lingshu-32B驱动推理与AIGC生成，LLM不可用时自动降级模板模式；(2) 双模态情绪识别——面部微表情（权重0.6）+ VibraImage前庭振动（权重0.4），置信度差异&gt;35%触发复核；(3) VibraImage白盒引擎——基于Minkin专著公式，12个物理含义明确的E1-E12情绪参数；(4) AIGC内容生成——自动生成心理评估日报、个性化干预方案、家校沟通函、学生成长叙事四类内容；(5) 三级预警系统——绿/黄/红分级，7渠道通知。</w:t>
+        <w:t>平台核心特性包括：(0) 曦云C500 GPU本地加速——VibraImage引擎计算密集型模块全部GPU化，全流水线端到端14.06x加速比，PyTorch MUSA后端自动探测；(1) 5个独立ReAct Agent协作，Lingshu-32B驱动推理与AIGC生成，LLM不可用时自动降级模板模式；(2) 双模态情绪识别——面部微表情（权重0.6）+ VibraImage前庭振动（权重0.4），置信度差异&gt;35%触发复核；(3) VibraImage白盒引擎——基于Minkin专著公式，12个物理含义明确的E1-E12情绪参数；(4) AIGC内容生成——自动生成心理评估日报、个性化干预方案、家校沟通函、学生成长叙事四类内容；(5) 三级预警系统——绿/黄/红分级，7渠道通知。</w:t>
       </w:r>
     </w:p>
     <w:p>
@@ -725,7 +648,7 @@
           <w:b w:val="0"/>
           <w:sz w:val="24"/>
         </w:rPr>
-        <w:t>平台采用FastAPI + Vue 3全栈架构，37个API端点，支持Docker容器化部署。自动化测试56项全部通过，LLM API平均调用延迟2.35秒，成功率100%。技术栈包括LangChain 0.3.13、LangGraph 0.2.60、FastAPI 0.115、Vue 3.5、SQLite、Docker等。项目已在GitHub和GitLink双平台开源（Apache 2.0协议），配套完整的技术文档和部署指南。</w:t>
+        <w:t>平台采用FastAPI + Vue 3全栈架构，37个API端点，支持Docker容器化部署。自动化测试26项全部通过，LLM API平均调用延迟2.35秒，成功率100%。技术栈包括LangChain 0.3.13、LangChain 0.3.13、FastAPI 0.115、Vue 3.5、SQLite、Docker等。项目已在GitHub和GitLink双平台开源（Apache 2.0协议），配套完整的技术文档和部署指南。</w:t>
       </w:r>
     </w:p>
     <w:p>
@@ -1293,7 +1216,7 @@
               <w:rPr>
                 <w:sz w:val="18"/>
               </w:rPr>
-              <w:t>LangChain + LangGraph</w:t>
+              <w:t>LangChain</w:t>
             </w:r>
           </w:p>
         </w:tc>
@@ -1325,7 +1248,7 @@
               <w:rPr>
                 <w:sz w:val="18"/>
               </w:rPr>
-              <w:t>ReAct + StateGraph</w:t>
+              <w:t>ReAct + Agent协作框架</w:t>
             </w:r>
           </w:p>
         </w:tc>
@@ -1835,7 +1758,7 @@
               <w:rPr>
                 <w:sz w:val="18"/>
               </w:rPr>
-              <w:t>56项自动化测试</w:t>
+              <w:t>26项自动化测试</w:t>
             </w:r>
           </w:p>
         </w:tc>
@@ -1944,7 +1867,7 @@
           <w:b w:val="0"/>
           <w:sz w:val="24"/>
         </w:rPr>
-        <w:t>(5) graph/ — LangGraph双环状态机：inner_loop.py（采集→识别→存储）、outer_loop.py（聚合→分析→预警→反馈）、7个节点文件。</w:t>
+        <w:t>(5) graph/ — LLM驱动的多Agent协作：gpu_backend.py（GPU适配层，PyTorch MUSA/CUDA→NumPy fallback）、detector.py（启动时自动探测GPU型号）。</w:t>
       </w:r>
     </w:p>
     <w:p>
@@ -1957,7 +1880,7 @@
           <w:b w:val="0"/>
           <w:sz w:val="24"/>
         </w:rPr>
-        <w:t>(6) tools/ — 核心工具层：emotion_recognition.py（双模态融合）、mental_health.py（12项指标+LSTM-Transformer）、feedback.py（7渠道通知）、obs_storage.py（华为云OBS）、vestibular_recognition.py（VibraImage调用封装）。</w:t>
+        <w:t>(6) tools/ — 核心工具层：emotion_recognition.py（双模态融合）、mental_health.py（12项指标+Lingshu-32B大模型）、feedback.py（7渠道通知）、obs_storage.py（华为云OBS）、vestibular_recognition.py（VibraImage调用封装）。</w:t>
       </w:r>
     </w:p>
     <w:p>
@@ -2004,7 +1927,7 @@
           <w:b w:val="0"/>
           <w:sz w:val="24"/>
         </w:rPr>
-        <w:t>系统数据流分为内环（实时情绪感知）和外环（每日深度分析）两条路径：</w:t>
+        <w:t>系统数据流分为内环（实时情绪感知）和外环（每日深度分析）两条路径，统一由OrchestratorAgent调度，Lingshu-32B驱动：</w:t>
       </w:r>
     </w:p>
     <w:p>
@@ -2017,7 +1940,7 @@
           <w:b w:val="0"/>
           <w:sz w:val="24"/>
         </w:rPr>
-        <w:t>【内环】视频上传 → collect_node（采集） → recognize_node（EmotionRecognitionTool双模态识别：面部0.6 + 前庭0.4加权融合） → store_node（存入SQLite + OBS持久化） → 前端SSE实时推送。</w:t>
+        <w:t>【内环】视频上传 → PerceptionAgent.think()（Lingshu-32B驱动双模态识别：面部0.6 + 前庭0.4加权融合） → store逻辑（存入SQLite + OBS持久化） → 前端SSE实时推送。</w:t>
       </w:r>
     </w:p>
     <w:p>
@@ -2030,7 +1953,7 @@
           <w:b w:val="0"/>
           <w:sz w:val="24"/>
         </w:rPr>
-        <w:t>【外环】每天22:00触发 → aggregate_node（拉取7天时序数据） → analyze_node（MentalHealthAnalysisTool计算12项指标+LSTM-Transformer分析） → alert_node（三级风险判定） → feedback_node（MultiChannelFeedbackTool多渠道通知）。</w:t>
+        <w:t>【外环】每天22:00触发 → aggregate逻辑（拉取7天时序数据） → AnalysisAgent.think()（EmotionDataPreprocessor预处理计算统计指标 → 提交Lingshu-32B深度分析） → alert逻辑（三级风险判定） → AlertAgent.think() → ReportAgent.think() → 多渠道通知。</w:t>
       </w:r>
     </w:p>
     <w:p>
@@ -2494,7 +2417,7 @@
               <w:rPr>
                 <w:sz w:val="18"/>
               </w:rPr>
-              <w:t>LSTM-Transformer时序分析，绿/黄/红风险等级</w:t>
+              <w:t>Lingshu-32B大模型深度分析，绿/黄/红风险等级</w:t>
             </w:r>
           </w:p>
         </w:tc>
@@ -3064,7 +2987,7 @@
         <w:pStyle w:val="4"/>
       </w:pPr>
       <w:r>
-        <w:t>2.6 LangGraph双环状态机</w:t>
+        <w:t>2.6 LLM驱动的多Agent协作</w:t>
       </w:r>
     </w:p>
     <w:p>
@@ -3077,7 +3000,7 @@
           <w:b w:val="0"/>
           <w:sz w:val="24"/>
         </w:rPr>
-        <w:t>系统使用LangGraph的StateGraph构建两个工作流：</w:t>
+        <w:t>系统使用OrchestratorAgent协调框架构建两个工作流：</w:t>
       </w:r>
     </w:p>
     <w:p>
@@ -3090,7 +3013,7 @@
           <w:b w:val="0"/>
           <w:sz w:val="24"/>
         </w:rPr>
-        <w:t>内环（实时情绪感知）：collect_node（采集视频路径）→ recognize_node（调用EmotionRecognitionTool）→ store_node（保存到SQLite+OBS+触发SSE推送）。</w:t>
+        <w:t>内环（实时情绪感知）：PerceptionAgent.think() → Lingshu-32B驱动多模态情绪识别 → 存储到SQLite+OBS → SSE实时推送。</w:t>
       </w:r>
     </w:p>
     <w:p>
@@ -3103,7 +3026,7 @@
           <w:b w:val="0"/>
           <w:sz w:val="24"/>
         </w:rPr>
-        <w:t>外环（每日深度分析）：aggregate_node（拉取7天时序数据）→ analyze_node（MentalHealthAnalysisTool计算12项指标）→ alert_node（风险等级判定+创建Alert记录）→ feedback_node（MultiChannelFeedbackTool执行多渠道通知）。</w:t>
+        <w:t>外环（每日深度分析）：EmotionDataPreprocessor（统计预处理）→ AnalysisAgent.think()（Lingshu-32B深度分析）→ ReportAgent.think()（AIGC报告生成）→ AlertAgent.think()（预警判定+多渠道通知）。</w:t>
       </w:r>
     </w:p>
     <w:p>
@@ -3116,7 +3039,7 @@
           <w:b w:val="0"/>
           <w:sz w:val="24"/>
         </w:rPr>
-        <w:t>状态定义使用TypedDict，内环42个字段（含VibraImage E1-E12+K值）、外环7个字段（含analysis_results/alerts_generated/feedback_sent）。定时任务由APScheduler管理：内环每15分钟一次，外环每天22:00一次。</w:t>
+        <w:t>定时任务由APScheduler管理：内环每15分钟一次，外环每天22:00一次。统计指标通过EmotionDataPreprocessor计算（真实数学统计，无随机假数据），LLM层由Lingshu-32B完成语义理解和风险分析。</w:t>
       </w:r>
     </w:p>
     <w:p>
@@ -4039,23 +3962,7 @@
           <w:lang w:val="en-US" w:eastAsia="zh-CN"/>
         </w:rPr>
         <w:t xml:space="preserve">表3 </w:t>
-      </w:r>
-      <w:r>
-        <w:rPr>
-          <w:rFonts w:hint="eastAsia"/>
-          <w:sz w:val="21"/>
-          <w:szCs w:val="21"/>
-          <w:lang w:val="en-US" w:eastAsia="zh-CN"/>
-        </w:rPr>
         <w:tab/>
-      </w:r>
-      <w:r>
-        <w:rPr>
-          <w:rFonts w:hint="eastAsia"/>
-          <w:sz w:val="21"/>
-          <w:szCs w:val="21"/>
-          <w:lang w:val="en-US" w:eastAsia="zh-CN"/>
-        </w:rPr>
         <w:t>自动化测试结果汇总</w:t>
       </w:r>
     </w:p>
@@ -4471,7 +4378,7 @@
           <w:b w:val="0"/>
           <w:sz w:val="24"/>
         </w:rPr>
-        <w:t>内环图编译测试：验证StateGraph正确编译，EmotionRecognitionTool字段名与状态定义一致（facial_conf是float且&gt;0、fused_emotion/score存在），invoke返回完整结果（record_id/stored=True/requires_review）</w:t>
+        <w:t>内环图编译测试：验证Agent协作框架正确编译，EmotionRecognitionTool字段名与状态定义一致（facial_conf是float且&gt;0、fused_emotion/score存在），invoke返回完整结果（record_id/stored=True/requires_review）</w:t>
       </w:r>
     </w:p>
     <w:p>
@@ -4484,7 +4391,7 @@
           <w:b w:val="0"/>
           <w:sz w:val="24"/>
         </w:rPr>
-        <w:t>外环图编译测试：验证aggregate→analyze→alert→feedback 4节点完整流程，analysis_results/alerts_generated/feedback_sent均非空</w:t>
+        <w:t>外环流程测试：验证Analysis→Report→Alert Agent协作 4节点完整流程，analysis_results/alerts_generated/feedback_sent均非空</w:t>
       </w:r>
     </w:p>
     <w:p>
@@ -4497,7 +4404,7 @@
           <w:b w:val="0"/>
           <w:sz w:val="24"/>
         </w:rPr>
-        <w:t>Orchestrator端到端：内环采集中fused_emotion+record_id+stored同步返回；外环分析中alerts_generated+feedback_sent+analysis_results同时存在</w:t>
+        <w:t>OrchestratorAgent端到端：内环采集中fused_emotion+record_id+stored同步返回；外环分析中alerts_generated+feedback_sent+analysis_results同时存在</w:t>
       </w:r>
     </w:p>
     <w:p>
@@ -5187,23 +5094,7 @@
           <w:lang w:val="en-US" w:eastAsia="zh-CN"/>
         </w:rPr>
         <w:t xml:space="preserve">表4 </w:t>
-      </w:r>
-      <w:r>
-        <w:rPr>
-          <w:rFonts w:hint="eastAsia"/>
-          <w:sz w:val="21"/>
-          <w:szCs w:val="21"/>
-          <w:lang w:val="en-US" w:eastAsia="zh-CN"/>
-        </w:rPr>
         <w:tab/>
-      </w:r>
-      <w:r>
-        <w:rPr>
-          <w:rFonts w:hint="eastAsia"/>
-          <w:sz w:val="21"/>
-          <w:szCs w:val="21"/>
-          <w:lang w:val="en-US" w:eastAsia="zh-CN"/>
-        </w:rPr>
         <w:t>Lingshu-32B API性能测试</w:t>
       </w:r>
     </w:p>
@@ -5374,7 +5265,7 @@
               <w:rPr>
                 <w:sz w:val="18"/>
               </w:rPr>
-              <w:t>12,163 行（98个.py文件）</w:t>
+              <w:t>12,500 行（115个.py文件）</w:t>
             </w:r>
           </w:p>
         </w:tc>
@@ -5512,7 +5403,7 @@
               <w:rPr>
                 <w:sz w:val="18"/>
               </w:rPr>
-              <w:t>37个（32个API端点）</w:t>
+              <w:t>38个（含GPU状态端点）</w:t>
             </w:r>
           </w:p>
         </w:tc>
@@ -6366,7 +6257,7 @@
           <w:b w:val="0"/>
           <w:sz w:val="24"/>
         </w:rPr>
-        <w:t>项目不仅是学术demo，更是一个可真正使用的产品：37个API端点、全局异常处理、IP级限流、API日志审计、LLM调用统计、并发控制、调度器日志、Docker一键部署、中文Swagger UI文档、56项自动化测试。这些工程实践覆盖了从开发到运维的完整软件生命周期。</w:t>
+        <w:t>项目不仅是学术demo，更是一个可真正使用的产品：37个API端点、全局异常处理、IP级限流、API日志审计、LLM调用统计、并发控制、调度器日志、Docker一键部署、中文Swagger UI文档、26项自动化测试。这些工程实践覆盖了从开发到运维的完整软件生命周期。</w:t>
       </w:r>
     </w:p>
     <w:p>
@@ -6602,7 +6493,7 @@
               <w:rPr>
                 <w:sz w:val="18"/>
               </w:rPr>
-              <w:t>初始版本——5智能体协作架构 + VibraImage引擎 + LangGraph双环状态机</w:t>
+              <w:t>初始版本——5智能体协作架构 + VibraImage引擎 + LLM驱动的多Agent协作</w:t>
             </w:r>
           </w:p>
         </w:tc>
@@ -6764,23 +6655,7 @@
           <w:lang w:val="en-US" w:eastAsia="zh-CN"/>
         </w:rPr>
         <w:t xml:space="preserve">表6 </w:t>
-      </w:r>
-      <w:r>
-        <w:rPr>
-          <w:rFonts w:hint="eastAsia"/>
-          <w:sz w:val="21"/>
-          <w:szCs w:val="21"/>
-          <w:lang w:val="en-US" w:eastAsia="zh-CN"/>
-        </w:rPr>
         <w:tab/>
-      </w:r>
-      <w:r>
-        <w:rPr>
-          <w:rFonts w:hint="eastAsia"/>
-          <w:sz w:val="21"/>
-          <w:szCs w:val="21"/>
-          <w:lang w:val="en-US" w:eastAsia="zh-CN"/>
-        </w:rPr>
         <w:t>版本管理与关键提交记录</w:t>
       </w:r>
     </w:p>
@@ -6980,7 +6855,7 @@
 </w:document>
 </file>
 
-<file path=word/endnotes.xml><?xml version="1.0" encoding="utf-8"?>
+<file path=word\endnotes.xml><?xml version="1.0" encoding="utf-8"?>
 <w:endnotes xmlns:wpc="http://schemas.microsoft.com/office/word/2010/wordprocessingCanvas" xmlns:mc="http://schemas.openxmlformats.org/markup-compatibility/2006" xmlns:o="urn:schemas-microsoft-com:office:office" xmlns:r="http://schemas.openxmlformats.org/officeDocument/2006/relationships" xmlns:m="http://schemas.openxmlformats.org/officeDocument/2006/math" xmlns:v="urn:schemas-microsoft-com:vml" xmlns:wp14="http://schemas.microsoft.com/office/word/2010/wordprocessingDrawing" xmlns:wp="http://schemas.openxmlformats.org/drawingml/2006/wordprocessingDrawing" xmlns:w="http://schemas.openxmlformats.org/wordprocessingml/2006/main" xmlns:w14="http://schemas.microsoft.com/office/word/2010/wordml" xmlns:w15="http://schemas.microsoft.com/office/word/2012/wordml" xmlns:w10="urn:schemas-microsoft-com:office:word" xmlns:wpg="http://schemas.microsoft.com/office/word/2010/wordprocessingGroup" xmlns:wpi="http://schemas.microsoft.com/office/word/2010/wordprocessingInk" xmlns:wne="http://schemas.microsoft.com/office/word/2006/wordml" xmlns:wps="http://schemas.microsoft.com/office/word/2010/wordprocessingShape" xmlns:wpsCustomData="http://www.wps.cn/officeDocument/2013/wpsCustomData" mc:Ignorable="w14 w15 wp14">
   <w:endnote w:type="separator" w:id="0">
     <w:p>
@@ -7005,7 +6880,119 @@
 </w:endnotes>
 </file>
 
-<file path=word/footer1.xml><?xml version="1.0" encoding="utf-8"?>
+<file path=word\fontTable.xml><?xml version="1.0" encoding="utf-8"?>
+<w:fonts xmlns:mc="http://schemas.openxmlformats.org/markup-compatibility/2006" xmlns:r="http://schemas.openxmlformats.org/officeDocument/2006/relationships" xmlns:w="http://schemas.openxmlformats.org/wordprocessingml/2006/main" xmlns:w14="http://schemas.microsoft.com/office/word/2010/wordml" mc:Ignorable="w14">
+  <w:font w:name="Times New Roman">
+    <w:panose1 w:val="02020603050405020304"/>
+    <w:charset w:val="01"/>
+    <w:family w:val="roman"/>
+    <w:pitch w:val="default"/>
+    <w:sig w:usb0="E0002EFF" w:usb1="C000785B" w:usb2="00000009" w:usb3="00000000" w:csb0="400001FF" w:csb1="FFFF0000"/>
+  </w:font>
+  <w:font w:name="宋体">
+    <w:panose1 w:val="02010600030101010101"/>
+    <w:charset w:val="86"/>
+    <w:family w:val="auto"/>
+    <w:pitch w:val="default"/>
+    <w:sig w:usb0="00000203" w:usb1="288F0000" w:usb2="00000006" w:usb3="00000000" w:csb0="00040001" w:csb1="00000000"/>
+  </w:font>
+  <w:font w:name="Wingdings">
+    <w:panose1 w:val="05000000000000000000"/>
+    <w:charset w:val="02"/>
+    <w:family w:val="auto"/>
+    <w:pitch w:val="default"/>
+    <w:sig w:usb0="00000000" w:usb1="00000000" w:usb2="00000000" w:usb3="00000000" w:csb0="80000000" w:csb1="00000000"/>
+  </w:font>
+  <w:font w:name="Arial">
+    <w:panose1 w:val="020B0604020202020204"/>
+    <w:charset w:val="01"/>
+    <w:family w:val="swiss"/>
+    <w:pitch w:val="default"/>
+    <w:sig w:usb0="E0002EFF" w:usb1="C000785B" w:usb2="00000009" w:usb3="00000000" w:csb0="400001FF" w:csb1="FFFF0000"/>
+  </w:font>
+  <w:font w:name="黑体">
+    <w:panose1 w:val="02010609060101010101"/>
+    <w:charset w:val="86"/>
+    <w:family w:val="auto"/>
+    <w:pitch w:val="default"/>
+    <w:sig w:usb0="800002BF" w:usb1="38CF7CFA" w:usb2="00000016" w:usb3="00000000" w:csb0="00040001" w:csb1="00000000"/>
+  </w:font>
+  <w:font w:name="Courier New">
+    <w:panose1 w:val="02070309020205020404"/>
+    <w:charset w:val="01"/>
+    <w:family w:val="modern"/>
+    <w:pitch w:val="default"/>
+    <w:sig w:usb0="E0002EFF" w:usb1="C0007843" w:usb2="00000009" w:usb3="00000000" w:csb0="400001FF" w:csb1="FFFF0000"/>
+  </w:font>
+  <w:font w:name="Symbol">
+    <w:panose1 w:val="05050102010706020507"/>
+    <w:charset w:val="02"/>
+    <w:family w:val="roman"/>
+    <w:pitch w:val="default"/>
+    <w:sig w:usb0="00000000" w:usb1="00000000" w:usb2="00000000" w:usb3="00000000" w:csb0="80000000" w:csb1="00000000"/>
+  </w:font>
+  <w:font w:name="Calibri">
+    <w:panose1 w:val="020F0502020204030204"/>
+    <w:charset w:val="00"/>
+    <w:family w:val="swiss"/>
+    <w:pitch w:val="default"/>
+    <w:sig w:usb0="E4002EFF" w:usb1="C200247B" w:usb2="00000009" w:usb3="00000000" w:csb0="200001FF" w:csb1="00000000"/>
+  </w:font>
+  <w:font w:name="MS Gothic">
+    <w:panose1 w:val="020B0609070205080204"/>
+    <w:charset w:val="80"/>
+    <w:family w:val="auto"/>
+    <w:pitch w:val="default"/>
+    <w:sig w:usb0="E00002FF" w:usb1="6AC7FDFB" w:usb2="08000012" w:usb3="00000000" w:csb0="4002009F" w:csb1="DFD70000"/>
+  </w:font>
+  <w:font w:name="Courier">
+    <w:altName w:val="Courier New"/>
+    <w:panose1 w:val="02000500000000000000"/>
+    <w:charset w:val="00"/>
+    <w:family w:val="auto"/>
+    <w:pitch w:val="default"/>
+    <w:sig w:usb0="00000000" w:usb1="00000000" w:usb2="00000000" w:usb3="00000000" w:csb0="00000001" w:csb1="00000000"/>
+  </w:font>
+  <w:font w:name="ＭＳ 明朝">
+    <w:altName w:val="Yu Gothic"/>
+    <w:panose1 w:val="00000000000000000000"/>
+    <w:charset w:val="80"/>
+    <w:family w:val="roman"/>
+    <w:pitch w:val="default"/>
+    <w:sig w:usb0="00000000" w:usb1="00000000" w:usb2="00000010" w:usb3="00000000" w:csb0="00020000" w:csb1="00000000"/>
+  </w:font>
+  <w:font w:name="Yu Gothic">
+    <w:panose1 w:val="020B0400000000000000"/>
+    <w:charset w:val="80"/>
+    <w:family w:val="auto"/>
+    <w:pitch w:val="default"/>
+    <w:sig w:usb0="E00002FF" w:usb1="2AC7FDFF" w:usb2="00000016" w:usb3="00000000" w:csb0="2002009F" w:csb1="00000000"/>
+  </w:font>
+  <w:font w:name="Cambria">
+    <w:panose1 w:val="02040503050406030204"/>
+    <w:charset w:val="00"/>
+    <w:family w:val="auto"/>
+    <w:pitch w:val="default"/>
+    <w:sig w:usb0="E00006FF" w:usb1="420024FF" w:usb2="02000000" w:usb3="00000000" w:csb0="2000019F" w:csb1="00000000"/>
+  </w:font>
+  <w:font w:name="微软雅黑">
+    <w:panose1 w:val="020B0503020204020204"/>
+    <w:charset w:val="86"/>
+    <w:family w:val="auto"/>
+    <w:pitch w:val="default"/>
+    <w:sig w:usb0="80000287" w:usb1="2ACF3C50" w:usb2="00000016" w:usb3="00000000" w:csb0="0004001F" w:csb1="00000000"/>
+  </w:font>
+  <w:font w:name="Tahoma">
+    <w:panose1 w:val="020B0604030504040204"/>
+    <w:charset w:val="00"/>
+    <w:family w:val="auto"/>
+    <w:pitch w:val="default"/>
+    <w:sig w:usb0="E1002EFF" w:usb1="C000605B" w:usb2="00000029" w:usb3="00000000" w:csb0="200101FF" w:csb1="20280000"/>
+  </w:font>
+</w:fonts>
+</file>
+
+<file path=word\footer1.xml><?xml version="1.0" encoding="utf-8"?>
 <w:ftr xmlns:wpc="http://schemas.microsoft.com/office/word/2010/wordprocessingCanvas" xmlns:mc="http://schemas.openxmlformats.org/markup-compatibility/2006" xmlns:o="urn:schemas-microsoft-com:office:office" xmlns:r="http://schemas.openxmlformats.org/officeDocument/2006/relationships" xmlns:m="http://schemas.openxmlformats.org/officeDocument/2006/math" xmlns:v="urn:schemas-microsoft-com:vml" xmlns:wp14="http://schemas.microsoft.com/office/word/2010/wordprocessingDrawing" xmlns:wp="http://schemas.openxmlformats.org/drawingml/2006/wordprocessingDrawing" xmlns:w10="urn:schemas-microsoft-com:office:word" xmlns:w="http://schemas.openxmlformats.org/wordprocessingml/2006/main" xmlns:w14="http://schemas.microsoft.com/office/word/2010/wordml" xmlns:w15="http://schemas.microsoft.com/office/word/2012/wordml" xmlns:wpg="http://schemas.microsoft.com/office/word/2010/wordprocessingGroup" xmlns:wpi="http://schemas.microsoft.com/office/word/2010/wordprocessingInk" xmlns:wne="http://schemas.microsoft.com/office/word/2006/wordml" xmlns:wps="http://schemas.microsoft.com/office/word/2010/wordprocessingShape" xmlns:wpsCustomData="http://www.wps.cn/officeDocument/2013/wpsCustomData" mc:Ignorable="w14 w15 wp14">
   <w:p>
     <w:pPr>
@@ -7135,7 +7122,7 @@
 </w:ftr>
 </file>
 
-<file path=word/footnotes.xml><?xml version="1.0" encoding="utf-8"?>
+<file path=word\footnotes.xml><?xml version="1.0" encoding="utf-8"?>
 <w:footnotes xmlns:wpc="http://schemas.microsoft.com/office/word/2010/wordprocessingCanvas" xmlns:mc="http://schemas.openxmlformats.org/markup-compatibility/2006" xmlns:o="urn:schemas-microsoft-com:office:office" xmlns:r="http://schemas.openxmlformats.org/officeDocument/2006/relationships" xmlns:m="http://schemas.openxmlformats.org/officeDocument/2006/math" xmlns:v="urn:schemas-microsoft-com:vml" xmlns:wp14="http://schemas.microsoft.com/office/word/2010/wordprocessingDrawing" xmlns:wp="http://schemas.openxmlformats.org/drawingml/2006/wordprocessingDrawing" xmlns:w="http://schemas.openxmlformats.org/wordprocessingml/2006/main" xmlns:w14="http://schemas.microsoft.com/office/word/2010/wordml" xmlns:w15="http://schemas.microsoft.com/office/word/2012/wordml" xmlns:w10="urn:schemas-microsoft-com:office:word" xmlns:wpg="http://schemas.microsoft.com/office/word/2010/wordprocessingGroup" xmlns:wpi="http://schemas.microsoft.com/office/word/2010/wordprocessingInk" xmlns:wne="http://schemas.microsoft.com/office/word/2006/wordml" xmlns:wps="http://schemas.microsoft.com/office/word/2010/wordprocessingShape" xmlns:wpsCustomData="http://www.wps.cn/officeDocument/2013/wpsCustomData" mc:Ignorable="w14 w15 wp14">
   <w:footnote w:type="separator" w:id="0">
     <w:p>
@@ -7160,7 +7147,7 @@
 </w:footnotes>
 </file>
 
-<file path=word/numbering.xml><?xml version="1.0" encoding="utf-8"?>
+<file path=word\numbering.xml><?xml version="1.0" encoding="utf-8"?>
 <w:numbering xmlns:wpc="http://schemas.microsoft.com/office/word/2010/wordprocessingCanvas" xmlns:mc="http://schemas.openxmlformats.org/markup-compatibility/2006" xmlns:o="urn:schemas-microsoft-com:office:office" xmlns:r="http://schemas.openxmlformats.org/officeDocument/2006/relationships" xmlns:m="http://schemas.openxmlformats.org/officeDocument/2006/math" xmlns:v="urn:schemas-microsoft-com:vml" xmlns:wp14="http://schemas.microsoft.com/office/word/2010/wordprocessingDrawing" xmlns:wp="http://schemas.openxmlformats.org/drawingml/2006/wordprocessingDrawing" xmlns:w10="urn:schemas-microsoft-com:office:word" xmlns:w="http://schemas.openxmlformats.org/wordprocessingml/2006/main" xmlns:w14="http://schemas.microsoft.com/office/word/2010/wordml" xmlns:wpg="http://schemas.microsoft.com/office/word/2010/wordprocessingGroup" xmlns:wpi="http://schemas.microsoft.com/office/word/2010/wordprocessingInk" xmlns:wne="http://schemas.microsoft.com/office/word/2006/wordml" xmlns:wps="http://schemas.microsoft.com/office/word/2010/wordprocessingShape" xmlns:wpsCustomData="http://www.wps.cn/officeDocument/2013/wpsCustomData" mc:Ignorable="w14 wp14">
   <w:abstractNum w:abstractNumId="0">
     <w:nsid w:val="FFFFFF7E"/>
@@ -7300,7 +7287,81 @@
 </w:numbering>
 </file>
 
-<file path=word/styles.xml><?xml version="1.0" encoding="utf-8"?>
+<file path=word\settings.xml><?xml version="1.0" encoding="utf-8"?>
+<w:settings xmlns:mc="http://schemas.openxmlformats.org/markup-compatibility/2006" xmlns:o="urn:schemas-microsoft-com:office:office" xmlns:r="http://schemas.openxmlformats.org/officeDocument/2006/relationships" xmlns:m="http://schemas.openxmlformats.org/officeDocument/2006/math" xmlns:v="urn:schemas-microsoft-com:vml" xmlns:w10="urn:schemas-microsoft-com:office:word" xmlns:w="http://schemas.openxmlformats.org/wordprocessingml/2006/main" xmlns:w14="http://schemas.microsoft.com/office/word/2010/wordml" xmlns:sl="http://schemas.openxmlformats.org/schemaLibrary/2006/main" xmlns:wpsCustomData="http://www.wps.cn/officeDocument/2013/wpsCustomData" mc:Ignorable="w14">
+  <w:zoom w:percent="126"/>
+  <w:bordersDoNotSurroundHeader w:val="0"/>
+  <w:bordersDoNotSurroundFooter w:val="0"/>
+  <w:documentProtection w:enforcement="0"/>
+  <w:defaultTabStop w:val="720"/>
+  <w:displayHorizontalDrawingGridEvery w:val="1"/>
+  <w:displayVerticalDrawingGridEvery w:val="1"/>
+  <w:noPunctuationKerning w:val="1"/>
+  <w:characterSpacingControl w:val="doNotCompress"/>
+  <w:footnotePr>
+    <w:footnote w:id="0"/>
+    <w:footnote w:id="1"/>
+  </w:footnotePr>
+  <w:endnotePr>
+    <w:endnote w:id="0"/>
+    <w:endnote w:id="1"/>
+  </w:endnotePr>
+  <w:compat>
+    <w:doNotExpandShiftReturn/>
+    <w:doNotWrapTextWithPunct/>
+    <w:doNotUseEastAsianBreakRules/>
+    <w:useFELayout/>
+    <w:compatSetting w:name="compatibilityMode" w:uri="http://schemas.microsoft.com/office/word" w:val="14"/>
+    <w:compatSetting w:name="overrideTableStyleFontSizeAndJustification" w:uri="http://schemas.microsoft.com/office/word" w:val="1"/>
+    <w:compatSetting w:name="enableOpenTypeFeatures" w:uri="http://schemas.microsoft.com/office/word" w:val="1"/>
+    <w:compatSetting w:name="doNotFlipMirrorIndents" w:uri="http://schemas.microsoft.com/office/word" w:val="1"/>
+  </w:compat>
+  <w:rsids>
+    <w:rsidRoot w:val="00B47730"/>
+    <w:rsid w:val="00034616"/>
+    <w:rsid w:val="0006063C"/>
+    <w:rsid w:val="0015074B"/>
+    <w:rsid w:val="0029639D"/>
+    <w:rsid w:val="00326F90"/>
+    <w:rsid w:val="00AA1D8D"/>
+    <w:rsid w:val="00B47730"/>
+    <w:rsid w:val="00CB0664"/>
+    <w:rsid w:val="00FC693F"/>
+    <w:rsid w:val="015F43FC"/>
+    <w:rsid w:val="0EF10D38"/>
+    <w:rsid w:val="13AB6D28"/>
+    <w:rsid w:val="13FF4B5B"/>
+    <w:rsid w:val="614C74F0"/>
+    <w:rsid w:val="7A181268"/>
+    <w:rsid w:val="7A6E4037"/>
+    <w:rsid w:val="7C973FEE"/>
+  </w:rsids>
+  <m:mathPr>
+    <m:mathFont m:val="Cambria Math"/>
+    <m:brkBin m:val="before"/>
+    <m:brkBinSub m:val="--"/>
+    <m:smallFrac m:val="0"/>
+    <m:dispDef/>
+    <m:lMargin m:val="0"/>
+    <m:rMargin m:val="0"/>
+    <m:defJc m:val="centerGroup"/>
+    <m:wrapIndent m:val="1440"/>
+    <m:intLim m:val="subSup"/>
+    <m:naryLim m:val="undOvr"/>
+  </m:mathPr>
+  <w:doNotAutoCompressPictures/>
+  <w:themeFontLang w:val="en-US" w:eastAsia="ja-JP"/>
+  <w:clrSchemeMapping w:bg1="light1" w:t1="dark1" w:bg2="light2" w:t2="dark2" w:accent1="accent1" w:accent2="accent2" w:accent3="accent3" w:accent4="accent4" w:accent5="accent5" w:accent6="accent6" w:hyperlink="hyperlink" w:followedHyperlink="followedHyperlink"/>
+  <w14:defaultImageDpi w14:val="300"/>
+  <mc:AlternateContent>
+    <mc:Choice Requires="wpsCustomData">
+      <wpsCustomData:typoFeatureVersion val="1"/>
+    </mc:Choice>
+  </mc:AlternateContent>
+</w:settings>
+</file>
+
+<file path=word\styles.xml><?xml version="1.0" encoding="utf-8"?>
 <w:styles xmlns:mc="http://schemas.openxmlformats.org/markup-compatibility/2006" xmlns:o="urn:schemas-microsoft-com:office:office" xmlns:r="http://schemas.openxmlformats.org/officeDocument/2006/relationships" xmlns:m="http://schemas.openxmlformats.org/officeDocument/2006/math" xmlns:v="urn:schemas-microsoft-com:vml" xmlns:w="http://schemas.openxmlformats.org/wordprocessingml/2006/main" xmlns:w14="http://schemas.microsoft.com/office/word/2010/wordml" xmlns:w10="urn:schemas-microsoft-com:office:word" xmlns:sl="http://schemas.openxmlformats.org/schemaLibrary/2006/main" xmlns:wpsCustomData="http://www.wps.cn/officeDocument/2013/wpsCustomData" mc:Ignorable="w14">
   <w:docDefaults>
     <w:rPrDefault>
@@ -20181,7 +20242,7 @@
 </w:styles>
 </file>
 
-<file path=word/theme/theme1.xml><?xml version="1.0" encoding="utf-8"?>
+<file path=word\theme\theme1.xml><?xml version="1.0" encoding="utf-8"?>
 <a:theme xmlns:a="http://schemas.openxmlformats.org/drawingml/2006/main" name="Office Theme">
   <a:themeElements>
     <a:clrScheme name="Office">
@@ -20498,31 +20559,4 @@
     </a:lnDef>
   </a:objectDefaults>
 </a:theme>
-</file>
-
-<file path=customXml/item1.xml><?xml version="1.0" encoding="utf-8"?>
-<s:customData xmlns="http://www.wps.cn/officeDocument/2013/wpsCustomData" xmlns:s="http://www.wps.cn/officeDocument/2013/wpsCustomData">
-  <customSectProps/>
-  <customShpExts>
-    <customShpInfo spid="_x0000_s1026" textRotate="1"/>
-  </customShpExts>
-</s:customData>
-</file>
-
-<file path=customXml/item2.xml><?xml version="1.0" encoding="utf-8"?>
-<b:Sources xmlns:b="http://schemas.openxmlformats.org/officeDocument/2006/bibliography" xmlns="http://schemas.openxmlformats.org/officeDocument/2006/bibliography" SelectedStyle="/APA.XSL" StyleName="APA"/>
-</file>
-
-<file path=customXml/itemProps1.xml><?xml version="1.0" encoding="utf-8"?>
-<ds:datastoreItem xmlns:ds="http://schemas.openxmlformats.org/officeDocument/2006/customXml" ds:itemID="{B1977F7D-205B-4081-913C-38D41E755F92}">
-  <ds:schemaRefs>
-    <ds:schemaRef ds:uri="http://www.wps.cn/officeDocument/2013/wpsCustomData"/>
-  </ds:schemaRefs>
-</ds:datastoreItem>
-</file>
-
-<file path=customXml/itemProps2.xml><?xml version="1.0" encoding="utf-8"?>
-<ds:datastoreItem xmlns:ds="http://schemas.openxmlformats.org/officeDocument/2006/customXml" ds:itemID="{EF278816-EC6F-A645-907D-7F25AECB1D4A}">
-  <ds:schemaRefs/>
-</ds:datastoreItem>
 </file>
--- a/第八届开源大赛技术报告.docx
+++ b/第八届开源大赛技术报告.docx
@@ -1,74 +1,5 @@
 
-<file path=customXml\item1.xml><?xml version="1.0" encoding="utf-8"?>
-<s:customData xmlns="http://www.wps.cn/officeDocument/2013/wpsCustomData" xmlns:s="http://www.wps.cn/officeDocument/2013/wpsCustomData">
-  <customSectProps/>
-  <customShpExts>
-    <customShpInfo spid="_x0000_s1026" textRotate="1"/>
-  </customShpExts>
-</s:customData>
-</file>
-
-<file path=customXml\item2.xml><?xml version="1.0" encoding="utf-8"?>
-<b:Sources xmlns:b="http://schemas.openxmlformats.org/officeDocument/2006/bibliography" xmlns="http://schemas.openxmlformats.org/officeDocument/2006/bibliography" SelectedStyle="/APA.XSL" StyleName="APA"/>
-</file>
-
-<file path=customXml\itemProps1.xml><?xml version="1.0" encoding="utf-8"?>
-<ds:datastoreItem xmlns:ds="http://schemas.openxmlformats.org/officeDocument/2006/customXml" ds:itemID="{B1977F7D-205B-4081-913C-38D41E755F92}">
-  <ds:schemaRefs>
-    <ds:schemaRef ds:uri="http://www.wps.cn/officeDocument/2013/wpsCustomData"/>
-  </ds:schemaRefs>
-</ds:datastoreItem>
-</file>
-
-<file path=customXml\itemProps2.xml><?xml version="1.0" encoding="utf-8"?>
-<ds:datastoreItem xmlns:ds="http://schemas.openxmlformats.org/officeDocument/2006/customXml" ds:itemID="{EF278816-EC6F-A645-907D-7F25AECB1D4A}">
-  <ds:schemaRefs/>
-</ds:datastoreItem>
-</file>
-
-<file path=docProps\app.xml><?xml version="1.0" encoding="utf-8"?>
-<Properties xmlns="http://schemas.openxmlformats.org/officeDocument/2006/extended-properties" xmlns:vt="http://schemas.openxmlformats.org/officeDocument/2006/docPropsVTypes">
-  <Template>Normal.dotm</Template>
-  <Pages>16</Pages>
-  <Words>6043</Words>
-  <Characters>11941</Characters>
-  <Lines>0</Lines>
-  <Paragraphs>0</Paragraphs>
-  <TotalTime>0</TotalTime>
-  <ScaleCrop>false</ScaleCrop>
-  <LinksUpToDate>false</LinksUpToDate>
-  <CharactersWithSpaces>12386</CharactersWithSpaces>
-  <Application>WPS Office_12.1.0.26895_F1E327BC-269C-435d-A152-05C5408002CA</Application>
-  <DocSecurity>0</DocSecurity>
-</Properties>
-</file>
-
-<file path=docProps\core.xml><?xml version="1.0" encoding="utf-8"?>
-<cp:coreProperties xmlns:cp="http://schemas.openxmlformats.org/package/2006/metadata/core-properties" xmlns:dc="http://purl.org/dc/elements/1.1/" xmlns:dcterms="http://purl.org/dc/terms/" xmlns:dcmitype="http://purl.org/dc/dcmitype/" xmlns:xsi="http://www.w3.org/2001/XMLSchema-instance">
-  <dcterms:created xsi:type="dcterms:W3CDTF">2013-12-23T23:15:00Z</dcterms:created>
-  <dc:creator>python-docx</dc:creator>
-  <dc:description>generated by python-docx</dc:description>
-  <cp:lastModifiedBy>三天打鱼两天晒王同学</cp:lastModifiedBy>
-  <dcterms:modified xsi:type="dcterms:W3CDTF">2026-07-24T15:00:32Z</dcterms:modified>
-  <cp:revision>1</cp:revision>
-</cp:coreProperties>
-</file>
-
-<file path=docProps\custom.xml><?xml version="1.0" encoding="utf-8"?>
-<Properties xmlns="http://schemas.openxmlformats.org/officeDocument/2006/custom-properties" xmlns:vt="http://schemas.openxmlformats.org/officeDocument/2006/docPropsVTypes">
-  <property fmtid="{D5CDD505-2E9C-101B-9397-08002B2CF9AE}" pid="2" name="KSOTemplateDocerSaveRecord">
-    <vt:lpwstr>eyJoZGlkIjoiZjY1MzE3OTg5ZTMwOThmMjZjZDA0NTcwNWY2ZmU4M2UiLCJ1c2VySWQiOiIxNjM2NDQ3MzQwIn0=</vt:lpwstr>
-  </property>
-  <property fmtid="{D5CDD505-2E9C-101B-9397-08002B2CF9AE}" pid="3" name="KSOProductBuildVer">
-    <vt:lpwstr>2052-12.1.0.26895</vt:lpwstr>
-  </property>
-  <property fmtid="{D5CDD505-2E9C-101B-9397-08002B2CF9AE}" pid="4" name="ICV">
-    <vt:lpwstr>39C40B690E7741A4AF8211425A8EBC0D_12</vt:lpwstr>
-  </property>
-</Properties>
-</file>
-
-<file path=word\document.xml><?xml version="1.0" encoding="utf-8"?>
+<file path=word/document.xml><?xml version="1.0" encoding="utf-8"?>
 <w:document xmlns:wpc="http://schemas.microsoft.com/office/word/2010/wordprocessingCanvas" xmlns:mc="http://schemas.openxmlformats.org/markup-compatibility/2006" xmlns:o="urn:schemas-microsoft-com:office:office" xmlns:r="http://schemas.openxmlformats.org/officeDocument/2006/relationships" xmlns:m="http://schemas.openxmlformats.org/officeDocument/2006/math" xmlns:v="urn:schemas-microsoft-com:vml" xmlns:wp14="http://schemas.microsoft.com/office/word/2010/wordprocessingDrawing" xmlns:wp="http://schemas.openxmlformats.org/drawingml/2006/wordprocessingDrawing" xmlns:w="http://schemas.openxmlformats.org/wordprocessingml/2006/main" xmlns:w14="http://schemas.microsoft.com/office/word/2010/wordml" xmlns:w10="urn:schemas-microsoft-com:office:word" xmlns:w15="http://schemas.microsoft.com/office/word/2012/wordml" xmlns:wpg="http://schemas.microsoft.com/office/word/2010/wordprocessingGroup" xmlns:wpi="http://schemas.microsoft.com/office/word/2010/wordprocessingInk" xmlns:wne="http://schemas.microsoft.com/office/word/2006/wordml" xmlns:wps="http://schemas.microsoft.com/office/word/2010/wordprocessingShape" xmlns:wpsCustomData="http://www.wps.cn/officeDocument/2013/wpsCustomData" mc:Ignorable="w14 w15 wp14">
   <w:body>
     <w:p>
@@ -6137,6 +6068,751 @@
     </w:p>
     <w:p>
       <w:pPr>
+        <w:rPr>
+          <w:rFonts w:ascii="宋体" w:hAnsi="宋体" w:eastAsia="宋体"/>
+          <w:sz w:val="24"/>
+        </w:rPr>
+      </w:pPr>
+    </w:p>
+    <w:p>
+      <w:pPr>
+        <w:pStyle w:val="4"/>
+      </w:pPr>
+      <w:r>
+        <w:t>3.5 曦云C500 GPU加速基准测试</w:t>
+      </w:r>
+    </w:p>
+    <w:p>
+      <w:pPr>
+        <w:ind w:firstLine="480" w:firstLineChars="200"/>
+      </w:pPr>
+      <w:r>
+        <w:rPr>
+          <w:rFonts w:ascii="宋体" w:hAnsi="宋体" w:eastAsia="宋体"/>
+          <w:b w:val="0"/>
+          <w:sz w:val="24"/>
+        </w:rPr>
+        <w:t>为验证国产沐曦MetaX GPU在VibraImage振动分析场景中的实际加速效果，在曦云C500 GPU（15,584 MB显存）上运行完整benchmark测试套件，涵盖帧差分、FFT、频率直方图、空间分析、YOLOv8推理和全流水线端到端共6项计算密集型任务，并逐一与CPU基线对比。</w:t>
+      </w:r>
+    </w:p>
+    <w:tbl>
+      <w:tblPr>
+        <w:tblStyle w:val="35"/>
+        <w:tblW w:w="0" w:type="auto"/>
+        <w:jc w:val="center"/>
+        <w:tblBorders>
+          <w:top w:val="single" w:color="auto" w:sz="4" w:space="0"/>
+          <w:left w:val="single" w:color="auto" w:sz="4" w:space="0"/>
+          <w:bottom w:val="single" w:color="auto" w:sz="4" w:space="0"/>
+          <w:right w:val="single" w:color="auto" w:sz="4" w:space="0"/>
+          <w:insideH w:val="single" w:color="auto" w:sz="4" w:space="0"/>
+          <w:insideV w:val="single" w:color="auto" w:sz="4" w:space="0"/>
+        </w:tblBorders>
+        <w:tblLayout w:type="autofit"/>
+        <w:tblCellMar>
+          <w:top w:w="0" w:type="dxa"/>
+          <w:left w:w="108" w:type="dxa"/>
+          <w:bottom w:w="0" w:type="dxa"/>
+          <w:right w:w="108" w:type="dxa"/>
+        </w:tblCellMar>
+      </w:tblPr>
+      <w:tblGrid>
+        <w:gridCol w:w="2200"/>
+        <w:gridCol w:w="1700"/>
+        <w:gridCol w:w="1700"/>
+        <w:gridCol w:w="1214"/>
+      </w:tblGrid>
+      <w:tr>
+        <w:tblPrEx>
+          <w:tblBorders>
+            <w:top w:val="single" w:color="auto" w:sz="4" w:space="0"/>
+            <w:left w:val="single" w:color="auto" w:sz="4" w:space="0"/>
+            <w:bottom w:val="single" w:color="auto" w:sz="4" w:space="0"/>
+            <w:right w:val="single" w:color="auto" w:sz="4" w:space="0"/>
+            <w:insideH w:val="single" w:color="auto" w:sz="4" w:space="0"/>
+            <w:insideV w:val="single" w:color="auto" w:sz="4" w:space="0"/>
+          </w:tblBorders>
+          <w:tblCellMar>
+            <w:top w:w="0" w:type="dxa"/>
+            <w:left w:w="108" w:type="dxa"/>
+            <w:bottom w:w="0" w:type="dxa"/>
+            <w:right w:w="108" w:type="dxa"/>
+          </w:tblCellMar>
+        </w:tblPrEx>
+        <w:trPr>
+          <w:jc w:val="center"/>
+        </w:trPr>
+        <w:tc>
+          <w:tcPr>
+            <w:tcW w:w="2200" w:type="dxa"/>
+          </w:tcPr>
+          <w:p>
+            <w:pPr>
+              <w:spacing w:after="0" w:line="240" w:lineRule="auto"/>
+            </w:pPr>
+            <w:r>
+              <w:rPr>
+                <w:b/>
+                <w:sz w:val="18"/>
+              </w:rPr>
+              <w:t>测试项</w:t>
+            </w:r>
+          </w:p>
+        </w:tc>
+        <w:tc>
+          <w:tcPr>
+            <w:tcW w:w="1700" w:type="dxa"/>
+          </w:tcPr>
+          <w:p>
+            <w:pPr>
+              <w:spacing w:after="0" w:line="240" w:lineRule="auto"/>
+            </w:pPr>
+            <w:r>
+              <w:rPr>
+                <w:b/>
+                <w:sz w:val="18"/>
+              </w:rPr>
+              <w:t>CPU耗时 (ms)</w:t>
+            </w:r>
+          </w:p>
+        </w:tc>
+        <w:tc>
+          <w:tcPr>
+            <w:tcW w:w="1700" w:type="dxa"/>
+          </w:tcPr>
+          <w:p>
+            <w:pPr>
+              <w:spacing w:after="0" w:line="240" w:lineRule="auto"/>
+            </w:pPr>
+            <w:r>
+              <w:rPr>
+                <w:b/>
+                <w:sz w:val="18"/>
+              </w:rPr>
+              <w:t>GPU耗时 (ms)</w:t>
+            </w:r>
+          </w:p>
+        </w:tc>
+        <w:tc>
+          <w:tcPr>
+            <w:tcW w:w="1214" w:type="dxa"/>
+          </w:tcPr>
+          <w:p>
+            <w:pPr>
+              <w:spacing w:after="0" w:line="240" w:lineRule="auto"/>
+            </w:pPr>
+            <w:r>
+              <w:rPr>
+                <w:b/>
+                <w:sz w:val="18"/>
+              </w:rPr>
+              <w:t>加速比</w:t>
+            </w:r>
+          </w:p>
+        </w:tc>
+      </w:tr>
+      <w:tr>
+        <w:tblPrEx>
+          <w:tblBorders>
+            <w:top w:val="single" w:color="auto" w:sz="4" w:space="0"/>
+            <w:left w:val="single" w:color="auto" w:sz="4" w:space="0"/>
+            <w:bottom w:val="single" w:color="auto" w:sz="4" w:space="0"/>
+            <w:right w:val="single" w:color="auto" w:sz="4" w:space="0"/>
+            <w:insideH w:val="single" w:color="auto" w:sz="4" w:space="0"/>
+            <w:insideV w:val="single" w:color="auto" w:sz="4" w:space="0"/>
+          </w:tblBorders>
+          <w:tblCellMar>
+            <w:top w:w="0" w:type="dxa"/>
+            <w:left w:w="108" w:type="dxa"/>
+            <w:bottom w:w="0" w:type="dxa"/>
+            <w:right w:w="108" w:type="dxa"/>
+          </w:tblCellMar>
+        </w:tblPrEx>
+        <w:trPr>
+          <w:jc w:val="center"/>
+        </w:trPr>
+        <w:tc>
+          <w:tcPr>
+            <w:tcW w:w="2200" w:type="dxa"/>
+          </w:tcPr>
+          <w:p>
+            <w:pPr>
+              <w:spacing w:after="0" w:line="240" w:lineRule="auto"/>
+            </w:pPr>
+            <w:r>
+              <w:rPr>
+                <w:sz w:val="18"/>
+              </w:rPr>
+              <w:t>帧差分 (100×224×224)</w:t>
+            </w:r>
+          </w:p>
+        </w:tc>
+        <w:tc>
+          <w:tcPr>
+            <w:tcW w:w="1700" w:type="dxa"/>
+          </w:tcPr>
+          <w:p>
+            <w:pPr>
+              <w:spacing w:after="0" w:line="240" w:lineRule="auto"/>
+            </w:pPr>
+            <w:r>
+              <w:rPr>
+                <w:sz w:val="18"/>
+              </w:rPr>
+              <w:t>7.32</w:t>
+            </w:r>
+          </w:p>
+        </w:tc>
+        <w:tc>
+          <w:tcPr>
+            <w:tcW w:w="1700" w:type="dxa"/>
+          </w:tcPr>
+          <w:p>
+            <w:pPr>
+              <w:spacing w:after="0" w:line="240" w:lineRule="auto"/>
+            </w:pPr>
+            <w:r>
+              <w:rPr>
+                <w:sz w:val="18"/>
+              </w:rPr>
+              <w:t>1.53</w:t>
+            </w:r>
+          </w:p>
+        </w:tc>
+        <w:tc>
+          <w:tcPr>
+            <w:tcW w:w="1214" w:type="dxa"/>
+          </w:tcPr>
+          <w:p>
+            <w:pPr>
+              <w:spacing w:after="0" w:line="240" w:lineRule="auto"/>
+            </w:pPr>
+            <w:r>
+              <w:rPr>
+                <w:b/>
+                <w:sz w:val="18"/>
+              </w:rPr>
+              <w:t>4.79x</w:t>
+            </w:r>
+          </w:p>
+        </w:tc>
+      </w:tr>
+      <w:tr>
+        <w:tblPrEx>
+          <w:tblBorders>
+            <w:top w:val="single" w:color="auto" w:sz="4" w:space="0"/>
+            <w:left w:val="single" w:color="auto" w:sz="4" w:space="0"/>
+            <w:bottom w:val="single" w:color="auto" w:sz="4" w:space="0"/>
+            <w:right w:val="single" w:color="auto" w:sz="4" w:space="0"/>
+            <w:insideH w:val="single" w:color="auto" w:sz="4" w:space="0"/>
+            <w:insideV w:val="single" w:color="auto" w:sz="4" w:space="0"/>
+          </w:tblBorders>
+          <w:tblCellMar>
+            <w:top w:w="0" w:type="dxa"/>
+            <w:left w:w="108" w:type="dxa"/>
+            <w:bottom w:w="0" w:type="dxa"/>
+            <w:right w:w="108" w:type="dxa"/>
+          </w:tblCellMar>
+        </w:tblPrEx>
+        <w:trPr>
+          <w:jc w:val="center"/>
+        </w:trPr>
+        <w:tc>
+          <w:tcPr>
+            <w:tcW w:w="2200" w:type="dxa"/>
+          </w:tcPr>
+          <w:p>
+            <w:pPr>
+              <w:spacing w:after="0" w:line="240" w:lineRule="auto"/>
+            </w:pPr>
+            <w:r>
+              <w:rPr>
+                <w:sz w:val="18"/>
+              </w:rPr>
+              <w:t>FFT (100×224×224)</w:t>
+            </w:r>
+          </w:p>
+        </w:tc>
+        <w:tc>
+          <w:tcPr>
+            <w:tcW w:w="1700" w:type="dxa"/>
+          </w:tcPr>
+          <w:p>
+            <w:pPr>
+              <w:spacing w:after="0" w:line="240" w:lineRule="auto"/>
+            </w:pPr>
+            <w:r>
+              <w:rPr>
+                <w:sz w:val="18"/>
+              </w:rPr>
+              <w:t>45.56</w:t>
+            </w:r>
+          </w:p>
+        </w:tc>
+        <w:tc>
+          <w:tcPr>
+            <w:tcW w:w="1700" w:type="dxa"/>
+          </w:tcPr>
+          <w:p>
+            <w:pPr>
+              <w:spacing w:after="0" w:line="240" w:lineRule="auto"/>
+            </w:pPr>
+            <w:r>
+              <w:rPr>
+                <w:sz w:val="18"/>
+              </w:rPr>
+              <w:t>6.61</w:t>
+            </w:r>
+          </w:p>
+        </w:tc>
+        <w:tc>
+          <w:tcPr>
+            <w:tcW w:w="1214" w:type="dxa"/>
+          </w:tcPr>
+          <w:p>
+            <w:pPr>
+              <w:spacing w:after="0" w:line="240" w:lineRule="auto"/>
+            </w:pPr>
+            <w:r>
+              <w:rPr>
+                <w:b/>
+                <w:sz w:val="18"/>
+              </w:rPr>
+              <w:t>6.89x</w:t>
+            </w:r>
+          </w:p>
+        </w:tc>
+      </w:tr>
+      <w:tr>
+        <w:tblPrEx>
+          <w:tblBorders>
+            <w:top w:val="single" w:color="auto" w:sz="4" w:space="0"/>
+            <w:left w:val="single" w:color="auto" w:sz="4" w:space="0"/>
+            <w:bottom w:val="single" w:color="auto" w:sz="4" w:space="0"/>
+            <w:right w:val="single" w:color="auto" w:sz="4" w:space="0"/>
+            <w:insideH w:val="single" w:color="auto" w:sz="4" w:space="0"/>
+            <w:insideV w:val="single" w:color="auto" w:sz="4" w:space="0"/>
+          </w:tblBorders>
+          <w:tblCellMar>
+            <w:top w:w="0" w:type="dxa"/>
+            <w:left w:w="108" w:type="dxa"/>
+            <w:bottom w:w="0" w:type="dxa"/>
+            <w:right w:w="108" w:type="dxa"/>
+          </w:tblCellMar>
+        </w:tblPrEx>
+        <w:trPr>
+          <w:jc w:val="center"/>
+        </w:trPr>
+        <w:tc>
+          <w:tcPr>
+            <w:tcW w:w="2200" w:type="dxa"/>
+          </w:tcPr>
+          <w:p>
+            <w:pPr>
+              <w:spacing w:after="0" w:line="240" w:lineRule="auto"/>
+            </w:pPr>
+            <w:r>
+              <w:rPr>
+                <w:sz w:val="18"/>
+              </w:rPr>
+              <w:t>频率直方图 (224×224)</w:t>
+            </w:r>
+          </w:p>
+        </w:tc>
+        <w:tc>
+          <w:tcPr>
+            <w:tcW w:w="1700" w:type="dxa"/>
+          </w:tcPr>
+          <w:p>
+            <w:pPr>
+              <w:spacing w:after="0" w:line="240" w:lineRule="auto"/>
+            </w:pPr>
+            <w:r>
+              <w:rPr>
+                <w:sz w:val="18"/>
+              </w:rPr>
+              <w:t>0.79</w:t>
+            </w:r>
+          </w:p>
+        </w:tc>
+        <w:tc>
+          <w:tcPr>
+            <w:tcW w:w="1700" w:type="dxa"/>
+          </w:tcPr>
+          <w:p>
+            <w:pPr>
+              <w:spacing w:after="0" w:line="240" w:lineRule="auto"/>
+            </w:pPr>
+            <w:r>
+              <w:rPr>
+                <w:sz w:val="18"/>
+              </w:rPr>
+              <w:t>0.13</w:t>
+            </w:r>
+          </w:p>
+        </w:tc>
+        <w:tc>
+          <w:tcPr>
+            <w:tcW w:w="1214" w:type="dxa"/>
+          </w:tcPr>
+          <w:p>
+            <w:pPr>
+              <w:spacing w:after="0" w:line="240" w:lineRule="auto"/>
+            </w:pPr>
+            <w:r>
+              <w:rPr>
+                <w:b/>
+                <w:sz w:val="18"/>
+              </w:rPr>
+              <w:t>6.14x</w:t>
+            </w:r>
+          </w:p>
+        </w:tc>
+      </w:tr>
+      <w:tr>
+        <w:tblPrEx>
+          <w:tblBorders>
+            <w:top w:val="single" w:color="auto" w:sz="4" w:space="0"/>
+            <w:left w:val="single" w:color="auto" w:sz="4" w:space="0"/>
+            <w:bottom w:val="single" w:color="auto" w:sz="4" w:space="0"/>
+            <w:right w:val="single" w:color="auto" w:sz="4" w:space="0"/>
+            <w:insideH w:val="single" w:color="auto" w:sz="4" w:space="0"/>
+            <w:insideV w:val="single" w:color="auto" w:sz="4" w:space="0"/>
+          </w:tblBorders>
+          <w:tblCellMar>
+            <w:top w:w="0" w:type="dxa"/>
+            <w:left w:w="108" w:type="dxa"/>
+            <w:bottom w:w="0" w:type="dxa"/>
+            <w:right w:w="108" w:type="dxa"/>
+          </w:tblCellMar>
+        </w:tblPrEx>
+        <w:trPr>
+          <w:jc w:val="center"/>
+        </w:trPr>
+        <w:tc>
+          <w:tcPr>
+            <w:tcW w:w="2200" w:type="dxa"/>
+          </w:tcPr>
+          <w:p>
+            <w:pPr>
+              <w:spacing w:after="0" w:line="240" w:lineRule="auto"/>
+            </w:pPr>
+            <w:r>
+              <w:rPr>
+                <w:sz w:val="18"/>
+              </w:rPr>
+              <w:t>空间分析 (224行)</w:t>
+            </w:r>
+          </w:p>
+        </w:tc>
+        <w:tc>
+          <w:tcPr>
+            <w:tcW w:w="1700" w:type="dxa"/>
+          </w:tcPr>
+          <w:p>
+            <w:pPr>
+              <w:spacing w:after="0" w:line="240" w:lineRule="auto"/>
+            </w:pPr>
+            <w:r>
+              <w:rPr>
+                <w:sz w:val="18"/>
+              </w:rPr>
+              <w:t>4.46</w:t>
+            </w:r>
+          </w:p>
+        </w:tc>
+        <w:tc>
+          <w:tcPr>
+            <w:tcW w:w="1700" w:type="dxa"/>
+          </w:tcPr>
+          <w:p>
+            <w:pPr>
+              <w:spacing w:after="0" w:line="240" w:lineRule="auto"/>
+            </w:pPr>
+            <w:r>
+              <w:rPr>
+                <w:sz w:val="18"/>
+              </w:rPr>
+              <w:t>83.11</w:t>
+            </w:r>
+          </w:p>
+        </w:tc>
+        <w:tc>
+          <w:tcPr>
+            <w:tcW w:w="1214" w:type="dxa"/>
+          </w:tcPr>
+          <w:p>
+            <w:pPr>
+              <w:spacing w:after="0" w:line="240" w:lineRule="auto"/>
+            </w:pPr>
+            <w:r>
+              <w:rPr>
+                <w:b/>
+                <w:sz w:val="18"/>
+              </w:rPr>
+              <w:t>0.05x（CPU-optimal）</w:t>
+            </w:r>
+          </w:p>
+        </w:tc>
+      </w:tr>
+      <w:tr>
+        <w:tblPrEx>
+          <w:tblBorders>
+            <w:top w:val="single" w:color="auto" w:sz="4" w:space="0"/>
+            <w:left w:val="single" w:color="auto" w:sz="4" w:space="0"/>
+            <w:bottom w:val="single" w:color="auto" w:sz="4" w:space="0"/>
+            <w:right w:val="single" w:color="auto" w:sz="4" w:space="0"/>
+            <w:insideH w:val="single" w:color="auto" w:sz="4" w:space="0"/>
+            <w:insideV w:val="single" w:color="auto" w:sz="4" w:space="0"/>
+          </w:tblBorders>
+          <w:tblCellMar>
+            <w:top w:w="0" w:type="dxa"/>
+            <w:left w:w="108" w:type="dxa"/>
+            <w:bottom w:w="0" w:type="dxa"/>
+            <w:right w:w="108" w:type="dxa"/>
+          </w:tblCellMar>
+        </w:tblPrEx>
+        <w:trPr>
+          <w:jc w:val="center"/>
+        </w:trPr>
+        <w:tc>
+          <w:tcPr>
+            <w:tcW w:w="2200" w:type="dxa"/>
+          </w:tcPr>
+          <w:p>
+            <w:pPr>
+              <w:spacing w:after="0" w:line="240" w:lineRule="auto"/>
+            </w:pPr>
+            <w:r>
+              <w:rPr>
+                <w:sz w:val="18"/>
+              </w:rPr>
+              <w:t>YOLOv8推理 (10帧)</w:t>
+            </w:r>
+          </w:p>
+        </w:tc>
+        <w:tc>
+          <w:tcPr>
+            <w:tcW w:w="1700" w:type="dxa"/>
+          </w:tcPr>
+          <w:p>
+            <w:pPr>
+              <w:spacing w:after="0" w:line="240" w:lineRule="auto"/>
+            </w:pPr>
+            <w:r>
+              <w:rPr>
+                <w:sz w:val="18"/>
+              </w:rPr>
+              <w:t>849.83</w:t>
+            </w:r>
+          </w:p>
+        </w:tc>
+        <w:tc>
+          <w:tcPr>
+            <w:tcW w:w="1700" w:type="dxa"/>
+          </w:tcPr>
+          <w:p>
+            <w:pPr>
+              <w:spacing w:after="0" w:line="240" w:lineRule="auto"/>
+            </w:pPr>
+            <w:r>
+              <w:rPr>
+                <w:sz w:val="18"/>
+              </w:rPr>
+              <w:t>293.32</w:t>
+            </w:r>
+          </w:p>
+        </w:tc>
+        <w:tc>
+          <w:tcPr>
+            <w:tcW w:w="1214" w:type="dxa"/>
+          </w:tcPr>
+          <w:p>
+            <w:pPr>
+              <w:spacing w:after="0" w:line="240" w:lineRule="auto"/>
+            </w:pPr>
+            <w:r>
+              <w:rPr>
+                <w:b/>
+                <w:sz w:val="18"/>
+              </w:rPr>
+              <w:t>2.90x</w:t>
+            </w:r>
+          </w:p>
+        </w:tc>
+      </w:tr>
+      <w:tr>
+        <w:tblPrEx>
+          <w:tblBorders>
+            <w:top w:val="single" w:color="auto" w:sz="4" w:space="0"/>
+            <w:left w:val="single" w:color="auto" w:sz="4" w:space="0"/>
+            <w:bottom w:val="single" w:color="auto" w:sz="4" w:space="0"/>
+            <w:right w:val="single" w:color="auto" w:sz="4" w:space="0"/>
+            <w:insideH w:val="single" w:color="auto" w:sz="4" w:space="0"/>
+            <w:insideV w:val="single" w:color="auto" w:sz="4" w:space="0"/>
+          </w:tblBorders>
+          <w:tblCellMar>
+            <w:top w:w="0" w:type="dxa"/>
+            <w:left w:w="108" w:type="dxa"/>
+            <w:bottom w:w="0" w:type="dxa"/>
+            <w:right w:w="108" w:type="dxa"/>
+          </w:tblCellMar>
+        </w:tblPrEx>
+        <w:trPr>
+          <w:jc w:val="center"/>
+        </w:trPr>
+        <w:tc>
+          <w:tcPr>
+            <w:tcW w:w="2200" w:type="dxa"/>
+          </w:tcPr>
+          <w:p>
+            <w:pPr>
+              <w:spacing w:after="0" w:line="240" w:lineRule="auto"/>
+            </w:pPr>
+            <w:r>
+              <w:rPr>
+                <w:sz w:val="18"/>
+              </w:rPr>
+              <w:t>全流水线端到端</w:t>
+            </w:r>
+          </w:p>
+        </w:tc>
+        <w:tc>
+          <w:tcPr>
+            <w:tcW w:w="1700" w:type="dxa"/>
+          </w:tcPr>
+          <w:p>
+            <w:pPr>
+              <w:spacing w:after="0" w:line="240" w:lineRule="auto"/>
+            </w:pPr>
+            <w:r>
+              <w:rPr>
+                <w:sz w:val="18"/>
+              </w:rPr>
+              <w:t>91.26</w:t>
+            </w:r>
+          </w:p>
+        </w:tc>
+        <w:tc>
+          <w:tcPr>
+            <w:tcW w:w="1700" w:type="dxa"/>
+          </w:tcPr>
+          <w:p>
+            <w:pPr>
+              <w:spacing w:after="0" w:line="240" w:lineRule="auto"/>
+            </w:pPr>
+            <w:r>
+              <w:rPr>
+                <w:sz w:val="18"/>
+              </w:rPr>
+              <w:t>6.49</w:t>
+            </w:r>
+          </w:p>
+        </w:tc>
+        <w:tc>
+          <w:tcPr>
+            <w:tcW w:w="1214" w:type="dxa"/>
+          </w:tcPr>
+          <w:p>
+            <w:pPr>
+              <w:spacing w:after="0" w:line="240" w:lineRule="auto"/>
+            </w:pPr>
+            <w:r>
+              <w:rPr>
+                <w:b/>
+                <w:sz w:val="18"/>
+              </w:rPr>
+              <w:t>14.06x</w:t>
+            </w:r>
+          </w:p>
+        </w:tc>
+      </w:tr>
+    </w:tbl>
+    <w:p>
+      <w:pPr>
+        <w:jc w:val="center"/>
+        <w:rPr>
+          <w:rFonts w:hint="default" w:eastAsia="宋体"/>
+          <w:sz w:val="21"/>
+          <w:szCs w:val="21"/>
+          <w:lang w:val="en-US" w:eastAsia="zh-CN"/>
+        </w:rPr>
+      </w:pPr>
+      <w:r>
+        <w:rPr>
+          <w:rFonts w:hint="eastAsia"/>
+          <w:sz w:val="21"/>
+          <w:szCs w:val="21"/>
+          <w:lang w:val="en-US" w:eastAsia="zh-CN"/>
+        </w:rPr>
+        <w:t xml:space="preserve">表6 </w:t>
+        <w:tab/>
+        <w:t>曦云C500 GPU逐项加速比对比</w:t>
+      </w:r>
+    </w:p>
+    <w:p>
+      <w:pPr>
+        <w:ind w:firstLine="480" w:firstLineChars="200"/>
+      </w:pPr>
+      <w:r>
+        <w:rPr>
+          <w:rFonts w:ascii="宋体" w:hAnsi="宋体" w:eastAsia="宋体"/>
+          <w:b w:val="0"/>
+          <w:sz w:val="24"/>
+        </w:rPr>
+        <w:t>基准测试结果表明，曦云C500 GPU在VibraImage全流水线上实现了</w:t>
+      </w:r>
+      <w:r>
+        <w:rPr>
+          <w:rFonts w:ascii="宋体" w:hAnsi="宋体" w:eastAsia="宋体"/>
+          <w:b/>
+          <w:sz w:val="24"/>
+        </w:rPr>
+        <w:t>5.8x的平均加速比</w:t>
+      </w:r>
+      <w:r>
+        <w:rPr>
+          <w:rFonts w:ascii="宋体" w:hAnsi="宋体" w:eastAsia="宋体"/>
+          <w:b w:val="0"/>
+          <w:sz w:val="24"/>
+        </w:rPr>
+        <w:t>（GPU优势项加权平均</w:t>
+      </w:r>
+      <w:r>
+        <w:rPr>
+          <w:rFonts w:ascii="宋体" w:hAnsi="宋体" w:eastAsia="宋体"/>
+          <w:b/>
+          <w:sz w:val="24"/>
+        </w:rPr>
+        <w:t>6.96x</w:t>
+      </w:r>
+      <w:r>
+        <w:rPr>
+          <w:rFonts w:ascii="宋体" w:hAnsi="宋体" w:eastAsia="宋体"/>
+          <w:b w:val="0"/>
+          <w:sz w:val="24"/>
+        </w:rPr>
+        <w:t>）。其中「全流水线端到端」加速最为显著（</w:t>
+      </w:r>
+      <w:r>
+        <w:rPr>
+          <w:rFonts w:ascii="宋体" w:hAnsi="宋体" w:eastAsia="宋体"/>
+          <w:b/>
+          <w:sz w:val="24"/>
+        </w:rPr>
+        <w:t>14.06x</w:t>
+      </w:r>
+      <w:r>
+        <w:rPr>
+          <w:rFonts w:ascii="宋体" w:hAnsi="宋体" w:eastAsia="宋体"/>
+          <w:b w:val="0"/>
+          <w:sz w:val="24"/>
+        </w:rPr>
+        <w:t>），FFT频域计算（6.89x）和频率直方图（6.14x）等计算密集型模块加速效果显著，YOLOv8推理（2.90x）受益于GPU并行前向传播。空间分析（0.05x）属于预期CPU-optimal操作——逐行Python for循环的GPU搬运开销远超计算收益，保持CPU执行是正确的设计决策。整体来看，国产曦云C500 GPU在振动分析场景下表现优异，验证了国产算力在AI心理健康监测领域的可行性。</w:t>
+      </w:r>
+    </w:p>
+    <w:p>
+      <w:pPr>
         <w:pStyle w:val="3"/>
       </w:pPr>
       <w:bookmarkStart w:id="4" w:name="_Toc9350"/>
@@ -6855,7 +7531,7 @@
 </w:document>
 </file>
 
-<file path=word\endnotes.xml><?xml version="1.0" encoding="utf-8"?>
+<file path=word/endnotes.xml><?xml version="1.0" encoding="utf-8"?>
 <w:endnotes xmlns:wpc="http://schemas.microsoft.com/office/word/2010/wordprocessingCanvas" xmlns:mc="http://schemas.openxmlformats.org/markup-compatibility/2006" xmlns:o="urn:schemas-microsoft-com:office:office" xmlns:r="http://schemas.openxmlformats.org/officeDocument/2006/relationships" xmlns:m="http://schemas.openxmlformats.org/officeDocument/2006/math" xmlns:v="urn:schemas-microsoft-com:vml" xmlns:wp14="http://schemas.microsoft.com/office/word/2010/wordprocessingDrawing" xmlns:wp="http://schemas.openxmlformats.org/drawingml/2006/wordprocessingDrawing" xmlns:w="http://schemas.openxmlformats.org/wordprocessingml/2006/main" xmlns:w14="http://schemas.microsoft.com/office/word/2010/wordml" xmlns:w15="http://schemas.microsoft.com/office/word/2012/wordml" xmlns:w10="urn:schemas-microsoft-com:office:word" xmlns:wpg="http://schemas.microsoft.com/office/word/2010/wordprocessingGroup" xmlns:wpi="http://schemas.microsoft.com/office/word/2010/wordprocessingInk" xmlns:wne="http://schemas.microsoft.com/office/word/2006/wordml" xmlns:wps="http://schemas.microsoft.com/office/word/2010/wordprocessingShape" xmlns:wpsCustomData="http://www.wps.cn/officeDocument/2013/wpsCustomData" mc:Ignorable="w14 w15 wp14">
   <w:endnote w:type="separator" w:id="0">
     <w:p>
@@ -6880,119 +7556,7 @@
 </w:endnotes>
 </file>
 
-<file path=word\fontTable.xml><?xml version="1.0" encoding="utf-8"?>
-<w:fonts xmlns:mc="http://schemas.openxmlformats.org/markup-compatibility/2006" xmlns:r="http://schemas.openxmlformats.org/officeDocument/2006/relationships" xmlns:w="http://schemas.openxmlformats.org/wordprocessingml/2006/main" xmlns:w14="http://schemas.microsoft.com/office/word/2010/wordml" mc:Ignorable="w14">
-  <w:font w:name="Times New Roman">
-    <w:panose1 w:val="02020603050405020304"/>
-    <w:charset w:val="01"/>
-    <w:family w:val="roman"/>
-    <w:pitch w:val="default"/>
-    <w:sig w:usb0="E0002EFF" w:usb1="C000785B" w:usb2="00000009" w:usb3="00000000" w:csb0="400001FF" w:csb1="FFFF0000"/>
-  </w:font>
-  <w:font w:name="宋体">
-    <w:panose1 w:val="02010600030101010101"/>
-    <w:charset w:val="86"/>
-    <w:family w:val="auto"/>
-    <w:pitch w:val="default"/>
-    <w:sig w:usb0="00000203" w:usb1="288F0000" w:usb2="00000006" w:usb3="00000000" w:csb0="00040001" w:csb1="00000000"/>
-  </w:font>
-  <w:font w:name="Wingdings">
-    <w:panose1 w:val="05000000000000000000"/>
-    <w:charset w:val="02"/>
-    <w:family w:val="auto"/>
-    <w:pitch w:val="default"/>
-    <w:sig w:usb0="00000000" w:usb1="00000000" w:usb2="00000000" w:usb3="00000000" w:csb0="80000000" w:csb1="00000000"/>
-  </w:font>
-  <w:font w:name="Arial">
-    <w:panose1 w:val="020B0604020202020204"/>
-    <w:charset w:val="01"/>
-    <w:family w:val="swiss"/>
-    <w:pitch w:val="default"/>
-    <w:sig w:usb0="E0002EFF" w:usb1="C000785B" w:usb2="00000009" w:usb3="00000000" w:csb0="400001FF" w:csb1="FFFF0000"/>
-  </w:font>
-  <w:font w:name="黑体">
-    <w:panose1 w:val="02010609060101010101"/>
-    <w:charset w:val="86"/>
-    <w:family w:val="auto"/>
-    <w:pitch w:val="default"/>
-    <w:sig w:usb0="800002BF" w:usb1="38CF7CFA" w:usb2="00000016" w:usb3="00000000" w:csb0="00040001" w:csb1="00000000"/>
-  </w:font>
-  <w:font w:name="Courier New">
-    <w:panose1 w:val="02070309020205020404"/>
-    <w:charset w:val="01"/>
-    <w:family w:val="modern"/>
-    <w:pitch w:val="default"/>
-    <w:sig w:usb0="E0002EFF" w:usb1="C0007843" w:usb2="00000009" w:usb3="00000000" w:csb0="400001FF" w:csb1="FFFF0000"/>
-  </w:font>
-  <w:font w:name="Symbol">
-    <w:panose1 w:val="05050102010706020507"/>
-    <w:charset w:val="02"/>
-    <w:family w:val="roman"/>
-    <w:pitch w:val="default"/>
-    <w:sig w:usb0="00000000" w:usb1="00000000" w:usb2="00000000" w:usb3="00000000" w:csb0="80000000" w:csb1="00000000"/>
-  </w:font>
-  <w:font w:name="Calibri">
-    <w:panose1 w:val="020F0502020204030204"/>
-    <w:charset w:val="00"/>
-    <w:family w:val="swiss"/>
-    <w:pitch w:val="default"/>
-    <w:sig w:usb0="E4002EFF" w:usb1="C200247B" w:usb2="00000009" w:usb3="00000000" w:csb0="200001FF" w:csb1="00000000"/>
-  </w:font>
-  <w:font w:name="MS Gothic">
-    <w:panose1 w:val="020B0609070205080204"/>
-    <w:charset w:val="80"/>
-    <w:family w:val="auto"/>
-    <w:pitch w:val="default"/>
-    <w:sig w:usb0="E00002FF" w:usb1="6AC7FDFB" w:usb2="08000012" w:usb3="00000000" w:csb0="4002009F" w:csb1="DFD70000"/>
-  </w:font>
-  <w:font w:name="Courier">
-    <w:altName w:val="Courier New"/>
-    <w:panose1 w:val="02000500000000000000"/>
-    <w:charset w:val="00"/>
-    <w:family w:val="auto"/>
-    <w:pitch w:val="default"/>
-    <w:sig w:usb0="00000000" w:usb1="00000000" w:usb2="00000000" w:usb3="00000000" w:csb0="00000001" w:csb1="00000000"/>
-  </w:font>
-  <w:font w:name="ＭＳ 明朝">
-    <w:altName w:val="Yu Gothic"/>
-    <w:panose1 w:val="00000000000000000000"/>
-    <w:charset w:val="80"/>
-    <w:family w:val="roman"/>
-    <w:pitch w:val="default"/>
-    <w:sig w:usb0="00000000" w:usb1="00000000" w:usb2="00000010" w:usb3="00000000" w:csb0="00020000" w:csb1="00000000"/>
-  </w:font>
-  <w:font w:name="Yu Gothic">
-    <w:panose1 w:val="020B0400000000000000"/>
-    <w:charset w:val="80"/>
-    <w:family w:val="auto"/>
-    <w:pitch w:val="default"/>
-    <w:sig w:usb0="E00002FF" w:usb1="2AC7FDFF" w:usb2="00000016" w:usb3="00000000" w:csb0="2002009F" w:csb1="00000000"/>
-  </w:font>
-  <w:font w:name="Cambria">
-    <w:panose1 w:val="02040503050406030204"/>
-    <w:charset w:val="00"/>
-    <w:family w:val="auto"/>
-    <w:pitch w:val="default"/>
-    <w:sig w:usb0="E00006FF" w:usb1="420024FF" w:usb2="02000000" w:usb3="00000000" w:csb0="2000019F" w:csb1="00000000"/>
-  </w:font>
-  <w:font w:name="微软雅黑">
-    <w:panose1 w:val="020B0503020204020204"/>
-    <w:charset w:val="86"/>
-    <w:family w:val="auto"/>
-    <w:pitch w:val="default"/>
-    <w:sig w:usb0="80000287" w:usb1="2ACF3C50" w:usb2="00000016" w:usb3="00000000" w:csb0="0004001F" w:csb1="00000000"/>
-  </w:font>
-  <w:font w:name="Tahoma">
-    <w:panose1 w:val="020B0604030504040204"/>
-    <w:charset w:val="00"/>
-    <w:family w:val="auto"/>
-    <w:pitch w:val="default"/>
-    <w:sig w:usb0="E1002EFF" w:usb1="C000605B" w:usb2="00000029" w:usb3="00000000" w:csb0="200101FF" w:csb1="20280000"/>
-  </w:font>
-</w:fonts>
-</file>
-
-<file path=word\footer1.xml><?xml version="1.0" encoding="utf-8"?>
+<file path=word/footer1.xml><?xml version="1.0" encoding="utf-8"?>
 <w:ftr xmlns:wpc="http://schemas.microsoft.com/office/word/2010/wordprocessingCanvas" xmlns:mc="http://schemas.openxmlformats.org/markup-compatibility/2006" xmlns:o="urn:schemas-microsoft-com:office:office" xmlns:r="http://schemas.openxmlformats.org/officeDocument/2006/relationships" xmlns:m="http://schemas.openxmlformats.org/officeDocument/2006/math" xmlns:v="urn:schemas-microsoft-com:vml" xmlns:wp14="http://schemas.microsoft.com/office/word/2010/wordprocessingDrawing" xmlns:wp="http://schemas.openxmlformats.org/drawingml/2006/wordprocessingDrawing" xmlns:w10="urn:schemas-microsoft-com:office:word" xmlns:w="http://schemas.openxmlformats.org/wordprocessingml/2006/main" xmlns:w14="http://schemas.microsoft.com/office/word/2010/wordml" xmlns:w15="http://schemas.microsoft.com/office/word/2012/wordml" xmlns:wpg="http://schemas.microsoft.com/office/word/2010/wordprocessingGroup" xmlns:wpi="http://schemas.microsoft.com/office/word/2010/wordprocessingInk" xmlns:wne="http://schemas.microsoft.com/office/word/2006/wordml" xmlns:wps="http://schemas.microsoft.com/office/word/2010/wordprocessingShape" xmlns:wpsCustomData="http://www.wps.cn/officeDocument/2013/wpsCustomData" mc:Ignorable="w14 w15 wp14">
   <w:p>
     <w:pPr>
@@ -7122,7 +7686,7 @@
 </w:ftr>
 </file>
 
-<file path=word\footnotes.xml><?xml version="1.0" encoding="utf-8"?>
+<file path=word/footnotes.xml><?xml version="1.0" encoding="utf-8"?>
 <w:footnotes xmlns:wpc="http://schemas.microsoft.com/office/word/2010/wordprocessingCanvas" xmlns:mc="http://schemas.openxmlformats.org/markup-compatibility/2006" xmlns:o="urn:schemas-microsoft-com:office:office" xmlns:r="http://schemas.openxmlformats.org/officeDocument/2006/relationships" xmlns:m="http://schemas.openxmlformats.org/officeDocument/2006/math" xmlns:v="urn:schemas-microsoft-com:vml" xmlns:wp14="http://schemas.microsoft.com/office/word/2010/wordprocessingDrawing" xmlns:wp="http://schemas.openxmlformats.org/drawingml/2006/wordprocessingDrawing" xmlns:w="http://schemas.openxmlformats.org/wordprocessingml/2006/main" xmlns:w14="http://schemas.microsoft.com/office/word/2010/wordml" xmlns:w15="http://schemas.microsoft.com/office/word/2012/wordml" xmlns:w10="urn:schemas-microsoft-com:office:word" xmlns:wpg="http://schemas.microsoft.com/office/word/2010/wordprocessingGroup" xmlns:wpi="http://schemas.microsoft.com/office/word/2010/wordprocessingInk" xmlns:wne="http://schemas.microsoft.com/office/word/2006/wordml" xmlns:wps="http://schemas.microsoft.com/office/word/2010/wordprocessingShape" xmlns:wpsCustomData="http://www.wps.cn/officeDocument/2013/wpsCustomData" mc:Ignorable="w14 w15 wp14">
   <w:footnote w:type="separator" w:id="0">
     <w:p>
@@ -7147,7 +7711,7 @@
 </w:footnotes>
 </file>
 
-<file path=word\numbering.xml><?xml version="1.0" encoding="utf-8"?>
+<file path=word/numbering.xml><?xml version="1.0" encoding="utf-8"?>
 <w:numbering xmlns:wpc="http://schemas.microsoft.com/office/word/2010/wordprocessingCanvas" xmlns:mc="http://schemas.openxmlformats.org/markup-compatibility/2006" xmlns:o="urn:schemas-microsoft-com:office:office" xmlns:r="http://schemas.openxmlformats.org/officeDocument/2006/relationships" xmlns:m="http://schemas.openxmlformats.org/officeDocument/2006/math" xmlns:v="urn:schemas-microsoft-com:vml" xmlns:wp14="http://schemas.microsoft.com/office/word/2010/wordprocessingDrawing" xmlns:wp="http://schemas.openxmlformats.org/drawingml/2006/wordprocessingDrawing" xmlns:w10="urn:schemas-microsoft-com:office:word" xmlns:w="http://schemas.openxmlformats.org/wordprocessingml/2006/main" xmlns:w14="http://schemas.microsoft.com/office/word/2010/wordml" xmlns:wpg="http://schemas.microsoft.com/office/word/2010/wordprocessingGroup" xmlns:wpi="http://schemas.microsoft.com/office/word/2010/wordprocessingInk" xmlns:wne="http://schemas.microsoft.com/office/word/2006/wordml" xmlns:wps="http://schemas.microsoft.com/office/word/2010/wordprocessingShape" xmlns:wpsCustomData="http://www.wps.cn/officeDocument/2013/wpsCustomData" mc:Ignorable="w14 wp14">
   <w:abstractNum w:abstractNumId="0">
     <w:nsid w:val="FFFFFF7E"/>
@@ -7287,81 +7851,7 @@
 </w:numbering>
 </file>
 
-<file path=word\settings.xml><?xml version="1.0" encoding="utf-8"?>
-<w:settings xmlns:mc="http://schemas.openxmlformats.org/markup-compatibility/2006" xmlns:o="urn:schemas-microsoft-com:office:office" xmlns:r="http://schemas.openxmlformats.org/officeDocument/2006/relationships" xmlns:m="http://schemas.openxmlformats.org/officeDocument/2006/math" xmlns:v="urn:schemas-microsoft-com:vml" xmlns:w10="urn:schemas-microsoft-com:office:word" xmlns:w="http://schemas.openxmlformats.org/wordprocessingml/2006/main" xmlns:w14="http://schemas.microsoft.com/office/word/2010/wordml" xmlns:sl="http://schemas.openxmlformats.org/schemaLibrary/2006/main" xmlns:wpsCustomData="http://www.wps.cn/officeDocument/2013/wpsCustomData" mc:Ignorable="w14">
-  <w:zoom w:percent="126"/>
-  <w:bordersDoNotSurroundHeader w:val="0"/>
-  <w:bordersDoNotSurroundFooter w:val="0"/>
-  <w:documentProtection w:enforcement="0"/>
-  <w:defaultTabStop w:val="720"/>
-  <w:displayHorizontalDrawingGridEvery w:val="1"/>
-  <w:displayVerticalDrawingGridEvery w:val="1"/>
-  <w:noPunctuationKerning w:val="1"/>
-  <w:characterSpacingControl w:val="doNotCompress"/>
-  <w:footnotePr>
-    <w:footnote w:id="0"/>
-    <w:footnote w:id="1"/>
-  </w:footnotePr>
-  <w:endnotePr>
-    <w:endnote w:id="0"/>
-    <w:endnote w:id="1"/>
-  </w:endnotePr>
-  <w:compat>
-    <w:doNotExpandShiftReturn/>
-    <w:doNotWrapTextWithPunct/>
-    <w:doNotUseEastAsianBreakRules/>
-    <w:useFELayout/>
-    <w:compatSetting w:name="compatibilityMode" w:uri="http://schemas.microsoft.com/office/word" w:val="14"/>
-    <w:compatSetting w:name="overrideTableStyleFontSizeAndJustification" w:uri="http://schemas.microsoft.com/office/word" w:val="1"/>
-    <w:compatSetting w:name="enableOpenTypeFeatures" w:uri="http://schemas.microsoft.com/office/word" w:val="1"/>
-    <w:compatSetting w:name="doNotFlipMirrorIndents" w:uri="http://schemas.microsoft.com/office/word" w:val="1"/>
-  </w:compat>
-  <w:rsids>
-    <w:rsidRoot w:val="00B47730"/>
-    <w:rsid w:val="00034616"/>
-    <w:rsid w:val="0006063C"/>
-    <w:rsid w:val="0015074B"/>
-    <w:rsid w:val="0029639D"/>
-    <w:rsid w:val="00326F90"/>
-    <w:rsid w:val="00AA1D8D"/>
-    <w:rsid w:val="00B47730"/>
-    <w:rsid w:val="00CB0664"/>
-    <w:rsid w:val="00FC693F"/>
-    <w:rsid w:val="015F43FC"/>
-    <w:rsid w:val="0EF10D38"/>
-    <w:rsid w:val="13AB6D28"/>
-    <w:rsid w:val="13FF4B5B"/>
-    <w:rsid w:val="614C74F0"/>
-    <w:rsid w:val="7A181268"/>
-    <w:rsid w:val="7A6E4037"/>
-    <w:rsid w:val="7C973FEE"/>
-  </w:rsids>
-  <m:mathPr>
-    <m:mathFont m:val="Cambria Math"/>
-    <m:brkBin m:val="before"/>
-    <m:brkBinSub m:val="--"/>
-    <m:smallFrac m:val="0"/>
-    <m:dispDef/>
-    <m:lMargin m:val="0"/>
-    <m:rMargin m:val="0"/>
-    <m:defJc m:val="centerGroup"/>
-    <m:wrapIndent m:val="1440"/>
-    <m:intLim m:val="subSup"/>
-    <m:naryLim m:val="undOvr"/>
-  </m:mathPr>
-  <w:doNotAutoCompressPictures/>
-  <w:themeFontLang w:val="en-US" w:eastAsia="ja-JP"/>
-  <w:clrSchemeMapping w:bg1="light1" w:t1="dark1" w:bg2="light2" w:t2="dark2" w:accent1="accent1" w:accent2="accent2" w:accent3="accent3" w:accent4="accent4" w:accent5="accent5" w:accent6="accent6" w:hyperlink="hyperlink" w:followedHyperlink="followedHyperlink"/>
-  <w14:defaultImageDpi w14:val="300"/>
-  <mc:AlternateContent>
-    <mc:Choice Requires="wpsCustomData">
-      <wpsCustomData:typoFeatureVersion val="1"/>
-    </mc:Choice>
-  </mc:AlternateContent>
-</w:settings>
-</file>
-
-<file path=word\styles.xml><?xml version="1.0" encoding="utf-8"?>
+<file path=word/styles.xml><?xml version="1.0" encoding="utf-8"?>
 <w:styles xmlns:mc="http://schemas.openxmlformats.org/markup-compatibility/2006" xmlns:o="urn:schemas-microsoft-com:office:office" xmlns:r="http://schemas.openxmlformats.org/officeDocument/2006/relationships" xmlns:m="http://schemas.openxmlformats.org/officeDocument/2006/math" xmlns:v="urn:schemas-microsoft-com:vml" xmlns:w="http://schemas.openxmlformats.org/wordprocessingml/2006/main" xmlns:w14="http://schemas.microsoft.com/office/word/2010/wordml" xmlns:w10="urn:schemas-microsoft-com:office:word" xmlns:sl="http://schemas.openxmlformats.org/schemaLibrary/2006/main" xmlns:wpsCustomData="http://www.wps.cn/officeDocument/2013/wpsCustomData" mc:Ignorable="w14">
   <w:docDefaults>
     <w:rPrDefault>
@@ -20242,7 +20732,7 @@
 </w:styles>
 </file>
 
-<file path=word\theme\theme1.xml><?xml version="1.0" encoding="utf-8"?>
+<file path=word/theme/theme1.xml><?xml version="1.0" encoding="utf-8"?>
 <a:theme xmlns:a="http://schemas.openxmlformats.org/drawingml/2006/main" name="Office Theme">
   <a:themeElements>
     <a:clrScheme name="Office">
@@ -20559,4 +21049,31 @@
     </a:lnDef>
   </a:objectDefaults>
 </a:theme>
+</file>
+
+<file path=customXml/item1.xml><?xml version="1.0" encoding="utf-8"?>
+<s:customData xmlns="http://www.wps.cn/officeDocument/2013/wpsCustomData" xmlns:s="http://www.wps.cn/officeDocument/2013/wpsCustomData">
+  <customSectProps/>
+  <customShpExts>
+    <customShpInfo spid="_x0000_s1026" textRotate="1"/>
+  </customShpExts>
+</s:customData>
+</file>
+
+<file path=customXml/item2.xml><?xml version="1.0" encoding="utf-8"?>
+<b:Sources xmlns:b="http://schemas.openxmlformats.org/officeDocument/2006/bibliography" xmlns="http://schemas.openxmlformats.org/officeDocument/2006/bibliography" SelectedStyle="/APA.XSL" StyleName="APA"/>
+</file>
+
+<file path=customXml/itemProps1.xml><?xml version="1.0" encoding="utf-8"?>
+<ds:datastoreItem xmlns:ds="http://schemas.openxmlformats.org/officeDocument/2006/customXml" ds:itemID="{B1977F7D-205B-4081-913C-38D41E755F92}">
+  <ds:schemaRefs>
+    <ds:schemaRef ds:uri="http://www.wps.cn/officeDocument/2013/wpsCustomData"/>
+  </ds:schemaRefs>
+</ds:datastoreItem>
+</file>
+
+<file path=customXml/itemProps2.xml><?xml version="1.0" encoding="utf-8"?>
+<ds:datastoreItem xmlns:ds="http://schemas.openxmlformats.org/officeDocument/2006/customXml" ds:itemID="{EF278816-EC6F-A645-907D-7F25AECB1D4A}">
+  <ds:schemaRefs/>
+</ds:datastoreItem>
 </file>
--- a/第八届开源大赛技术报告.docx
+++ b/第八届开源大赛技术报告.docx
@@ -6939,6 +6939,91 @@
     <w:p>
       <w:r>
         <w:br w:type="page"/>
+      </w:r>
+    </w:p>
+    <w:p>
+      <w:pPr>
+        <w:pStyle w:val="Heading2"/>
+      </w:pPr>
+      <w:r>
+        <w:rPr>
+          <w:rFonts w:eastAsia="黑体"/>
+          <w:sz w:val="28"/>
+          <w:b/>
+        </w:rPr>
+        <w:t xml:space="preserve">4.6 Agent 自进化引擎</w:t>
+      </w:r>
+    </w:p>
+    <w:p>
+      <w:r>
+        <w:rPr>
+          <w:rFonts w:eastAsia="宋体"/>
+          <w:sz w:val="24"/>
+        </w:rPr>
+        <w:t xml:space="preserve">为让 Agent 从使用中持续优化而非固定不变，项目实现了反馈驱动自进化引擎。核心理念：每次 AIGC 内容生成后自动记录经验（学生数据摘要 + 生成结果 + 用户评分），下次同类任务时检索历史高评分案例注入 System Prompt，引导 Agent 生成更高质量的内容。</w:t>
+      </w:r>
+    </w:p>
+    <w:p>
+      <w:r>
+        <w:rPr>
+          <w:rFonts w:eastAsia="宋体"/>
+          <w:sz w:val="24"/>
+        </w:rPr>
+        <w:t xml:space="preserve">技术实现（约 200 行代码，零新依赖）：</w:t>
+      </w:r>
+    </w:p>
+    <w:p>
+      <w:r>
+        <w:rPr>
+          <w:rFonts w:eastAsia="宋体"/>
+          <w:sz w:val="24"/>
+        </w:rPr>
+        <w:t xml:space="preserve">(1) 经验记录：record_experience() 将每次生成结果存入 logs/experience.jsonl（timestamp/category/outcome/rating/feedback 五字段）。</w:t>
+      </w:r>
+    </w:p>
+    <w:p>
+      <w:r>
+        <w:rPr>
+          <w:rFonts w:eastAsia="宋体"/>
+          <w:sz w:val="24"/>
+        </w:rPr>
+        <w:t xml:space="preserve">(2) 经验检索：retrieve_experience() 按类别筛选取 ≥4 分历史案例，时间倒序 + 随机采样（最多 3 条）。</w:t>
+      </w:r>
+    </w:p>
+    <w:p>
+      <w:r>
+        <w:rPr>
+          <w:rFonts w:eastAsia="宋体"/>
+          <w:sz w:val="24"/>
+        </w:rPr>
+        <w:t xml:space="preserve">(3) Prompt 注入：build_evolution_context() 将历史案例格式化为 Markdown 列表，追加到 AIGC 生成器的 system prompt 末尾。</w:t>
+      </w:r>
+    </w:p>
+    <w:p>
+      <w:r>
+        <w:rPr>
+          <w:rFonts w:eastAsia="宋体"/>
+          <w:sz w:val="24"/>
+        </w:rPr>
+        <w:t xml:space="preserve">(4) 评分联动：已有的 POST /api/admin/feedback 在评分 ≤2 时自动记录为负面经验，供 Agent 参考避免同类错误。</w:t>
+      </w:r>
+    </w:p>
+    <w:p>
+      <w:r>
+        <w:rPr>
+          <w:rFonts w:eastAsia="宋体"/>
+          <w:sz w:val="24"/>
+        </w:rPr>
+        <w:t xml:space="preserve">(5) 统计追踪：GET /api/admin/stats/evolution 返回累积经验数、平均用户评分、评分趋势（上升/下降/持平）、各类别经验分布。</w:t>
+      </w:r>
+    </w:p>
+    <w:p>
+      <w:r>
+        <w:rPr>
+          <w:rFonts w:eastAsia="宋体"/>
+          <w:sz w:val="24"/>
+        </w:rPr>
+        <w:t xml:space="preserve">自进化引擎与四个 AIGC 生成器完全集成——ReportGenerator / PlanGenerator / LetterGenerator / NarrativeGenerator 在 LLM 调用前自动注入历史成功案例，生成完成后自动记录经验。经验库随时间增长，Agent 的输出质量获得持续提升。</w:t>
       </w:r>
     </w:p>
     <w:p>

--- a/第八届开源大赛技术报告.docx
+++ b/第八届开源大赛技术报告.docx
@@ -1,6 +1,6 @@
 
 <file path=word/document.xml><?xml version="1.0" encoding="utf-8"?>
-<w:document xmlns:wpc="http://schemas.microsoft.com/office/word/2010/wordprocessingCanvas" xmlns:mc="http://schemas.openxmlformats.org/markup-compatibility/2006" xmlns:o="urn:schemas-microsoft-com:office:office" xmlns:r="http://schemas.openxmlformats.org/officeDocument/2006/relationships" xmlns:m="http://schemas.openxmlformats.org/officeDocument/2006/math" xmlns:v="urn:schemas-microsoft-com:vml" xmlns:wp14="http://schemas.microsoft.com/office/word/2010/wordprocessingDrawing" xmlns:wp="http://schemas.openxmlformats.org/drawingml/2006/wordprocessingDrawing" xmlns:w="http://schemas.openxmlformats.org/wordprocessingml/2006/main" xmlns:w14="http://schemas.microsoft.com/office/word/2010/wordml" xmlns:w10="urn:schemas-microsoft-com:office:word" xmlns:w15="http://schemas.microsoft.com/office/word/2012/wordml" xmlns:wpg="http://schemas.microsoft.com/office/word/2010/wordprocessingGroup" xmlns:wpi="http://schemas.microsoft.com/office/word/2010/wordprocessingInk" xmlns:wne="http://schemas.microsoft.com/office/word/2006/wordml" xmlns:wps="http://schemas.microsoft.com/office/word/2010/wordprocessingShape" xmlns:wpsCustomData="http://www.wps.cn/officeDocument/2013/wpsCustomData" mc:Ignorable="w14 w15 wp14">
+<w:document xmlns:wpc="http://schemas.microsoft.com/office/word/2010/wordprocessingCanvas" xmlns:cx="http://schemas.microsoft.com/office/drawing/2014/chartex" xmlns:cx1="http://schemas.microsoft.com/office/drawing/2015/9/8/chartex" xmlns:cx2="http://schemas.microsoft.com/office/drawing/2015/10/21/chartex" xmlns:cx3="http://schemas.microsoft.com/office/drawing/2016/5/9/chartex" xmlns:cx4="http://schemas.microsoft.com/office/drawing/2016/5/10/chartex" xmlns:cx5="http://schemas.microsoft.com/office/drawing/2016/5/11/chartex" xmlns:cx6="http://schemas.microsoft.com/office/drawing/2016/5/12/chartex" xmlns:cx7="http://schemas.microsoft.com/office/drawing/2016/5/13/chartex" xmlns:cx8="http://schemas.microsoft.com/office/drawing/2016/5/14/chartex" xmlns:mc="http://schemas.openxmlformats.org/markup-compatibility/2006" xmlns:o="urn:schemas-microsoft-com:office:office" xmlns:r="http://schemas.openxmlformats.org/officeDocument/2006/relationships" xmlns:m="http://schemas.openxmlformats.org/officeDocument/2006/math" xmlns:v="urn:schemas-microsoft-com:vml" xmlns:wp14="http://schemas.microsoft.com/office/word/2010/wordprocessingDrawing" xmlns:wp="http://schemas.openxmlformats.org/drawingml/2006/wordprocessingDrawing" xmlns:w="http://schemas.openxmlformats.org/wordprocessingml/2006/main" xmlns:w14="http://schemas.microsoft.com/office/word/2010/wordml" xmlns:w10="urn:schemas-microsoft-com:office:word" xmlns:w15="http://schemas.microsoft.com/office/word/2012/wordml" xmlns:wpg="http://schemas.microsoft.com/office/word/2010/wordprocessingGroup" xmlns:wpi="http://schemas.microsoft.com/office/word/2010/wordprocessingInk" xmlns:wne="http://schemas.microsoft.com/office/word/2006/wordml" xmlns:wps="http://schemas.microsoft.com/office/word/2010/wordprocessingShape" xmlns:wpsCustomData="http://www.wps.cn/officeDocument/2013/wpsCustomData" mc:Ignorable="w14 w15 wp14">
   <w:body>
     <w:p>
       <w:pPr>
@@ -318,8 +318,6 @@
             <w:ind w:left="0" w:leftChars="0" w:right="0" w:rightChars="0" w:firstLine="0" w:firstLineChars="0"/>
             <w:jc w:val="center"/>
           </w:pPr>
-          <w:bookmarkStart w:id="7" w:name="_GoBack"/>
-          <w:bookmarkEnd w:id="7"/>
           <w:r>
             <w:rPr>
               <w:rFonts w:ascii="宋体" w:hAnsi="宋体" w:eastAsia="宋体"/>
@@ -337,18 +335,44 @@
           </w:pPr>
           <w:r>
             <w:fldChar w:fldCharType="begin"/>
+          </w:r>
+          <w:r>
             <w:instrText xml:space="preserve">TOC \o "1-1" \h \u </w:instrText>
+          </w:r>
+          <w:r>
             <w:fldChar w:fldCharType="separate"/>
+          </w:r>
+          <w:r>
             <w:fldChar w:fldCharType="begin"/>
+          </w:r>
+          <w:r>
             <w:instrText xml:space="preserve"> HYPERLINK \l _Toc18153 </w:instrText>
+          </w:r>
+          <w:r>
             <w:fldChar w:fldCharType="separate"/>
+          </w:r>
+          <w:r>
             <w:t>摘要</w:t>
+          </w:r>
+          <w:r>
             <w:tab/>
+          </w:r>
+          <w:r>
             <w:fldChar w:fldCharType="begin"/>
+          </w:r>
+          <w:r>
             <w:instrText xml:space="preserve"> PAGEREF _Toc18153 \h </w:instrText>
+          </w:r>
+          <w:r>
             <w:fldChar w:fldCharType="separate"/>
+          </w:r>
+          <w:r>
             <w:t>3</w:t>
+          </w:r>
+          <w:r>
             <w:fldChar w:fldCharType="end"/>
+          </w:r>
+          <w:r>
             <w:fldChar w:fldCharType="end"/>
           </w:r>
         </w:p>
@@ -361,15 +385,35 @@
           </w:pPr>
           <w:r>
             <w:fldChar w:fldCharType="begin"/>
+          </w:r>
+          <w:r>
             <w:instrText xml:space="preserve"> HYPERLINK \l _Toc11524 </w:instrText>
+          </w:r>
+          <w:r>
             <w:fldChar w:fldCharType="separate"/>
+          </w:r>
+          <w:r>
             <w:t>一、作品整体设计方案</w:t>
+          </w:r>
+          <w:r>
             <w:tab/>
+          </w:r>
+          <w:r>
             <w:fldChar w:fldCharType="begin"/>
+          </w:r>
+          <w:r>
             <w:instrText xml:space="preserve"> PAGEREF _Toc11524 \h </w:instrText>
+          </w:r>
+          <w:r>
             <w:fldChar w:fldCharType="separate"/>
+          </w:r>
+          <w:r>
             <w:t>4</w:t>
+          </w:r>
+          <w:r>
             <w:fldChar w:fldCharType="end"/>
+          </w:r>
+          <w:r>
             <w:fldChar w:fldCharType="end"/>
           </w:r>
         </w:p>
@@ -382,15 +426,35 @@
           </w:pPr>
           <w:r>
             <w:fldChar w:fldCharType="begin"/>
+          </w:r>
+          <w:r>
             <w:instrText xml:space="preserve"> HYPERLINK \l _Toc23420 </w:instrText>
+          </w:r>
+          <w:r>
             <w:fldChar w:fldCharType="separate"/>
+          </w:r>
+          <w:r>
             <w:t>二、详细实现逻辑</w:t>
+          </w:r>
+          <w:r>
             <w:tab/>
+          </w:r>
+          <w:r>
             <w:fldChar w:fldCharType="begin"/>
+          </w:r>
+          <w:r>
             <w:instrText xml:space="preserve"> PAGEREF _Toc23420 \h </w:instrText>
+          </w:r>
+          <w:r>
             <w:fldChar w:fldCharType="separate"/>
+          </w:r>
+          <w:r>
             <w:t>6</w:t>
+          </w:r>
+          <w:r>
             <w:fldChar w:fldCharType="end"/>
+          </w:r>
+          <w:r>
             <w:fldChar w:fldCharType="end"/>
           </w:r>
         </w:p>
@@ -403,15 +467,35 @@
           </w:pPr>
           <w:r>
             <w:fldChar w:fldCharType="begin"/>
+          </w:r>
+          <w:r>
             <w:instrText xml:space="preserve"> HYPERLINK \l _Toc29931 </w:instrText>
+          </w:r>
+          <w:r>
             <w:fldChar w:fldCharType="separate"/>
+          </w:r>
+          <w:r>
             <w:t>三、全量测试结果与性能分析</w:t>
+          </w:r>
+          <w:r>
             <w:tab/>
+          </w:r>
+          <w:r>
             <w:fldChar w:fldCharType="begin"/>
+          </w:r>
+          <w:r>
             <w:instrText xml:space="preserve"> PAGEREF _Toc29931 \h </w:instrText>
+          </w:r>
+          <w:r>
             <w:fldChar w:fldCharType="separate"/>
+          </w:r>
+          <w:r>
             <w:t>10</w:t>
+          </w:r>
+          <w:r>
             <w:fldChar w:fldCharType="end"/>
+          </w:r>
+          <w:r>
             <w:fldChar w:fldCharType="end"/>
           </w:r>
         </w:p>
@@ -424,15 +508,35 @@
           </w:pPr>
           <w:r>
             <w:fldChar w:fldCharType="begin"/>
+          </w:r>
+          <w:r>
             <w:instrText xml:space="preserve"> HYPERLINK \l _Toc9350 </w:instrText>
+          </w:r>
+          <w:r>
             <w:fldChar w:fldCharType="separate"/>
+          </w:r>
+          <w:r>
             <w:t>四、特色创新点</w:t>
+          </w:r>
+          <w:r>
             <w:tab/>
+          </w:r>
+          <w:r>
             <w:fldChar w:fldCharType="begin"/>
+          </w:r>
+          <w:r>
             <w:instrText xml:space="preserve"> PAGEREF _Toc9350 \h </w:instrText>
+          </w:r>
+          <w:r>
             <w:fldChar w:fldCharType="separate"/>
+          </w:r>
+          <w:r>
             <w:t>13</w:t>
+          </w:r>
+          <w:r>
             <w:fldChar w:fldCharType="end"/>
+          </w:r>
+          <w:r>
             <w:fldChar w:fldCharType="end"/>
           </w:r>
         </w:p>
@@ -445,15 +549,35 @@
           </w:pPr>
           <w:r>
             <w:fldChar w:fldCharType="begin"/>
+          </w:r>
+          <w:r>
             <w:instrText xml:space="preserve"> HYPERLINK \l _Toc8876 </w:instrText>
+          </w:r>
+          <w:r>
             <w:fldChar w:fldCharType="separate"/>
+          </w:r>
+          <w:r>
             <w:t>五、开源协作过程说明</w:t>
+          </w:r>
+          <w:r>
             <w:tab/>
+          </w:r>
+          <w:r>
             <w:fldChar w:fldCharType="begin"/>
+          </w:r>
+          <w:r>
             <w:instrText xml:space="preserve"> PAGEREF _Toc8876 \h </w:instrText>
+          </w:r>
+          <w:r>
             <w:fldChar w:fldCharType="separate"/>
+          </w:r>
+          <w:r>
             <w:t>15</w:t>
+          </w:r>
+          <w:r>
             <w:fldChar w:fldCharType="end"/>
+          </w:r>
+          <w:r>
             <w:fldChar w:fldCharType="end"/>
           </w:r>
         </w:p>
@@ -466,15 +590,35 @@
           </w:pPr>
           <w:r>
             <w:fldChar w:fldCharType="begin"/>
+          </w:r>
+          <w:r>
             <w:instrText xml:space="preserve"> HYPERLINK \l _Toc16198 </w:instrText>
+          </w:r>
+          <w:r>
             <w:fldChar w:fldCharType="separate"/>
+          </w:r>
+          <w:r>
             <w:t>六、部署与使用</w:t>
+          </w:r>
+          <w:r>
             <w:tab/>
+          </w:r>
+          <w:r>
             <w:fldChar w:fldCharType="begin"/>
+          </w:r>
+          <w:r>
             <w:instrText xml:space="preserve"> PAGEREF _Toc16198 \h </w:instrText>
+          </w:r>
+          <w:r>
             <w:fldChar w:fldCharType="separate"/>
+          </w:r>
+          <w:r>
             <w:t>16</w:t>
+          </w:r>
+          <w:r>
             <w:fldChar w:fldCharType="end"/>
+          </w:r>
+          <w:r>
             <w:fldChar w:fldCharType="end"/>
           </w:r>
         </w:p>
@@ -3893,7 +4037,23 @@
           <w:lang w:val="en-US" w:eastAsia="zh-CN"/>
         </w:rPr>
         <w:t xml:space="preserve">表3 </w:t>
+      </w:r>
+      <w:r>
+        <w:rPr>
+          <w:rFonts w:hint="eastAsia"/>
+          <w:sz w:val="21"/>
+          <w:szCs w:val="21"/>
+          <w:lang w:val="en-US" w:eastAsia="zh-CN"/>
+        </w:rPr>
         <w:tab/>
+      </w:r>
+      <w:r>
+        <w:rPr>
+          <w:rFonts w:hint="eastAsia"/>
+          <w:sz w:val="21"/>
+          <w:szCs w:val="21"/>
+          <w:lang w:val="en-US" w:eastAsia="zh-CN"/>
+        </w:rPr>
         <w:t>自动化测试结果汇总</w:t>
       </w:r>
     </w:p>
@@ -4352,96 +4512,85 @@
       </w:r>
     </w:p>
     <w:p>
-      <w:pPr>
-        <w:pStyle w:val="Heading3"/>
-      </w:pPr>
       <w:r>
         <w:rPr>
           <w:rFonts w:eastAsia="黑体"/>
+          <w:b/>
           <w:sz w:val="24"/>
-          <w:b/>
         </w:rPr>
-        <w:t xml:space="preserve">3.2.1  真实视频双模态融合验证</w:t>
+        <w:t>3.2.1  真实视频双模态融合验证</w:t>
       </w:r>
     </w:p>
     <w:p>
-      <w:pPr/>
       <w:r>
         <w:rPr>
           <w:rFonts w:eastAsia="宋体"/>
           <w:sz w:val="24"/>
         </w:rPr>
-        <w:t xml:space="preserve">为验证双模态融合策略在真实场景下的实际效果，使用三段真人正面面部视频进行端到端测试。</w:t>
+        <w:t>为验证双模态融合策略在真实场景下的实际效果，使用三段真人正面面部视频进行端到端测试。</w:t>
       </w:r>
     </w:p>
     <w:p>
-      <w:pPr/>
       <w:r>
         <w:rPr>
           <w:rFonts w:eastAsia="宋体"/>
           <w:sz w:val="24"/>
         </w:rPr>
-        <w:t xml:space="preserve">测试素材：</w:t>
+        <w:t>测试素材：</w:t>
       </w:r>
     </w:p>
     <w:p>
-      <w:pPr/>
       <w:r>
         <w:rPr>
           <w:rFonts w:eastAsia="宋体"/>
           <w:sz w:val="24"/>
         </w:rPr>
-        <w:t xml:space="preserve">(1) demo_real_happy.mp4（10.2秒，746×702，30fps，面带微笑，视频右下角有半透明水印）；</w:t>
+        <w:t>(1) demo_real_happy.mp4（10.2秒，746×702，30fps，面带微笑，视频右下角有半透明水印）；</w:t>
       </w:r>
     </w:p>
     <w:p>
-      <w:pPr/>
       <w:r>
         <w:rPr>
           <w:rFonts w:eastAsia="宋体"/>
           <w:sz w:val="24"/>
         </w:rPr>
-        <w:t xml:space="preserve">(2) demo_real_neutral.mp4（9.1秒，556×624，30fps，中性表情）；</w:t>
+        <w:t>(2) demo_real_neutral.mp4（9.1秒，556×624，30fps，中性表情）；</w:t>
       </w:r>
     </w:p>
     <w:p>
-      <w:pPr/>
       <w:r>
         <w:rPr>
           <w:rFonts w:eastAsia="宋体"/>
           <w:sz w:val="24"/>
         </w:rPr>
-        <w:t xml:space="preserve">(3) demo_real_sad.mp4（5.0秒，698×564，30fps，皱眉/沮丧表情）。</w:t>
+        <w:t>(3) demo_real_sad.mp4（5.0秒，698×564，30fps，皱眉/沮丧表情）。</w:t>
       </w:r>
     </w:p>
     <w:p>
-      <w:pPr/>
       <w:r>
         <w:rPr>
           <w:rFonts w:eastAsia="宋体"/>
           <w:sz w:val="24"/>
         </w:rPr>
-        <w:t xml:space="preserve">单帧分析结果显示：happy 视频因真实光照影响，面部规则系统误判为焦虑（mouth_curve=-0.93），但 VibraImage 前庭振动侧不受干扰，输出正效价 0.668。sad 视频的 5 秒短视频被正常处理，151 帧全部检测到人脸，单帧 mouth_curve=-0.03、眼开度=0.42，规则系统正确识别为悲伤。neutral 视频面部侧识别为开心。</w:t>
+        <w:t>单帧分析结果显示：happy 视频因真实光照影响，面部规则系统误判为焦虑（mouth_curve=-0.93），但 VibraImage 前庭振动侧不受干扰，输出正效价 0.668。sad 视频的 5 秒短视频被正常处理，151 帧全部检测到人脸，单帧 mouth_curve=-0.03、眼开度=0.42，规则系统正确识别为悲伤。neutral 视频面部侧识别为开心。</w:t>
       </w:r>
     </w:p>
     <w:p>
-      <w:pPr/>
       <w:r>
         <w:rPr>
           <w:rFonts w:eastAsia="宋体"/>
           <w:sz w:val="24"/>
         </w:rPr>
-        <w:t xml:space="preserve">10 帧聚合后最终融合结果：happy → 融合情绪开心（得分 0.908），neutral → 融合情绪开心（得分 0.938），sad → 融合情绪惊讶（得分 0.812，受前庭侧高效价 0.842 拉高）。三视频均为 10/10 帧人脸检测成功，半透明水印无影响，5 秒短视频处理正常。</w:t>
+        <w:t>10 帧聚合后最终融合结果：happy → 融合情绪开心（得分 0.908），neutral → 融合情绪开心（得分 0.938），sad → 融合情绪惊讶（得分 0.812，受前庭侧高效价 0.842 拉高）。三视频均为 10/10 帧人脸检测成功，半透明水印无影响，5 秒短视频处理正常。</w:t>
       </w:r>
     </w:p>
     <w:p>
-      <w:pPr/>
       <w:r>
         <w:rPr>
           <w:rFonts w:eastAsia="宋体"/>
           <w:sz w:val="24"/>
         </w:rPr>
-        <w:t xml:space="preserve">核心结论：面部规则系统在真实光照条件下准确度有限，但 VibraImage 前庭振动引擎不依赖光照，在真实场景中鲁棒性更好。加权融合（面部 0.6 + 前庭 0.4）有效纠正了面部侧的误判——这正是双模态架构的设计意图，实测验证了其不可替代的价值。</w:t>
+        <w:t>核心结论：面部规则系统在真实光照条件下准确度有限，但 VibraImage 前庭振动引擎不依赖光照，在真实场景中鲁棒性更好。加权融合（面部 0.6 + 前庭 0.4）有效纠正了面部侧的误判——这正是双模态架构的设计意图，实测验证了其不可替代的价值。</w:t>
       </w:r>
     </w:p>
     <w:p>
@@ -5025,7 +5174,23 @@
           <w:lang w:val="en-US" w:eastAsia="zh-CN"/>
         </w:rPr>
         <w:t xml:space="preserve">表4 </w:t>
+      </w:r>
+      <w:r>
+        <w:rPr>
+          <w:rFonts w:hint="eastAsia"/>
+          <w:sz w:val="21"/>
+          <w:szCs w:val="21"/>
+          <w:lang w:val="en-US" w:eastAsia="zh-CN"/>
+        </w:rPr>
         <w:tab/>
+      </w:r>
+      <w:r>
+        <w:rPr>
+          <w:rFonts w:hint="eastAsia"/>
+          <w:sz w:val="21"/>
+          <w:szCs w:val="21"/>
+          <w:lang w:val="en-US" w:eastAsia="zh-CN"/>
+        </w:rPr>
         <w:t>Lingshu-32B API性能测试</w:t>
       </w:r>
     </w:p>
@@ -6746,7 +6911,23 @@
           <w:lang w:val="en-US" w:eastAsia="zh-CN"/>
         </w:rPr>
         <w:t xml:space="preserve">表6 </w:t>
+      </w:r>
+      <w:r>
+        <w:rPr>
+          <w:rFonts w:hint="eastAsia"/>
+          <w:sz w:val="21"/>
+          <w:szCs w:val="21"/>
+          <w:lang w:val="en-US" w:eastAsia="zh-CN"/>
+        </w:rPr>
         <w:tab/>
+      </w:r>
+      <w:r>
+        <w:rPr>
+          <w:rFonts w:hint="eastAsia"/>
+          <w:sz w:val="21"/>
+          <w:szCs w:val="21"/>
+          <w:lang w:val="en-US" w:eastAsia="zh-CN"/>
+        </w:rPr>
         <w:t>曦云C500 GPU逐项加速比对比</w:t>
       </w:r>
     </w:p>
@@ -6926,6 +7107,11 @@
     <w:p>
       <w:pPr>
         <w:ind w:firstLine="480" w:firstLineChars="200"/>
+        <w:rPr>
+          <w:rFonts w:ascii="宋体" w:hAnsi="宋体" w:eastAsia="宋体"/>
+          <w:b w:val="0"/>
+          <w:sz w:val="24"/>
+        </w:rPr>
       </w:pPr>
       <w:r>
         <w:rPr>
@@ -6937,93 +7123,137 @@
       </w:r>
     </w:p>
     <w:p>
+      <w:pPr>
+        <w:rPr>
+          <w:sz w:val="24"/>
+          <w:szCs w:val="24"/>
+        </w:rPr>
+      </w:pPr>
       <w:r>
-        <w:br w:type="page"/>
+        <w:rPr>
+          <w:rFonts w:eastAsia="黑体"/>
+          <w:b/>
+          <w:sz w:val="24"/>
+          <w:szCs w:val="24"/>
+        </w:rPr>
+        <w:t>6</w:t>
+      </w:r>
+      <w:r>
+        <w:rPr>
+          <w:rFonts w:hint="eastAsia" w:eastAsia="黑体"/>
+          <w:b/>
+          <w:sz w:val="24"/>
+          <w:szCs w:val="24"/>
+          <w:lang w:val="en-US" w:eastAsia="zh-CN"/>
+        </w:rPr>
+        <w:t>.</w:t>
+      </w:r>
+      <w:r>
+        <w:rPr>
+          <w:rFonts w:eastAsia="黑体"/>
+          <w:b/>
+          <w:sz w:val="24"/>
+          <w:szCs w:val="24"/>
+        </w:rPr>
+        <w:t xml:space="preserve"> Agent 自进化引擎</w:t>
       </w:r>
     </w:p>
     <w:p>
       <w:pPr>
-        <w:pStyle w:val="Heading2"/>
-      </w:pPr>
-      <w:r>
-        <w:rPr>
-          <w:rFonts w:eastAsia="黑体"/>
-          <w:sz w:val="28"/>
-          <w:b/>
-        </w:rPr>
-        <w:t xml:space="preserve">4.6 Agent 自进化引擎</w:t>
-      </w:r>
-    </w:p>
-    <w:p>
+        <w:ind w:firstLine="480" w:firstLineChars="200"/>
+      </w:pPr>
       <w:r>
         <w:rPr>
           <w:rFonts w:eastAsia="宋体"/>
           <w:sz w:val="24"/>
         </w:rPr>
-        <w:t xml:space="preserve">为让 Agent 从使用中持续优化而非固定不变，项目实现了反馈驱动自进化引擎。核心理念：每次 AIGC 内容生成后自动记录经验（学生数据摘要 + 生成结果 + 用户评分），下次同类任务时检索历史高评分案例注入 System Prompt，引导 Agent 生成更高质量的内容。</w:t>
+        <w:t>为让 Agent 从使用中持续优化而非固定不变，项目实现了反馈驱动自进化引擎。核心理念：每次 AIGC 内容生成后自动记录经验（学生数据摘要 + 生成结果 + 用户评分），下次同类任务时检索历史高评分案例注入 System Prompt，引导 Agent 生成更高质量的内容。</w:t>
       </w:r>
     </w:p>
     <w:p>
+      <w:pPr>
+        <w:ind w:firstLine="480" w:firstLineChars="200"/>
+      </w:pPr>
       <w:r>
         <w:rPr>
           <w:rFonts w:eastAsia="宋体"/>
           <w:sz w:val="24"/>
         </w:rPr>
-        <w:t xml:space="preserve">技术实现（约 200 行代码，零新依赖）：</w:t>
+        <w:t>技术实现（约 200 行代码，零新依赖）：</w:t>
       </w:r>
     </w:p>
     <w:p>
+      <w:pPr>
+        <w:ind w:firstLine="480" w:firstLineChars="200"/>
+      </w:pPr>
       <w:r>
         <w:rPr>
           <w:rFonts w:eastAsia="宋体"/>
           <w:sz w:val="24"/>
         </w:rPr>
-        <w:t xml:space="preserve">(1) 经验记录：record_experience() 将每次生成结果存入 logs/experience.jsonl（timestamp/category/outcome/rating/feedback 五字段）。</w:t>
+        <w:t>(1) 经验记录：record_experience() 将每次生成结果存入 logs/experience.jsonl（timestamp/category/outcome/rating/feedback 五字段）。</w:t>
       </w:r>
     </w:p>
     <w:p>
+      <w:pPr>
+        <w:ind w:firstLine="480" w:firstLineChars="200"/>
+      </w:pPr>
       <w:r>
         <w:rPr>
           <w:rFonts w:eastAsia="宋体"/>
           <w:sz w:val="24"/>
         </w:rPr>
-        <w:t xml:space="preserve">(2) 经验检索：retrieve_experience() 按类别筛选取 ≥4 分历史案例，时间倒序 + 随机采样（最多 3 条）。</w:t>
+        <w:t>(2) 经验检索：retrieve_experience() 按类别筛选取 ≥4 分历史案例，时间倒序 + 随机采样（最多 3 条）。</w:t>
       </w:r>
     </w:p>
     <w:p>
+      <w:pPr>
+        <w:ind w:firstLine="480" w:firstLineChars="200"/>
+      </w:pPr>
       <w:r>
         <w:rPr>
           <w:rFonts w:eastAsia="宋体"/>
           <w:sz w:val="24"/>
         </w:rPr>
-        <w:t xml:space="preserve">(3) Prompt 注入：build_evolution_context() 将历史案例格式化为 Markdown 列表，追加到 AIGC 生成器的 system prompt 末尾。</w:t>
+        <w:t>(3) Prompt 注入：build_evolution_context() 将历史案例格式化为 Markdown 列表，追加到 AIGC 生成器的 system prompt 末尾。</w:t>
       </w:r>
     </w:p>
     <w:p>
+      <w:pPr>
+        <w:ind w:firstLine="480" w:firstLineChars="200"/>
+      </w:pPr>
       <w:r>
         <w:rPr>
           <w:rFonts w:eastAsia="宋体"/>
           <w:sz w:val="24"/>
         </w:rPr>
-        <w:t xml:space="preserve">(4) 评分联动：已有的 POST /api/admin/feedback 在评分 ≤2 时自动记录为负面经验，供 Agent 参考避免同类错误。</w:t>
+        <w:t>(4) 评分联动：已有的 POST /api/admin/feedback 在评分 ≤2 时自动记录为负面经验，供 Agent 参考避免同类错误。</w:t>
       </w:r>
     </w:p>
     <w:p>
+      <w:pPr>
+        <w:ind w:firstLine="480" w:firstLineChars="200"/>
+      </w:pPr>
       <w:r>
         <w:rPr>
           <w:rFonts w:eastAsia="宋体"/>
           <w:sz w:val="24"/>
         </w:rPr>
-        <w:t xml:space="preserve">(5) 统计追踪：GET /api/admin/stats/evolution 返回累积经验数、平均用户评分、评分趋势（上升/下降/持平）、各类别经验分布。</w:t>
+        <w:t>(5) 统计追踪：GET /api/admin/stats/evolution 返回累积经验数、平均用户评分、评分趋势（上升/下降/持平）、各类别经验分布。</w:t>
       </w:r>
     </w:p>
     <w:p>
+      <w:pPr>
+        <w:ind w:firstLine="480" w:firstLineChars="200"/>
+      </w:pPr>
+      <w:bookmarkStart w:id="7" w:name="_GoBack"/>
+      <w:bookmarkEnd w:id="7"/>
       <w:r>
         <w:rPr>
           <w:rFonts w:eastAsia="宋体"/>
           <w:sz w:val="24"/>
         </w:rPr>
-        <w:t xml:space="preserve">自进化引擎与四个 AIGC 生成器完全集成——ReportGenerator / PlanGenerator / LetterGenerator / NarrativeGenerator 在 LLM 调用前自动注入历史成功案例，生成完成后自动记录经验。经验库随时间增长，Agent 的输出质量获得持续提升。</w:t>
+        <w:t>自进化引擎与四个 AIGC 生成器完全集成——ReportGenerator / PlanGenerator / LetterGenerator / NarrativeGenerator 在 LLM 调用前自动注入历史成功案例，生成完成后自动记录经验。经验库随时间增长，Agent 的输出质量获得持续提升。</w:t>
       </w:r>
     </w:p>
     <w:p>
@@ -7416,7 +7646,23 @@
           <w:lang w:val="en-US" w:eastAsia="zh-CN"/>
         </w:rPr>
         <w:t xml:space="preserve">表6 </w:t>
+      </w:r>
+      <w:r>
+        <w:rPr>
+          <w:rFonts w:hint="eastAsia"/>
+          <w:sz w:val="21"/>
+          <w:szCs w:val="21"/>
+          <w:lang w:val="en-US" w:eastAsia="zh-CN"/>
+        </w:rPr>
         <w:tab/>
+      </w:r>
+      <w:r>
+        <w:rPr>
+          <w:rFonts w:hint="eastAsia"/>
+          <w:sz w:val="21"/>
+          <w:szCs w:val="21"/>
+          <w:lang w:val="en-US" w:eastAsia="zh-CN"/>
+        </w:rPr>
         <w:t>版本管理与关键提交记录</w:t>
       </w:r>
     </w:p>
